--- a/production-library/templates/settled/product-courseware-component-v1/业务提交_填写参考.docx
+++ b/production-library/templates/settled/product-courseware-component-v1/业务提交_填写参考.docx
@@ -3,41 +3,427 @@
 <w:document xmlns:wpc="http://schemas.microsoft.com/office/word/2010/wordprocessingCanvas" xmlns:mo="http://schemas.microsoft.com/office/mac/office/2008/main" xmlns:mc="http://schemas.openxmlformats.org/markup-compatibility/2006" xmlns:mv="urn:schemas-microsoft-com:mac:vml" xmlns:o="urn:schemas-microsoft-com:office:office" xmlns:r="http://schemas.openxmlformats.org/officeDocument/2006/relationships" xmlns:m="http://schemas.openxmlformats.org/officeDocument/2006/math" xmlns:v="urn:schemas-microsoft-com:vml" xmlns:wp14="http://schemas.microsoft.com/office/word/2010/wordprocessingDrawing" xmlns:wp="http://schemas.openxmlformats.org/drawingml/2006/wordprocessingDrawing" xmlns:w10="urn:schemas-microsoft-com:office:word" xmlns:w="http://schemas.openxmlformats.org/wordprocessingml/2006/main" xmlns:w14="http://schemas.microsoft.com/office/word/2010/wordml" xmlns:wpg="http://schemas.microsoft.com/office/word/2010/wordprocessingGroup" xmlns:wpi="http://schemas.microsoft.com/office/word/2010/wordprocessingInk" xmlns:wne="http://schemas.microsoft.com/office/word/2006/wordml" xmlns:wps="http://schemas.microsoft.com/office/word/2010/wordprocessingShape" mc:Ignorable="w14 wp14">
   <w:body>
     <w:p>
+      <w:pPr>
+        <w:spacing w:before="360" w:after="80"/>
+      </w:pPr>
       <w:r>
-        <w:t>培训课件内容与素材提交</w:t>
+        <w:rPr>
+          <w:rFonts w:ascii="Arial Unicode MS" w:hAnsi="Arial Unicode MS" w:eastAsia="Arial Unicode MS" w:cs="Arial Unicode MS"/>
+          <w:b/>
+          <w:color w:val="2F5D7C"/>
+          <w:sz w:val="20"/>
+        </w:rPr>
+        <w:t>BUSINESS INPUT · FLEXIBLE COURSEWARE</w:t>
       </w:r>
     </w:p>
     <w:p>
+      <w:pPr>
+        <w:spacing w:after="140"/>
+      </w:pPr>
       <w:r>
         <w:rPr>
-          <w:color w:val="666666"/>
-          <w:sz w:val="20"/>
+          <w:rFonts w:ascii="Arial Unicode MS" w:hAnsi="Arial Unicode MS" w:eastAsia="Arial Unicode MS" w:cs="Arial Unicode MS"/>
+          <w:b/>
+          <w:color w:val="25313B"/>
+          <w:sz w:val="50"/>
         </w:rPr>
-        <w:t>填写参考｜只示范格式。示例医学/价格表述为演示占位，正式主题必须替换为公司审核稿与授权包装。</w:t>
+        <w:t>灵活构件商品培训 PPT</w:t>
+        <w:br/>
+        <w:t>业务内容与素材提交</w:t>
       </w:r>
     </w:p>
     <w:p>
+      <w:pPr>
+        <w:spacing w:after="320"/>
+      </w:pPr>
       <w:r>
         <w:rPr>
-          <w:color w:val="666666"/>
-          <w:sz w:val="20"/>
+          <w:rFonts w:ascii="Arial Unicode MS" w:hAnsi="Arial Unicode MS" w:eastAsia="Arial Unicode MS" w:cs="Arial Unicode MS"/>
+          <w:b w:val="0"/>
+          <w:color w:val="677682"/>
+          <w:sz w:val="26"/>
         </w:rPr>
-        <w:t>联合用药本参考只写 2 组 → 成片必须只出 2 行，禁止空白第三行。</w:t>
+        <w:t>填写参考｜中性 A / B / C 多组合示范</w:t>
       </w:r>
+    </w:p>
+    <w:tbl>
+      <w:tblPr>
+        <w:tblW w:type="dxa" w:w="9360"/>
+        <w:tblLayout w:type="fixed"/>
+        <w:tblLook w:firstColumn="1" w:firstRow="1" w:lastColumn="0" w:lastRow="0" w:noHBand="0" w:noVBand="1" w:val="04A0"/>
+        <w:tblInd w:w="120" w:type="dxa"/>
+        <w:tblBorders>
+          <w:top w:val="single" w:sz="5" w:color="D9E2E8"/>
+          <w:left w:val="single" w:sz="5" w:color="D9E2E8"/>
+          <w:bottom w:val="single" w:sz="5" w:color="D9E2E8"/>
+          <w:right w:val="single" w:sz="5" w:color="D9E2E8"/>
+          <w:insideH w:val="single" w:sz="5" w:color="D9E2E8"/>
+          <w:insideV w:val="single" w:sz="5" w:color="D9E2E8"/>
+        </w:tblBorders>
+      </w:tblPr>
+      <w:tblGrid>
+        <w:gridCol w:w="2400"/>
+        <w:gridCol w:w="6960"/>
+      </w:tblGrid>
+      <w:tr>
+        <w:trPr>
+          <w:cantSplit/>
+        </w:trPr>
+        <w:tc>
+          <w:tcPr>
+            <w:tcW w:type="dxa" w:w="2400"/>
+            <w:shd w:fill="EAF3F8"/>
+            <w:tcMar>
+              <w:top w:w="80" w:type="dxa"/>
+              <w:start w:w="120" w:type="dxa"/>
+              <w:bottom w:w="80" w:type="dxa"/>
+              <w:end w:w="120" w:type="dxa"/>
+            </w:tcMar>
+            <w:vAlign w:val="center"/>
+          </w:tcPr>
+          <w:p>
+            <w:pPr>
+              <w:spacing w:after="0"/>
+            </w:pPr>
+            <w:r/>
+            <w:r>
+              <w:rPr>
+                <w:rFonts w:ascii="Arial Unicode MS" w:hAnsi="Arial Unicode MS" w:eastAsia="Arial Unicode MS" w:cs="Arial Unicode MS"/>
+                <w:b/>
+                <w:color w:val="1F4661"/>
+                <w:sz w:val="20"/>
+              </w:rPr>
+              <w:t>商品 / 主题</w:t>
+            </w:r>
+          </w:p>
+        </w:tc>
+        <w:tc>
+          <w:tcPr>
+            <w:tcW w:type="dxa" w:w="6960"/>
+            <w:tcMar>
+              <w:top w:w="80" w:type="dxa"/>
+              <w:start w:w="120" w:type="dxa"/>
+              <w:bottom w:w="80" w:type="dxa"/>
+              <w:end w:w="120" w:type="dxa"/>
+            </w:tcMar>
+            <w:vAlign w:val="center"/>
+          </w:tcPr>
+          <w:p>
+            <w:pPr>
+              <w:spacing w:after="0"/>
+            </w:pPr>
+            <w:r/>
+            <w:r>
+              <w:rPr>
+                <w:rFonts w:ascii="Arial Unicode MS" w:hAnsi="Arial Unicode MS" w:eastAsia="Arial Unicode MS" w:cs="Arial Unicode MS"/>
+                <w:b w:val="0"/>
+                <w:color w:val="25313B"/>
+                <w:sz w:val="20"/>
+              </w:rPr>
+              <w:t>内部资料核验训练（中性示例）</w:t>
+            </w:r>
+          </w:p>
+        </w:tc>
+      </w:tr>
+      <w:tr>
+        <w:trPr>
+          <w:cantSplit/>
+        </w:trPr>
+        <w:tc>
+          <w:tcPr>
+            <w:tcW w:type="dxa" w:w="2400"/>
+            <w:shd w:fill="EAF3F8"/>
+            <w:tcMar>
+              <w:top w:w="80" w:type="dxa"/>
+              <w:start w:w="120" w:type="dxa"/>
+              <w:bottom w:w="80" w:type="dxa"/>
+              <w:end w:w="120" w:type="dxa"/>
+            </w:tcMar>
+            <w:vAlign w:val="center"/>
+          </w:tcPr>
+          <w:p>
+            <w:pPr>
+              <w:spacing w:after="0"/>
+            </w:pPr>
+            <w:r/>
+            <w:r>
+              <w:rPr>
+                <w:rFonts w:ascii="Arial Unicode MS" w:hAnsi="Arial Unicode MS" w:eastAsia="Arial Unicode MS" w:cs="Arial Unicode MS"/>
+                <w:b/>
+                <w:color w:val="1F4661"/>
+                <w:sz w:val="20"/>
+              </w:rPr>
+              <w:t>交付目标</w:t>
+            </w:r>
+          </w:p>
+        </w:tc>
+        <w:tc>
+          <w:tcPr>
+            <w:tcW w:type="dxa" w:w="6960"/>
+            <w:tcMar>
+              <w:top w:w="80" w:type="dxa"/>
+              <w:start w:w="120" w:type="dxa"/>
+              <w:bottom w:w="80" w:type="dxa"/>
+              <w:end w:w="120" w:type="dxa"/>
+            </w:tcMar>
+            <w:vAlign w:val="center"/>
+          </w:tcPr>
+          <w:p>
+            <w:pPr>
+              <w:spacing w:after="0"/>
+            </w:pPr>
+            <w:r/>
+            <w:r>
+              <w:rPr>
+                <w:rFonts w:ascii="Arial Unicode MS" w:hAnsi="Arial Unicode MS" w:eastAsia="Arial Unicode MS" w:cs="Arial Unicode MS"/>
+                <w:b w:val="0"/>
+                <w:color w:val="25313B"/>
+                <w:sz w:val="20"/>
+              </w:rPr>
+              <w:t>让门店人员会识别版本、核对来源并保留确认记录</w:t>
+            </w:r>
+          </w:p>
+        </w:tc>
+      </w:tr>
+      <w:tr>
+        <w:trPr>
+          <w:cantSplit/>
+        </w:trPr>
+        <w:tc>
+          <w:tcPr>
+            <w:tcW w:type="dxa" w:w="2400"/>
+            <w:shd w:fill="EAF3F8"/>
+            <w:tcMar>
+              <w:top w:w="80" w:type="dxa"/>
+              <w:start w:w="120" w:type="dxa"/>
+              <w:bottom w:w="80" w:type="dxa"/>
+              <w:end w:w="120" w:type="dxa"/>
+            </w:tcMar>
+            <w:vAlign w:val="center"/>
+          </w:tcPr>
+          <w:p>
+            <w:pPr>
+              <w:spacing w:after="0"/>
+            </w:pPr>
+            <w:r/>
+            <w:r>
+              <w:rPr>
+                <w:rFonts w:ascii="Arial Unicode MS" w:hAnsi="Arial Unicode MS" w:eastAsia="Arial Unicode MS" w:cs="Arial Unicode MS"/>
+                <w:b/>
+                <w:color w:val="1F4661"/>
+                <w:sz w:val="20"/>
+              </w:rPr>
+              <w:t>提交人 / 部门</w:t>
+            </w:r>
+          </w:p>
+        </w:tc>
+        <w:tc>
+          <w:tcPr>
+            <w:tcW w:type="dxa" w:w="6960"/>
+            <w:tcMar>
+              <w:top w:w="80" w:type="dxa"/>
+              <w:start w:w="120" w:type="dxa"/>
+              <w:bottom w:w="80" w:type="dxa"/>
+              <w:end w:w="120" w:type="dxa"/>
+            </w:tcMar>
+            <w:vAlign w:val="center"/>
+          </w:tcPr>
+          <w:p>
+            <w:pPr>
+              <w:spacing w:after="0"/>
+            </w:pPr>
+            <w:r/>
+            <w:r>
+              <w:rPr>
+                <w:rFonts w:ascii="Arial Unicode MS" w:hAnsi="Arial Unicode MS" w:eastAsia="Arial Unicode MS" w:cs="Arial Unicode MS"/>
+                <w:b w:val="0"/>
+                <w:color w:val="25313B"/>
+                <w:sz w:val="20"/>
+              </w:rPr>
+              <w:t>业务培训部 / 示例提交人</w:t>
+            </w:r>
+          </w:p>
+        </w:tc>
+      </w:tr>
+      <w:tr>
+        <w:trPr>
+          <w:cantSplit/>
+        </w:trPr>
+        <w:tc>
+          <w:tcPr>
+            <w:tcW w:type="dxa" w:w="2400"/>
+            <w:shd w:fill="EAF3F8"/>
+            <w:tcMar>
+              <w:top w:w="80" w:type="dxa"/>
+              <w:start w:w="120" w:type="dxa"/>
+              <w:bottom w:w="80" w:type="dxa"/>
+              <w:end w:w="120" w:type="dxa"/>
+            </w:tcMar>
+            <w:vAlign w:val="center"/>
+          </w:tcPr>
+          <w:p>
+            <w:pPr>
+              <w:spacing w:after="0"/>
+            </w:pPr>
+            <w:r/>
+            <w:r>
+              <w:rPr>
+                <w:rFonts w:ascii="Arial Unicode MS" w:hAnsi="Arial Unicode MS" w:eastAsia="Arial Unicode MS" w:cs="Arial Unicode MS"/>
+                <w:b/>
+                <w:color w:val="1F4661"/>
+                <w:sz w:val="20"/>
+              </w:rPr>
+              <w:t>版本 / 日期</w:t>
+            </w:r>
+          </w:p>
+        </w:tc>
+        <w:tc>
+          <w:tcPr>
+            <w:tcW w:type="dxa" w:w="6960"/>
+            <w:tcMar>
+              <w:top w:w="80" w:type="dxa"/>
+              <w:start w:w="120" w:type="dxa"/>
+              <w:bottom w:w="80" w:type="dxa"/>
+              <w:end w:w="120" w:type="dxa"/>
+            </w:tcMar>
+            <w:vAlign w:val="center"/>
+          </w:tcPr>
+          <w:p>
+            <w:pPr>
+              <w:spacing w:after="0"/>
+            </w:pPr>
+            <w:r/>
+            <w:r>
+              <w:rPr>
+                <w:rFonts w:ascii="Arial Unicode MS" w:hAnsi="Arial Unicode MS" w:eastAsia="Arial Unicode MS" w:cs="Arial Unicode MS"/>
+                <w:b w:val="0"/>
+                <w:color w:val="25313B"/>
+                <w:sz w:val="20"/>
+              </w:rPr>
+              <w:t>结构参考 v1 / 2026-08-10</w:t>
+            </w:r>
+          </w:p>
+        </w:tc>
+      </w:tr>
+    </w:tbl>
+    <w:p/>
+    <w:tbl>
+      <w:tblPr>
+        <w:tblW w:type="dxa" w:w="9360"/>
+        <w:tblLayout w:type="fixed"/>
+        <w:tblLook w:firstColumn="1" w:firstRow="1" w:lastColumn="0" w:lastRow="0" w:noHBand="0" w:noVBand="1" w:val="04A0"/>
+        <w:tblInd w:w="120" w:type="dxa"/>
+      </w:tblPr>
+      <w:tblGrid>
+        <w:gridCol w:w="9360"/>
+      </w:tblGrid>
+      <w:tr>
+        <w:trPr>
+          <w:cantSplit/>
+        </w:trPr>
+        <w:tc>
+          <w:tcPr>
+            <w:tcW w:type="dxa" w:w="9360"/>
+            <w:tcMar>
+              <w:top w:w="80" w:type="dxa"/>
+              <w:start w:w="120" w:type="dxa"/>
+              <w:bottom w:w="80" w:type="dxa"/>
+              <w:end w:w="120" w:type="dxa"/>
+            </w:tcMar>
+            <w:vAlign w:val="center"/>
+            <w:shd w:fill="EAF3F8"/>
+          </w:tcPr>
+          <w:p>
+            <w:pPr>
+              <w:spacing w:after="0"/>
+            </w:pPr>
+            <w:r>
+              <w:rPr>
+                <w:rFonts w:ascii="Arial Unicode MS" w:hAnsi="Arial Unicode MS" w:eastAsia="Arial Unicode MS" w:cs="Arial Unicode MS"/>
+                <w:b/>
+                <w:color w:val="1F4661"/>
+                <w:sz w:val="21"/>
+              </w:rPr>
+              <w:t xml:space="preserve">业务只需提供  </w:t>
+            </w:r>
+            <w:r>
+              <w:rPr>
+                <w:rFonts w:ascii="Arial Unicode MS" w:hAnsi="Arial Unicode MS" w:eastAsia="Arial Unicode MS" w:cs="Arial Unicode MS"/>
+                <w:b w:val="0"/>
+                <w:color w:val="25313B"/>
+                <w:sz w:val="21"/>
+              </w:rPr>
+              <w:t>交付目标 + 已有业务内容 + 可授权素材。资料不完整可以先交，缺口明确标注即可。</w:t>
+            </w:r>
+          </w:p>
+        </w:tc>
+      </w:tr>
+    </w:tbl>
+    <w:p>
+      <w:pPr>
+        <w:spacing w:after="0"/>
+      </w:pPr>
+    </w:p>
+    <w:tbl>
+      <w:tblPr>
+        <w:tblW w:type="dxa" w:w="9360"/>
+        <w:tblLayout w:type="fixed"/>
+        <w:tblLook w:firstColumn="1" w:firstRow="1" w:lastColumn="0" w:lastRow="0" w:noHBand="0" w:noVBand="1" w:val="04A0"/>
+        <w:tblInd w:w="120" w:type="dxa"/>
+      </w:tblPr>
+      <w:tblGrid>
+        <w:gridCol w:w="9360"/>
+      </w:tblGrid>
+      <w:tr>
+        <w:trPr>
+          <w:cantSplit/>
+        </w:trPr>
+        <w:tc>
+          <w:tcPr>
+            <w:tcW w:type="dxa" w:w="9360"/>
+            <w:tcMar>
+              <w:top w:w="80" w:type="dxa"/>
+              <w:start w:w="120" w:type="dxa"/>
+              <w:bottom w:w="80" w:type="dxa"/>
+              <w:end w:w="120" w:type="dxa"/>
+            </w:tcMar>
+            <w:vAlign w:val="center"/>
+            <w:shd w:fill="F5F7F9"/>
+          </w:tcPr>
+          <w:p>
+            <w:pPr>
+              <w:spacing w:after="0"/>
+            </w:pPr>
+            <w:r>
+              <w:rPr>
+                <w:rFonts w:ascii="Arial Unicode MS" w:hAnsi="Arial Unicode MS" w:eastAsia="Arial Unicode MS" w:cs="Arial Unicode MS"/>
+                <w:b/>
+                <w:color w:val="1F4661"/>
+                <w:sz w:val="21"/>
+              </w:rPr>
+              <w:t xml:space="preserve">WorkBuddy 先做  </w:t>
+            </w:r>
+            <w:r>
+              <w:rPr>
+                <w:rFonts w:ascii="Arial Unicode MS" w:hAnsi="Arial Unicode MS" w:eastAsia="Arial Unicode MS" w:cs="Arial Unicode MS"/>
+                <w:b w:val="0"/>
+                <w:color w:val="25313B"/>
+                <w:sz w:val="21"/>
+              </w:rPr>
+              <w:t>先给中文页签大纲、页签能力来源解释、待补清单、素材分工和一套统一视觉方案；业务确认前不生成正式 PPTX。</w:t>
+            </w:r>
+          </w:p>
+        </w:tc>
+      </w:tr>
+    </w:tbl>
+    <w:p>
+      <w:pPr>
+        <w:spacing w:after="0"/>
+      </w:pPr>
     </w:p>
     <w:p>
       <w:r>
-        <w:t>课件主题：示例商品A（演示用，非正式品规）</w:t>
-      </w:r>
-    </w:p>
-    <w:p>
-      <w:r>
-        <w:t>培训对象（可不填）：连锁药店门店员工</w:t>
-      </w:r>
-    </w:p>
-    <w:p>
-      <w:r>
-        <w:t>培训目标（可不填）：掌握审核稿中的商品信息与联合推荐话术边界</w:t>
+        <w:br w:type="page"/>
       </w:r>
     </w:p>
     <w:p>
@@ -45,32 +431,655 @@
         <w:pStyle w:val="Heading1"/>
       </w:pPr>
       <w:r>
-        <w:t>商品介绍</w:t>
+        <w:t>业务怎么提交</w:t>
       </w:r>
+    </w:p>
+    <w:tbl>
+      <w:tblPr>
+        <w:tblW w:type="dxa" w:w="9360"/>
+        <w:tblLayout w:type="fixed"/>
+        <w:tblLook w:firstColumn="1" w:firstRow="1" w:lastColumn="0" w:lastRow="0" w:noHBand="0" w:noVBand="1" w:val="04A0"/>
+        <w:tblInd w:w="120" w:type="dxa"/>
+        <w:tblBorders>
+          <w:top w:val="single" w:sz="5" w:color="D9E2E8"/>
+          <w:left w:val="single" w:sz="5" w:color="D9E2E8"/>
+          <w:bottom w:val="single" w:sz="5" w:color="D9E2E8"/>
+          <w:right w:val="single" w:sz="5" w:color="D9E2E8"/>
+          <w:insideH w:val="single" w:sz="5" w:color="D9E2E8"/>
+          <w:insideV w:val="single" w:sz="5" w:color="D9E2E8"/>
+        </w:tblBorders>
+      </w:tblPr>
+      <w:tblGrid>
+        <w:gridCol w:w="2500"/>
+        <w:gridCol w:w="6860"/>
+      </w:tblGrid>
+      <w:tr>
+        <w:trPr>
+          <w:cantSplit/>
+        </w:trPr>
+        <w:tc>
+          <w:tcPr>
+            <w:tcW w:type="dxa" w:w="2500"/>
+            <w:shd w:fill="EAF3F8"/>
+            <w:tcMar>
+              <w:top w:w="80" w:type="dxa"/>
+              <w:start w:w="120" w:type="dxa"/>
+              <w:bottom w:w="80" w:type="dxa"/>
+              <w:end w:w="120" w:type="dxa"/>
+            </w:tcMar>
+            <w:vAlign w:val="center"/>
+          </w:tcPr>
+          <w:p>
+            <w:pPr>
+              <w:spacing w:after="0"/>
+            </w:pPr>
+            <w:r/>
+            <w:r>
+              <w:rPr>
+                <w:rFonts w:ascii="Arial Unicode MS" w:hAnsi="Arial Unicode MS" w:eastAsia="Arial Unicode MS" w:cs="Arial Unicode MS"/>
+                <w:b/>
+                <w:color w:val="1F4661"/>
+                <w:sz w:val="20"/>
+              </w:rPr>
+              <w:t>01 交付目标</w:t>
+            </w:r>
+          </w:p>
+        </w:tc>
+        <w:tc>
+          <w:tcPr>
+            <w:tcW w:type="dxa" w:w="6860"/>
+            <w:tcMar>
+              <w:top w:w="80" w:type="dxa"/>
+              <w:start w:w="120" w:type="dxa"/>
+              <w:bottom w:w="80" w:type="dxa"/>
+              <w:end w:w="120" w:type="dxa"/>
+            </w:tcMar>
+            <w:vAlign w:val="center"/>
+          </w:tcPr>
+          <w:p>
+            <w:pPr>
+              <w:spacing w:after="0"/>
+            </w:pPr>
+            <w:r/>
+            <w:r>
+              <w:rPr>
+                <w:rFonts w:ascii="Arial Unicode MS" w:hAnsi="Arial Unicode MS" w:eastAsia="Arial Unicode MS" w:cs="Arial Unicode MS"/>
+                <w:b w:val="0"/>
+                <w:color w:val="25313B"/>
+                <w:sz w:val="20"/>
+              </w:rPr>
+              <w:t>说明课件给谁、用于什么场景、希望培训后完成什么动作；页数可以不填。</w:t>
+            </w:r>
+          </w:p>
+        </w:tc>
+      </w:tr>
+      <w:tr>
+        <w:trPr>
+          <w:cantSplit/>
+        </w:trPr>
+        <w:tc>
+          <w:tcPr>
+            <w:tcW w:type="dxa" w:w="2500"/>
+            <w:shd w:fill="EAF3F8"/>
+            <w:tcMar>
+              <w:top w:w="80" w:type="dxa"/>
+              <w:start w:w="120" w:type="dxa"/>
+              <w:bottom w:w="80" w:type="dxa"/>
+              <w:end w:w="120" w:type="dxa"/>
+            </w:tcMar>
+            <w:vAlign w:val="center"/>
+          </w:tcPr>
+          <w:p>
+            <w:pPr>
+              <w:spacing w:after="0"/>
+            </w:pPr>
+            <w:r/>
+            <w:r>
+              <w:rPr>
+                <w:rFonts w:ascii="Arial Unicode MS" w:hAnsi="Arial Unicode MS" w:eastAsia="Arial Unicode MS" w:cs="Arial Unicode MS"/>
+                <w:b/>
+                <w:color w:val="1F4661"/>
+                <w:sz w:val="20"/>
+              </w:rPr>
+              <w:t>02 业务内容</w:t>
+            </w:r>
+          </w:p>
+        </w:tc>
+        <w:tc>
+          <w:tcPr>
+            <w:tcW w:type="dxa" w:w="6860"/>
+            <w:tcMar>
+              <w:top w:w="80" w:type="dxa"/>
+              <w:start w:w="120" w:type="dxa"/>
+              <w:bottom w:w="80" w:type="dxa"/>
+              <w:end w:w="120" w:type="dxa"/>
+            </w:tcMar>
+            <w:vAlign w:val="center"/>
+          </w:tcPr>
+          <w:p>
+            <w:pPr>
+              <w:spacing w:after="0"/>
+            </w:pPr>
+            <w:r/>
+            <w:r>
+              <w:rPr>
+                <w:rFonts w:ascii="Arial Unicode MS" w:hAnsi="Arial Unicode MS" w:eastAsia="Arial Unicode MS" w:cs="Arial Unicode MS"/>
+                <w:b w:val="0"/>
+                <w:color w:val="25313B"/>
+                <w:sz w:val="20"/>
+              </w:rPr>
+              <w:t>粘贴已有审核稿、数据、证据与边界；不完整处写“待补”，不要为了成稿自行补写医学内容。</w:t>
+            </w:r>
+          </w:p>
+        </w:tc>
+      </w:tr>
+      <w:tr>
+        <w:trPr>
+          <w:cantSplit/>
+        </w:trPr>
+        <w:tc>
+          <w:tcPr>
+            <w:tcW w:type="dxa" w:w="2500"/>
+            <w:shd w:fill="EAF3F8"/>
+            <w:tcMar>
+              <w:top w:w="80" w:type="dxa"/>
+              <w:start w:w="120" w:type="dxa"/>
+              <w:bottom w:w="80" w:type="dxa"/>
+              <w:end w:w="120" w:type="dxa"/>
+            </w:tcMar>
+            <w:vAlign w:val="center"/>
+          </w:tcPr>
+          <w:p>
+            <w:pPr>
+              <w:spacing w:after="0"/>
+            </w:pPr>
+            <w:r/>
+            <w:r>
+              <w:rPr>
+                <w:rFonts w:ascii="Arial Unicode MS" w:hAnsi="Arial Unicode MS" w:eastAsia="Arial Unicode MS" w:cs="Arial Unicode MS"/>
+                <w:b/>
+                <w:color w:val="1F4661"/>
+                <w:sz w:val="20"/>
+              </w:rPr>
+              <w:t>03 授权素材</w:t>
+            </w:r>
+          </w:p>
+        </w:tc>
+        <w:tc>
+          <w:tcPr>
+            <w:tcW w:type="dxa" w:w="6860"/>
+            <w:tcMar>
+              <w:top w:w="80" w:type="dxa"/>
+              <w:start w:w="120" w:type="dxa"/>
+              <w:bottom w:w="80" w:type="dxa"/>
+              <w:end w:w="120" w:type="dxa"/>
+            </w:tcMar>
+            <w:vAlign w:val="center"/>
+          </w:tcPr>
+          <w:p>
+            <w:pPr>
+              <w:spacing w:after="0"/>
+            </w:pPr>
+            <w:r/>
+            <w:r>
+              <w:rPr>
+                <w:rFonts w:ascii="Arial Unicode MS" w:hAnsi="Arial Unicode MS" w:eastAsia="Arial Unicode MS" w:cs="Arial Unicode MS"/>
+                <w:b w:val="0"/>
+                <w:color w:val="25313B"/>
+                <w:sz w:val="20"/>
+              </w:rPr>
+              <w:t>包装、Logo、真实人物、门店与证据截图由业务提供来源和授权；非商品插图由 WorkBuddy 按确定页签生成或绑定。</w:t>
+            </w:r>
+          </w:p>
+        </w:tc>
+      </w:tr>
+    </w:tbl>
+    <w:p>
+      <w:pPr>
+        <w:pStyle w:val="Heading2"/>
+      </w:pPr>
+      <w:r>
+        <w:t>WorkBuddy 第一轮必须返回</w:t>
+      </w:r>
+    </w:p>
+    <w:tbl>
+      <w:tblPr>
+        <w:tblW w:type="dxa" w:w="9360"/>
+        <w:tblLayout w:type="fixed"/>
+        <w:tblLook w:firstColumn="1" w:firstRow="1" w:lastColumn="0" w:lastRow="0" w:noHBand="0" w:noVBand="1" w:val="04A0"/>
+        <w:tblInd w:w="120" w:type="dxa"/>
+        <w:tblBorders>
+          <w:top w:val="single" w:sz="5" w:color="D9E2E8"/>
+          <w:left w:val="single" w:sz="5" w:color="D9E2E8"/>
+          <w:bottom w:val="single" w:sz="5" w:color="D9E2E8"/>
+          <w:right w:val="single" w:sz="5" w:color="D9E2E8"/>
+          <w:insideH w:val="single" w:sz="5" w:color="D9E2E8"/>
+          <w:insideV w:val="single" w:sz="5" w:color="D9E2E8"/>
+        </w:tblBorders>
+      </w:tblPr>
+      <w:tblGrid>
+        <w:gridCol w:w="2350"/>
+        <w:gridCol w:w="7010"/>
+      </w:tblGrid>
+      <w:tr>
+        <w:trPr>
+          <w:cantSplit/>
+        </w:trPr>
+        <w:tc>
+          <w:tcPr>
+            <w:tcW w:type="dxa" w:w="2350"/>
+            <w:shd w:fill="F5F7F9"/>
+            <w:tcMar>
+              <w:top w:w="80" w:type="dxa"/>
+              <w:start w:w="120" w:type="dxa"/>
+              <w:bottom w:w="80" w:type="dxa"/>
+              <w:end w:w="120" w:type="dxa"/>
+            </w:tcMar>
+            <w:vAlign w:val="center"/>
+          </w:tcPr>
+          <w:p>
+            <w:pPr>
+              <w:spacing w:after="0"/>
+            </w:pPr>
+            <w:r/>
+            <w:r>
+              <w:rPr>
+                <w:rFonts w:ascii="Arial Unicode MS" w:hAnsi="Arial Unicode MS" w:eastAsia="Arial Unicode MS" w:cs="Arial Unicode MS"/>
+                <w:b/>
+                <w:color w:val="1F4661"/>
+                <w:sz w:val="19"/>
+              </w:rPr>
+              <w:t>内容初稿与缺口</w:t>
+            </w:r>
+          </w:p>
+        </w:tc>
+        <w:tc>
+          <w:tcPr>
+            <w:tcW w:type="dxa" w:w="7010"/>
+            <w:tcMar>
+              <w:top w:w="80" w:type="dxa"/>
+              <w:start w:w="120" w:type="dxa"/>
+              <w:bottom w:w="80" w:type="dxa"/>
+              <w:end w:w="120" w:type="dxa"/>
+            </w:tcMar>
+            <w:vAlign w:val="center"/>
+          </w:tcPr>
+          <w:p>
+            <w:pPr>
+              <w:spacing w:after="0"/>
+            </w:pPr>
+            <w:r/>
+            <w:r>
+              <w:rPr>
+                <w:rFonts w:ascii="Arial Unicode MS" w:hAnsi="Arial Unicode MS" w:eastAsia="Arial Unicode MS" w:cs="Arial Unicode MS"/>
+                <w:b w:val="0"/>
+                <w:color w:val="25313B"/>
+                <w:sz w:val="19"/>
+              </w:rPr>
+              <w:t>忠实整理业务原文；所有待补、待确认和证据缺口单独列出。</w:t>
+            </w:r>
+          </w:p>
+        </w:tc>
+      </w:tr>
+      <w:tr>
+        <w:trPr>
+          <w:cantSplit/>
+        </w:trPr>
+        <w:tc>
+          <w:tcPr>
+            <w:tcW w:type="dxa" w:w="2350"/>
+            <w:shd w:fill="F5F7F9"/>
+            <w:tcMar>
+              <w:top w:w="80" w:type="dxa"/>
+              <w:start w:w="120" w:type="dxa"/>
+              <w:bottom w:w="80" w:type="dxa"/>
+              <w:end w:w="120" w:type="dxa"/>
+            </w:tcMar>
+            <w:vAlign w:val="center"/>
+          </w:tcPr>
+          <w:p>
+            <w:pPr>
+              <w:spacing w:after="0"/>
+            </w:pPr>
+            <w:r/>
+            <w:r>
+              <w:rPr>
+                <w:rFonts w:ascii="Arial Unicode MS" w:hAnsi="Arial Unicode MS" w:eastAsia="Arial Unicode MS" w:cs="Arial Unicode MS"/>
+                <w:b/>
+                <w:color w:val="1F4661"/>
+                <w:sz w:val="19"/>
+              </w:rPr>
+              <w:t>中文页签大纲</w:t>
+            </w:r>
+          </w:p>
+        </w:tc>
+        <w:tc>
+          <w:tcPr>
+            <w:tcW w:type="dxa" w:w="7010"/>
+            <w:tcMar>
+              <w:top w:w="80" w:type="dxa"/>
+              <w:start w:w="120" w:type="dxa"/>
+              <w:bottom w:w="80" w:type="dxa"/>
+              <w:end w:w="120" w:type="dxa"/>
+            </w:tcMar>
+            <w:vAlign w:val="center"/>
+          </w:tcPr>
+          <w:p>
+            <w:pPr>
+              <w:spacing w:after="0"/>
+            </w:pPr>
+            <w:r/>
+            <w:r>
+              <w:rPr>
+                <w:rFonts w:ascii="Arial Unicode MS" w:hAnsi="Arial Unicode MS" w:eastAsia="Arial Unicode MS" w:cs="Arial Unicode MS"/>
+                <w:b w:val="0"/>
+                <w:color w:val="25313B"/>
+                <w:sz w:val="19"/>
+              </w:rPr>
+              <w:t>根据内容选择页签与页序，用中文说明每一页准备讲什么。</w:t>
+            </w:r>
+          </w:p>
+        </w:tc>
+      </w:tr>
+      <w:tr>
+        <w:trPr>
+          <w:cantSplit/>
+        </w:trPr>
+        <w:tc>
+          <w:tcPr>
+            <w:tcW w:type="dxa" w:w="2350"/>
+            <w:shd w:fill="F5F7F9"/>
+            <w:tcMar>
+              <w:top w:w="80" w:type="dxa"/>
+              <w:start w:w="120" w:type="dxa"/>
+              <w:bottom w:w="80" w:type="dxa"/>
+              <w:end w:w="120" w:type="dxa"/>
+            </w:tcMar>
+            <w:vAlign w:val="center"/>
+          </w:tcPr>
+          <w:p>
+            <w:pPr>
+              <w:spacing w:after="0"/>
+            </w:pPr>
+            <w:r/>
+            <w:r>
+              <w:rPr>
+                <w:rFonts w:ascii="Arial Unicode MS" w:hAnsi="Arial Unicode MS" w:eastAsia="Arial Unicode MS" w:cs="Arial Unicode MS"/>
+                <w:b/>
+                <w:color w:val="1F4661"/>
+                <w:sz w:val="19"/>
+              </w:rPr>
+              <w:t>来源解释</w:t>
+            </w:r>
+          </w:p>
+        </w:tc>
+        <w:tc>
+          <w:tcPr>
+            <w:tcW w:type="dxa" w:w="7010"/>
+            <w:tcMar>
+              <w:top w:w="80" w:type="dxa"/>
+              <w:start w:w="120" w:type="dxa"/>
+              <w:bottom w:w="80" w:type="dxa"/>
+              <w:end w:w="120" w:type="dxa"/>
+            </w:tcMar>
+            <w:vAlign w:val="center"/>
+          </w:tcPr>
+          <w:p>
+            <w:pPr>
+              <w:spacing w:after="0"/>
+            </w:pPr>
+            <w:r/>
+            <w:r>
+              <w:rPr>
+                <w:rFonts w:ascii="Arial Unicode MS" w:hAnsi="Arial Unicode MS" w:eastAsia="Arial Unicode MS" w:cs="Arial Unicode MS"/>
+                <w:b w:val="0"/>
+                <w:color w:val="25313B"/>
+                <w:sz w:val="19"/>
+              </w:rPr>
+              <w:t>说明复用了哪类已签样信息结构；只复用能力，不复制来源文案、包装、原图或配色。</w:t>
+            </w:r>
+          </w:p>
+        </w:tc>
+      </w:tr>
+      <w:tr>
+        <w:trPr>
+          <w:cantSplit/>
+        </w:trPr>
+        <w:tc>
+          <w:tcPr>
+            <w:tcW w:type="dxa" w:w="2350"/>
+            <w:shd w:fill="F5F7F9"/>
+            <w:tcMar>
+              <w:top w:w="80" w:type="dxa"/>
+              <w:start w:w="120" w:type="dxa"/>
+              <w:bottom w:w="80" w:type="dxa"/>
+              <w:end w:w="120" w:type="dxa"/>
+            </w:tcMar>
+            <w:vAlign w:val="center"/>
+          </w:tcPr>
+          <w:p>
+            <w:pPr>
+              <w:spacing w:after="0"/>
+            </w:pPr>
+            <w:r/>
+            <w:r>
+              <w:rPr>
+                <w:rFonts w:ascii="Arial Unicode MS" w:hAnsi="Arial Unicode MS" w:eastAsia="Arial Unicode MS" w:cs="Arial Unicode MS"/>
+                <w:b/>
+                <w:color w:val="1F4661"/>
+                <w:sz w:val="19"/>
+              </w:rPr>
+              <w:t>单一视觉方案</w:t>
+            </w:r>
+          </w:p>
+        </w:tc>
+        <w:tc>
+          <w:tcPr>
+            <w:tcW w:type="dxa" w:w="7010"/>
+            <w:tcMar>
+              <w:top w:w="80" w:type="dxa"/>
+              <w:start w:w="120" w:type="dxa"/>
+              <w:bottom w:w="80" w:type="dxa"/>
+              <w:end w:w="120" w:type="dxa"/>
+            </w:tcMar>
+            <w:vAlign w:val="center"/>
+          </w:tcPr>
+          <w:p>
+            <w:pPr>
+              <w:spacing w:after="0"/>
+            </w:pPr>
+            <w:r/>
+            <w:r>
+              <w:rPr>
+                <w:rFonts w:ascii="Arial Unicode MS" w:hAnsi="Arial Unicode MS" w:eastAsia="Arial Unicode MS" w:cs="Arial Unicode MS"/>
+                <w:b w:val="0"/>
+                <w:color w:val="25313B"/>
+                <w:sz w:val="19"/>
+              </w:rPr>
+              <w:t>整份课件锁定一套视觉，不因页签来自不同课型而切换风格。</w:t>
+            </w:r>
+          </w:p>
+        </w:tc>
+      </w:tr>
+      <w:tr>
+        <w:trPr>
+          <w:cantSplit/>
+        </w:trPr>
+        <w:tc>
+          <w:tcPr>
+            <w:tcW w:type="dxa" w:w="2350"/>
+            <w:shd w:fill="F5F7F9"/>
+            <w:tcMar>
+              <w:top w:w="80" w:type="dxa"/>
+              <w:start w:w="120" w:type="dxa"/>
+              <w:bottom w:w="80" w:type="dxa"/>
+              <w:end w:w="120" w:type="dxa"/>
+            </w:tcMar>
+            <w:vAlign w:val="center"/>
+          </w:tcPr>
+          <w:p>
+            <w:pPr>
+              <w:spacing w:after="0"/>
+            </w:pPr>
+            <w:r/>
+            <w:r>
+              <w:rPr>
+                <w:rFonts w:ascii="Arial Unicode MS" w:hAnsi="Arial Unicode MS" w:eastAsia="Arial Unicode MS" w:cs="Arial Unicode MS"/>
+                <w:b/>
+                <w:color w:val="1F4661"/>
+                <w:sz w:val="19"/>
+              </w:rPr>
+              <w:t>素材分工</w:t>
+            </w:r>
+          </w:p>
+        </w:tc>
+        <w:tc>
+          <w:tcPr>
+            <w:tcW w:type="dxa" w:w="7010"/>
+            <w:tcMar>
+              <w:top w:w="80" w:type="dxa"/>
+              <w:start w:w="120" w:type="dxa"/>
+              <w:bottom w:w="80" w:type="dxa"/>
+              <w:end w:w="120" w:type="dxa"/>
+            </w:tcMar>
+            <w:vAlign w:val="center"/>
+          </w:tcPr>
+          <w:p>
+            <w:pPr>
+              <w:spacing w:after="0"/>
+            </w:pPr>
+            <w:r/>
+            <w:r>
+              <w:rPr>
+                <w:rFonts w:ascii="Arial Unicode MS" w:hAnsi="Arial Unicode MS" w:eastAsia="Arial Unicode MS" w:cs="Arial Unicode MS"/>
+                <w:b w:val="0"/>
+                <w:color w:val="25313B"/>
+                <w:sz w:val="19"/>
+              </w:rPr>
+              <w:t>逐项区分业务必须提供的授权素材与 WorkBuddy 可生成/绑定的非商品插图。</w:t>
+            </w:r>
+          </w:p>
+        </w:tc>
+      </w:tr>
+    </w:tbl>
+    <w:p/>
+    <w:tbl>
+      <w:tblPr>
+        <w:tblW w:type="dxa" w:w="9360"/>
+        <w:tblLayout w:type="fixed"/>
+        <w:tblLook w:firstColumn="1" w:firstRow="1" w:lastColumn="0" w:lastRow="0" w:noHBand="0" w:noVBand="1" w:val="04A0"/>
+        <w:tblInd w:w="120" w:type="dxa"/>
+      </w:tblPr>
+      <w:tblGrid>
+        <w:gridCol w:w="9360"/>
+      </w:tblGrid>
+      <w:tr>
+        <w:trPr>
+          <w:cantSplit/>
+        </w:trPr>
+        <w:tc>
+          <w:tcPr>
+            <w:tcW w:type="dxa" w:w="9360"/>
+            <w:tcMar>
+              <w:top w:w="80" w:type="dxa"/>
+              <w:start w:w="120" w:type="dxa"/>
+              <w:bottom w:w="80" w:type="dxa"/>
+              <w:end w:w="120" w:type="dxa"/>
+            </w:tcMar>
+            <w:vAlign w:val="center"/>
+            <w:shd w:fill="EAF3F8"/>
+          </w:tcPr>
+          <w:p>
+            <w:pPr>
+              <w:spacing w:after="0"/>
+            </w:pPr>
+            <w:r>
+              <w:rPr>
+                <w:rFonts w:ascii="Arial Unicode MS" w:hAnsi="Arial Unicode MS" w:eastAsia="Arial Unicode MS" w:cs="Arial Unicode MS"/>
+                <w:b/>
+                <w:color w:val="1F4661"/>
+                <w:sz w:val="21"/>
+              </w:rPr>
+              <w:t xml:space="preserve">确认顺序  </w:t>
+            </w:r>
+            <w:r>
+              <w:rPr>
+                <w:rFonts w:ascii="Arial Unicode MS" w:hAnsi="Arial Unicode MS" w:eastAsia="Arial Unicode MS" w:cs="Arial Unicode MS"/>
+                <w:b w:val="0"/>
+                <w:color w:val="25313B"/>
+                <w:sz w:val="21"/>
+              </w:rPr>
+              <w:t>内容与中文页签 → 视觉与非商品插图绑定 → 正式商品图及授权 → 正式 PPTX → 逐页 QA。任何已确认载荷发生变化，都要重新确认。</w:t>
+            </w:r>
+          </w:p>
+        </w:tc>
+      </w:tr>
+    </w:tbl>
+    <w:p>
+      <w:pPr>
+        <w:spacing w:after="0"/>
+      </w:pPr>
+    </w:p>
+    <w:tbl>
+      <w:tblPr>
+        <w:tblW w:type="dxa" w:w="9360"/>
+        <w:tblLayout w:type="fixed"/>
+        <w:tblLook w:firstColumn="1" w:firstRow="1" w:lastColumn="0" w:lastRow="0" w:noHBand="0" w:noVBand="1" w:val="04A0"/>
+        <w:tblInd w:w="120" w:type="dxa"/>
+      </w:tblPr>
+      <w:tblGrid>
+        <w:gridCol w:w="9360"/>
+      </w:tblGrid>
+      <w:tr>
+        <w:trPr>
+          <w:cantSplit/>
+        </w:trPr>
+        <w:tc>
+          <w:tcPr>
+            <w:tcW w:type="dxa" w:w="9360"/>
+            <w:tcMar>
+              <w:top w:w="80" w:type="dxa"/>
+              <w:start w:w="120" w:type="dxa"/>
+              <w:bottom w:w="80" w:type="dxa"/>
+              <w:end w:w="120" w:type="dxa"/>
+            </w:tcMar>
+            <w:vAlign w:val="center"/>
+            <w:shd w:fill="F5F7F9"/>
+          </w:tcPr>
+          <w:p>
+            <w:pPr>
+              <w:spacing w:after="0"/>
+            </w:pPr>
+            <w:r>
+              <w:rPr>
+                <w:rFonts w:ascii="Arial Unicode MS" w:hAnsi="Arial Unicode MS" w:eastAsia="Arial Unicode MS" w:cs="Arial Unicode MS"/>
+                <w:b/>
+                <w:color w:val="1F4661"/>
+                <w:sz w:val="21"/>
+              </w:rPr>
+              <w:t xml:space="preserve">业务无需做  </w:t>
+            </w:r>
+            <w:r>
+              <w:rPr>
+                <w:rFonts w:ascii="Arial Unicode MS" w:hAnsi="Arial Unicode MS" w:eastAsia="Arial Unicode MS" w:cs="Arial Unicode MS"/>
+                <w:b w:val="0"/>
+                <w:color w:val="25313B"/>
+                <w:sz w:val="21"/>
+              </w:rPr>
+              <w:t>无需选择“默认路线”，无需填写内部 JSON、页型 ID、坐标、卡片数量或生成命令。</w:t>
+            </w:r>
+          </w:p>
+        </w:tc>
+      </w:tr>
+    </w:tbl>
+    <w:p>
+      <w:pPr>
+        <w:spacing w:after="0"/>
+      </w:pPr>
     </w:p>
     <w:p>
       <w:r>
-        <w:t>主要成分：【待替换为审核原文】</w:t>
-      </w:r>
-    </w:p>
-    <w:p>
-      <w:r>
-        <w:t>功能主治/定位：【待替换为审核原文】</w:t>
-      </w:r>
-    </w:p>
-    <w:p>
-      <w:r>
-        <w:t>用法用量：【待替换为审核原文】</w:t>
-      </w:r>
-    </w:p>
-    <w:p>
-      <w:r>
-        <w:t>【在此处直接粘贴本品授权包装图；没有可删除本行】</w:t>
-      </w:r>
-    </w:p>
-    <w:p>
-      <w:r>
-        <w:t>图片说明／来源（可不填）：公司授权包装</w:t>
+        <w:br w:type="page"/>
       </w:r>
     </w:p>
     <w:p>
@@ -78,17 +1087,405 @@
         <w:pStyle w:val="Heading1"/>
       </w:pPr>
       <w:r>
-        <w:t>核心卖点</w:t>
+        <w:t>完整业务输入示例</w:t>
+      </w:r>
+    </w:p>
+    <w:tbl>
+      <w:tblPr>
+        <w:tblW w:type="dxa" w:w="9360"/>
+        <w:tblLayout w:type="fixed"/>
+        <w:tblLook w:firstColumn="1" w:firstRow="1" w:lastColumn="0" w:lastRow="0" w:noHBand="0" w:noVBand="1" w:val="04A0"/>
+        <w:tblInd w:w="120" w:type="dxa"/>
+        <w:tblBorders>
+          <w:top w:val="single" w:sz="5" w:color="D9E2E8"/>
+          <w:left w:val="single" w:sz="5" w:color="D9E2E8"/>
+          <w:bottom w:val="single" w:sz="5" w:color="D9E2E8"/>
+          <w:right w:val="single" w:sz="5" w:color="D9E2E8"/>
+          <w:insideH w:val="single" w:sz="5" w:color="D9E2E8"/>
+          <w:insideV w:val="single" w:sz="5" w:color="D9E2E8"/>
+        </w:tblBorders>
+      </w:tblPr>
+      <w:tblGrid>
+        <w:gridCol w:w="2500"/>
+        <w:gridCol w:w="6860"/>
+      </w:tblGrid>
+      <w:tr>
+        <w:trPr>
+          <w:cantSplit/>
+        </w:trPr>
+        <w:tc>
+          <w:tcPr>
+            <w:tcW w:type="dxa" w:w="2500"/>
+            <w:shd w:fill="EAF3F8"/>
+            <w:tcMar>
+              <w:top w:w="80" w:type="dxa"/>
+              <w:start w:w="120" w:type="dxa"/>
+              <w:bottom w:w="80" w:type="dxa"/>
+              <w:end w:w="120" w:type="dxa"/>
+            </w:tcMar>
+            <w:vAlign w:val="center"/>
+          </w:tcPr>
+          <w:p>
+            <w:pPr>
+              <w:spacing w:after="0"/>
+            </w:pPr>
+            <w:r/>
+            <w:r>
+              <w:rPr>
+                <w:rFonts w:ascii="Arial Unicode MS" w:hAnsi="Arial Unicode MS" w:eastAsia="Arial Unicode MS" w:cs="Arial Unicode MS"/>
+                <w:b/>
+                <w:color w:val="1F4661"/>
+                <w:sz w:val="19"/>
+              </w:rPr>
+              <w:t>培训对象与场景</w:t>
+            </w:r>
+          </w:p>
+        </w:tc>
+        <w:tc>
+          <w:tcPr>
+            <w:tcW w:type="dxa" w:w="6860"/>
+            <w:tcMar>
+              <w:top w:w="80" w:type="dxa"/>
+              <w:start w:w="120" w:type="dxa"/>
+              <w:bottom w:w="80" w:type="dxa"/>
+              <w:end w:w="120" w:type="dxa"/>
+            </w:tcMar>
+            <w:vAlign w:val="center"/>
+          </w:tcPr>
+          <w:p>
+            <w:pPr>
+              <w:spacing w:after="0"/>
+            </w:pPr>
+            <w:r/>
+            <w:r>
+              <w:rPr>
+                <w:rFonts w:ascii="Arial Unicode MS" w:hAnsi="Arial Unicode MS" w:eastAsia="Arial Unicode MS" w:cs="Arial Unicode MS"/>
+                <w:b w:val="0"/>
+                <w:color w:val="25313B"/>
+                <w:sz w:val="19"/>
+              </w:rPr>
+              <w:t>连锁门店内部资料交接培训</w:t>
+            </w:r>
+          </w:p>
+        </w:tc>
+      </w:tr>
+      <w:tr>
+        <w:trPr>
+          <w:cantSplit/>
+        </w:trPr>
+        <w:tc>
+          <w:tcPr>
+            <w:tcW w:type="dxa" w:w="2500"/>
+            <w:shd w:fill="EAF3F8"/>
+            <w:tcMar>
+              <w:top w:w="80" w:type="dxa"/>
+              <w:start w:w="120" w:type="dxa"/>
+              <w:bottom w:w="80" w:type="dxa"/>
+              <w:end w:w="120" w:type="dxa"/>
+            </w:tcMar>
+            <w:vAlign w:val="center"/>
+          </w:tcPr>
+          <w:p>
+            <w:pPr>
+              <w:spacing w:after="0"/>
+            </w:pPr>
+            <w:r/>
+            <w:r>
+              <w:rPr>
+                <w:rFonts w:ascii="Arial Unicode MS" w:hAnsi="Arial Unicode MS" w:eastAsia="Arial Unicode MS" w:cs="Arial Unicode MS"/>
+                <w:b/>
+                <w:color w:val="1F4661"/>
+                <w:sz w:val="19"/>
+              </w:rPr>
+              <w:t>交付目标</w:t>
+            </w:r>
+          </w:p>
+        </w:tc>
+        <w:tc>
+          <w:tcPr>
+            <w:tcW w:type="dxa" w:w="6860"/>
+            <w:tcMar>
+              <w:top w:w="80" w:type="dxa"/>
+              <w:start w:w="120" w:type="dxa"/>
+              <w:bottom w:w="80" w:type="dxa"/>
+              <w:end w:w="120" w:type="dxa"/>
+            </w:tcMar>
+            <w:vAlign w:val="center"/>
+          </w:tcPr>
+          <w:p>
+            <w:pPr>
+              <w:spacing w:after="0"/>
+            </w:pPr>
+            <w:r/>
+            <w:r>
+              <w:rPr>
+                <w:rFonts w:ascii="Arial Unicode MS" w:hAnsi="Arial Unicode MS" w:eastAsia="Arial Unicode MS" w:cs="Arial Unicode MS"/>
+                <w:b w:val="0"/>
+                <w:color w:val="25313B"/>
+                <w:sz w:val="19"/>
+              </w:rPr>
+              <w:t>识别当前版本、核对来源、处理异常并形成可追溯记录</w:t>
+            </w:r>
+          </w:p>
+        </w:tc>
+      </w:tr>
+      <w:tr>
+        <w:trPr>
+          <w:cantSplit/>
+        </w:trPr>
+        <w:tc>
+          <w:tcPr>
+            <w:tcW w:type="dxa" w:w="2500"/>
+            <w:shd w:fill="EAF3F8"/>
+            <w:tcMar>
+              <w:top w:w="80" w:type="dxa"/>
+              <w:start w:w="120" w:type="dxa"/>
+              <w:bottom w:w="80" w:type="dxa"/>
+              <w:end w:w="120" w:type="dxa"/>
+            </w:tcMar>
+            <w:vAlign w:val="center"/>
+          </w:tcPr>
+          <w:p>
+            <w:pPr>
+              <w:spacing w:after="0"/>
+            </w:pPr>
+            <w:r/>
+            <w:r>
+              <w:rPr>
+                <w:rFonts w:ascii="Arial Unicode MS" w:hAnsi="Arial Unicode MS" w:eastAsia="Arial Unicode MS" w:cs="Arial Unicode MS"/>
+                <w:b/>
+                <w:color w:val="1F4661"/>
+                <w:sz w:val="19"/>
+              </w:rPr>
+              <w:t>篇幅 / 节奏</w:t>
+            </w:r>
+          </w:p>
+        </w:tc>
+        <w:tc>
+          <w:tcPr>
+            <w:tcW w:type="dxa" w:w="6860"/>
+            <w:tcMar>
+              <w:top w:w="80" w:type="dxa"/>
+              <w:start w:w="120" w:type="dxa"/>
+              <w:bottom w:w="80" w:type="dxa"/>
+              <w:end w:w="120" w:type="dxa"/>
+            </w:tcMar>
+            <w:vAlign w:val="center"/>
+          </w:tcPr>
+          <w:p>
+            <w:pPr>
+              <w:spacing w:after="0"/>
+            </w:pPr>
+            <w:r/>
+            <w:r>
+              <w:rPr>
+                <w:rFonts w:ascii="Arial Unicode MS" w:hAnsi="Arial Unicode MS" w:eastAsia="Arial Unicode MS" w:cs="Arial Unicode MS"/>
+                <w:b w:val="0"/>
+                <w:color w:val="25313B"/>
+                <w:sz w:val="19"/>
+              </w:rPr>
+              <w:t>短课；页数由 WorkBuddy 根据内容建议</w:t>
+            </w:r>
+          </w:p>
+        </w:tc>
+      </w:tr>
+      <w:tr>
+        <w:trPr>
+          <w:cantSplit/>
+        </w:trPr>
+        <w:tc>
+          <w:tcPr>
+            <w:tcW w:type="dxa" w:w="2500"/>
+            <w:shd w:fill="EAF3F8"/>
+            <w:tcMar>
+              <w:top w:w="80" w:type="dxa"/>
+              <w:start w:w="120" w:type="dxa"/>
+              <w:bottom w:w="80" w:type="dxa"/>
+              <w:end w:w="120" w:type="dxa"/>
+            </w:tcMar>
+            <w:vAlign w:val="center"/>
+          </w:tcPr>
+          <w:p>
+            <w:pPr>
+              <w:spacing w:after="0"/>
+            </w:pPr>
+            <w:r/>
+            <w:r>
+              <w:rPr>
+                <w:rFonts w:ascii="Arial Unicode MS" w:hAnsi="Arial Unicode MS" w:eastAsia="Arial Unicode MS" w:cs="Arial Unicode MS"/>
+                <w:b/>
+                <w:color w:val="1F4661"/>
+                <w:sz w:val="19"/>
+              </w:rPr>
+              <w:t>不能出现</w:t>
+            </w:r>
+          </w:p>
+        </w:tc>
+        <w:tc>
+          <w:tcPr>
+            <w:tcW w:type="dxa" w:w="6860"/>
+            <w:tcMar>
+              <w:top w:w="80" w:type="dxa"/>
+              <w:start w:w="120" w:type="dxa"/>
+              <w:bottom w:w="80" w:type="dxa"/>
+              <w:end w:w="120" w:type="dxa"/>
+            </w:tcMar>
+            <w:vAlign w:val="center"/>
+          </w:tcPr>
+          <w:p>
+            <w:pPr>
+              <w:spacing w:after="0"/>
+            </w:pPr>
+            <w:r/>
+            <w:r>
+              <w:rPr>
+                <w:rFonts w:ascii="Arial Unicode MS" w:hAnsi="Arial Unicode MS" w:eastAsia="Arial Unicode MS" w:cs="Arial Unicode MS"/>
+                <w:b w:val="0"/>
+                <w:color w:val="25313B"/>
+                <w:sz w:val="19"/>
+              </w:rPr>
+              <w:t>未确认结论、真实品牌信息和资料之外的推断</w:t>
+            </w:r>
+          </w:p>
+        </w:tc>
+      </w:tr>
+    </w:tbl>
+    <w:p>
+      <w:pPr>
+        <w:pStyle w:val="Heading2"/>
+      </w:pPr>
+      <w:r>
+        <w:t>业务内容（按自然逻辑写，不限栏目）</w:t>
       </w:r>
     </w:p>
     <w:p>
+      <w:pPr>
+        <w:pStyle w:val="Heading3"/>
+      </w:pPr>
       <w:r>
-        <w:t>卖点一：【审核表述】</w:t>
+        <w:t>对象与版本</w:t>
       </w:r>
     </w:p>
     <w:p>
+      <w:pPr>
+        <w:spacing w:after="100"/>
+        <w:ind w:left="173"/>
+      </w:pPr>
       <w:r>
-        <w:t>卖点二：【审核表述】</w:t>
+        <w:t>收到资料时，先核对对象名称、文件编号、版本号和使用范围。</w:t>
+      </w:r>
+    </w:p>
+    <w:p>
+      <w:pPr>
+        <w:pStyle w:val="Heading3"/>
+      </w:pPr>
+      <w:r>
+        <w:t>核验规则</w:t>
+      </w:r>
+    </w:p>
+    <w:p>
+      <w:pPr>
+        <w:spacing w:after="100"/>
+        <w:ind w:left="173"/>
+      </w:pPr>
+      <w:r>
+        <w:t>依次确认原始文件、内容版本、视觉版本和批准记录是否一致。</w:t>
+      </w:r>
+    </w:p>
+    <w:p>
+      <w:pPr>
+        <w:pStyle w:val="Heading3"/>
+      </w:pPr>
+      <w:r>
+        <w:t>异常升级</w:t>
+      </w:r>
+    </w:p>
+    <w:p>
+      <w:pPr>
+        <w:spacing w:after="100"/>
+        <w:ind w:left="173"/>
+      </w:pPr>
+      <w:r>
+        <w:t>来源找不到或版本冲突时，记录缺口并暂停使用；确认后再恢复。</w:t>
+      </w:r>
+    </w:p>
+    <w:p>
+      <w:pPr>
+        <w:pStyle w:val="Heading3"/>
+      </w:pPr>
+      <w:r>
+        <w:t>交付留痕</w:t>
+      </w:r>
+    </w:p>
+    <w:p>
+      <w:pPr>
+        <w:spacing w:after="100"/>
+        <w:ind w:left="173"/>
+      </w:pPr>
+      <w:r>
+        <w:t>保存交接清单、批准人、确认时间、文件哈希和逐页验收结果。</w:t>
+      </w:r>
+    </w:p>
+    <w:tbl>
+      <w:tblPr>
+        <w:tblW w:type="dxa" w:w="9360"/>
+        <w:tblLayout w:type="fixed"/>
+        <w:tblLook w:firstColumn="1" w:firstRow="1" w:lastColumn="0" w:lastRow="0" w:noHBand="0" w:noVBand="1" w:val="04A0"/>
+        <w:tblInd w:w="120" w:type="dxa"/>
+      </w:tblPr>
+      <w:tblGrid>
+        <w:gridCol w:w="9360"/>
+      </w:tblGrid>
+      <w:tr>
+        <w:trPr>
+          <w:cantSplit/>
+        </w:trPr>
+        <w:tc>
+          <w:tcPr>
+            <w:tcW w:type="dxa" w:w="9360"/>
+            <w:tcMar>
+              <w:top w:w="80" w:type="dxa"/>
+              <w:start w:w="120" w:type="dxa"/>
+              <w:bottom w:w="80" w:type="dxa"/>
+              <w:end w:w="120" w:type="dxa"/>
+            </w:tcMar>
+            <w:vAlign w:val="center"/>
+            <w:shd w:fill="F5F7F9"/>
+          </w:tcPr>
+          <w:p>
+            <w:pPr>
+              <w:spacing w:after="0"/>
+            </w:pPr>
+            <w:r>
+              <w:rPr>
+                <w:rFonts w:ascii="Arial Unicode MS" w:hAnsi="Arial Unicode MS" w:eastAsia="Arial Unicode MS" w:cs="Arial Unicode MS"/>
+                <w:b/>
+                <w:color w:val="1F4661"/>
+                <w:sz w:val="21"/>
+              </w:rPr>
+              <w:t xml:space="preserve">内容边界  </w:t>
+            </w:r>
+            <w:r>
+              <w:rPr>
+                <w:rFonts w:ascii="Arial Unicode MS" w:hAnsi="Arial Unicode MS" w:eastAsia="Arial Unicode MS" w:cs="Arial Unicode MS"/>
+                <w:b w:val="0"/>
+                <w:color w:val="25313B"/>
+                <w:sz w:val="21"/>
+              </w:rPr>
+              <w:t>WorkBuddy 可以整理、拆分和发现缺口，但不得自行编写医学功效、用法用量、联合推荐或业务未提供的结论。</w:t>
+            </w:r>
+          </w:p>
+        </w:tc>
+      </w:tr>
+    </w:tbl>
+    <w:p>
+      <w:pPr>
+        <w:spacing w:after="0"/>
+      </w:pPr>
+    </w:p>
+    <w:p>
+      <w:r>
+        <w:br w:type="page"/>
       </w:r>
     </w:p>
     <w:p>
@@ -96,63 +1493,3395 @@
         <w:pStyle w:val="Heading1"/>
       </w:pPr>
       <w:r>
-        <w:t>适宜人群</w:t>
+        <w:t>素材与授权</w:t>
+      </w:r>
+    </w:p>
+    <w:tbl>
+      <w:tblPr>
+        <w:tblW w:type="dxa" w:w="9360"/>
+        <w:tblLayout w:type="fixed"/>
+        <w:tblLook w:firstColumn="1" w:firstRow="1" w:lastColumn="0" w:lastRow="0" w:noHBand="0" w:noVBand="1" w:val="04A0"/>
+        <w:tblInd w:w="120" w:type="dxa"/>
+        <w:tblBorders>
+          <w:top w:val="single" w:sz="5" w:color="D9E2E8"/>
+          <w:left w:val="single" w:sz="5" w:color="D9E2E8"/>
+          <w:bottom w:val="single" w:sz="5" w:color="D9E2E8"/>
+          <w:right w:val="single" w:sz="5" w:color="D9E2E8"/>
+          <w:insideH w:val="single" w:sz="5" w:color="D9E2E8"/>
+          <w:insideV w:val="single" w:sz="5" w:color="D9E2E8"/>
+        </w:tblBorders>
+      </w:tblPr>
+      <w:tblGrid>
+        <w:gridCol w:w="1850"/>
+        <w:gridCol w:w="1750"/>
+        <w:gridCol w:w="2750"/>
+        <w:gridCol w:w="3010"/>
+      </w:tblGrid>
+      <w:tr>
+        <w:trPr>
+          <w:cantSplit/>
+        </w:trPr>
+        <w:tc>
+          <w:tcPr>
+            <w:tcW w:type="dxa" w:w="1850"/>
+            <w:shd w:fill="EAF3F8"/>
+            <w:tcMar>
+              <w:top w:w="80" w:type="dxa"/>
+              <w:start w:w="120" w:type="dxa"/>
+              <w:bottom w:w="80" w:type="dxa"/>
+              <w:end w:w="120" w:type="dxa"/>
+            </w:tcMar>
+            <w:vAlign w:val="center"/>
+          </w:tcPr>
+          <w:p>
+            <w:pPr>
+              <w:spacing w:after="0"/>
+            </w:pPr>
+            <w:r/>
+            <w:r>
+              <w:rPr>
+                <w:rFonts w:ascii="Arial Unicode MS" w:hAnsi="Arial Unicode MS" w:eastAsia="Arial Unicode MS" w:cs="Arial Unicode MS"/>
+                <w:b/>
+                <w:color w:val="1F4661"/>
+                <w:sz w:val="18"/>
+              </w:rPr>
+              <w:t>素材</w:t>
+            </w:r>
+          </w:p>
+        </w:tc>
+        <w:tc>
+          <w:tcPr>
+            <w:tcW w:type="dxa" w:w="1750"/>
+            <w:shd w:fill="EAF3F8"/>
+            <w:tcMar>
+              <w:top w:w="80" w:type="dxa"/>
+              <w:start w:w="120" w:type="dxa"/>
+              <w:bottom w:w="80" w:type="dxa"/>
+              <w:end w:w="120" w:type="dxa"/>
+            </w:tcMar>
+            <w:vAlign w:val="center"/>
+          </w:tcPr>
+          <w:p>
+            <w:pPr>
+              <w:spacing w:after="0"/>
+            </w:pPr>
+            <w:r/>
+            <w:r>
+              <w:rPr>
+                <w:rFonts w:ascii="Arial Unicode MS" w:hAnsi="Arial Unicode MS" w:eastAsia="Arial Unicode MS" w:cs="Arial Unicode MS"/>
+                <w:b/>
+                <w:color w:val="1F4661"/>
+                <w:sz w:val="18"/>
+              </w:rPr>
+              <w:t>由谁提供</w:t>
+            </w:r>
+          </w:p>
+        </w:tc>
+        <w:tc>
+          <w:tcPr>
+            <w:tcW w:type="dxa" w:w="2750"/>
+            <w:shd w:fill="EAF3F8"/>
+            <w:tcMar>
+              <w:top w:w="80" w:type="dxa"/>
+              <w:start w:w="120" w:type="dxa"/>
+              <w:bottom w:w="80" w:type="dxa"/>
+              <w:end w:w="120" w:type="dxa"/>
+            </w:tcMar>
+            <w:vAlign w:val="center"/>
+          </w:tcPr>
+          <w:p>
+            <w:pPr>
+              <w:spacing w:after="0"/>
+            </w:pPr>
+            <w:r/>
+            <w:r>
+              <w:rPr>
+                <w:rFonts w:ascii="Arial Unicode MS" w:hAnsi="Arial Unicode MS" w:eastAsia="Arial Unicode MS" w:cs="Arial Unicode MS"/>
+                <w:b/>
+                <w:color w:val="1F4661"/>
+                <w:sz w:val="18"/>
+              </w:rPr>
+              <w:t>来源 / 授权</w:t>
+            </w:r>
+          </w:p>
+        </w:tc>
+        <w:tc>
+          <w:tcPr>
+            <w:tcW w:type="dxa" w:w="3010"/>
+            <w:shd w:fill="EAF3F8"/>
+            <w:tcMar>
+              <w:top w:w="80" w:type="dxa"/>
+              <w:start w:w="120" w:type="dxa"/>
+              <w:bottom w:w="80" w:type="dxa"/>
+              <w:end w:w="120" w:type="dxa"/>
+            </w:tcMar>
+            <w:vAlign w:val="center"/>
+          </w:tcPr>
+          <w:p>
+            <w:pPr>
+              <w:spacing w:after="0"/>
+            </w:pPr>
+            <w:r/>
+            <w:r>
+              <w:rPr>
+                <w:rFonts w:ascii="Arial Unicode MS" w:hAnsi="Arial Unicode MS" w:eastAsia="Arial Unicode MS" w:cs="Arial Unicode MS"/>
+                <w:b/>
+                <w:color w:val="1F4661"/>
+                <w:sz w:val="18"/>
+              </w:rPr>
+              <w:t>用途或说明</w:t>
+            </w:r>
+          </w:p>
+        </w:tc>
+      </w:tr>
+      <w:tr>
+        <w:trPr>
+          <w:cantSplit/>
+        </w:trPr>
+        <w:tc>
+          <w:tcPr>
+            <w:tcW w:type="dxa" w:w="1850"/>
+            <w:tcMar>
+              <w:top w:w="80" w:type="dxa"/>
+              <w:start w:w="120" w:type="dxa"/>
+              <w:bottom w:w="80" w:type="dxa"/>
+              <w:end w:w="120" w:type="dxa"/>
+            </w:tcMar>
+            <w:vAlign w:val="center"/>
+          </w:tcPr>
+          <w:p>
+            <w:pPr>
+              <w:spacing w:after="0"/>
+            </w:pPr>
+            <w:r/>
+            <w:r>
+              <w:rPr>
+                <w:rFonts w:ascii="Arial Unicode MS" w:hAnsi="Arial Unicode MS" w:eastAsia="Arial Unicode MS" w:cs="Arial Unicode MS"/>
+                <w:b w:val="0"/>
+                <w:color w:val="25313B"/>
+                <w:sz w:val="18"/>
+              </w:rPr>
+              <w:t>无品牌包装示意图</w:t>
+            </w:r>
+          </w:p>
+        </w:tc>
+        <w:tc>
+          <w:tcPr>
+            <w:tcW w:type="dxa" w:w="1750"/>
+            <w:tcMar>
+              <w:top w:w="80" w:type="dxa"/>
+              <w:start w:w="120" w:type="dxa"/>
+              <w:bottom w:w="80" w:type="dxa"/>
+              <w:end w:w="120" w:type="dxa"/>
+            </w:tcMar>
+            <w:vAlign w:val="center"/>
+          </w:tcPr>
+          <w:p>
+            <w:pPr>
+              <w:spacing w:after="0"/>
+            </w:pPr>
+            <w:r/>
+            <w:r>
+              <w:rPr>
+                <w:rFonts w:ascii="Arial Unicode MS" w:hAnsi="Arial Unicode MS" w:eastAsia="Arial Unicode MS" w:cs="Arial Unicode MS"/>
+                <w:b w:val="0"/>
+                <w:color w:val="25313B"/>
+                <w:sz w:val="18"/>
+              </w:rPr>
+              <w:t>业务提供</w:t>
+            </w:r>
+          </w:p>
+        </w:tc>
+        <w:tc>
+          <w:tcPr>
+            <w:tcW w:type="dxa" w:w="2750"/>
+            <w:tcMar>
+              <w:top w:w="80" w:type="dxa"/>
+              <w:start w:w="120" w:type="dxa"/>
+              <w:bottom w:w="80" w:type="dxa"/>
+              <w:end w:w="120" w:type="dxa"/>
+            </w:tcMar>
+            <w:vAlign w:val="center"/>
+          </w:tcPr>
+          <w:p>
+            <w:pPr>
+              <w:spacing w:after="0"/>
+            </w:pPr>
+            <w:r/>
+            <w:r>
+              <w:rPr>
+                <w:rFonts w:ascii="Arial Unicode MS" w:hAnsi="Arial Unicode MS" w:eastAsia="Arial Unicode MS" w:cs="Arial Unicode MS"/>
+                <w:b w:val="0"/>
+                <w:color w:val="25313B"/>
+                <w:sz w:val="18"/>
+              </w:rPr>
+              <w:t>内部 UAT 授权记录</w:t>
+            </w:r>
+          </w:p>
+        </w:tc>
+        <w:tc>
+          <w:tcPr>
+            <w:tcW w:type="dxa" w:w="3010"/>
+            <w:tcMar>
+              <w:top w:w="80" w:type="dxa"/>
+              <w:start w:w="120" w:type="dxa"/>
+              <w:bottom w:w="80" w:type="dxa"/>
+              <w:end w:w="120" w:type="dxa"/>
+            </w:tcMar>
+            <w:vAlign w:val="center"/>
+          </w:tcPr>
+          <w:p>
+            <w:pPr>
+              <w:spacing w:after="0"/>
+            </w:pPr>
+            <w:r/>
+            <w:r>
+              <w:rPr>
+                <w:rFonts w:ascii="Arial Unicode MS" w:hAnsi="Arial Unicode MS" w:eastAsia="Arial Unicode MS" w:cs="Arial Unicode MS"/>
+                <w:b w:val="0"/>
+                <w:color w:val="25313B"/>
+                <w:sz w:val="18"/>
+              </w:rPr>
+              <w:t>仅作结构参考；正式业务换为本商品授权包装图</w:t>
+            </w:r>
+          </w:p>
+        </w:tc>
+      </w:tr>
+      <w:tr>
+        <w:trPr>
+          <w:cantSplit/>
+        </w:trPr>
+        <w:tc>
+          <w:tcPr>
+            <w:tcW w:type="dxa" w:w="1850"/>
+            <w:tcMar>
+              <w:top w:w="80" w:type="dxa"/>
+              <w:start w:w="120" w:type="dxa"/>
+              <w:bottom w:w="80" w:type="dxa"/>
+              <w:end w:w="120" w:type="dxa"/>
+            </w:tcMar>
+            <w:vAlign w:val="center"/>
+          </w:tcPr>
+          <w:p>
+            <w:pPr>
+              <w:spacing w:after="0"/>
+            </w:pPr>
+            <w:r/>
+            <w:r>
+              <w:rPr>
+                <w:rFonts w:ascii="Arial Unicode MS" w:hAnsi="Arial Unicode MS" w:eastAsia="Arial Unicode MS" w:cs="Arial Unicode MS"/>
+                <w:b w:val="0"/>
+                <w:color w:val="25313B"/>
+                <w:sz w:val="18"/>
+              </w:rPr>
+              <w:t>版本确认记录</w:t>
+            </w:r>
+          </w:p>
+        </w:tc>
+        <w:tc>
+          <w:tcPr>
+            <w:tcW w:type="dxa" w:w="1750"/>
+            <w:tcMar>
+              <w:top w:w="80" w:type="dxa"/>
+              <w:start w:w="120" w:type="dxa"/>
+              <w:bottom w:w="80" w:type="dxa"/>
+              <w:end w:w="120" w:type="dxa"/>
+            </w:tcMar>
+            <w:vAlign w:val="center"/>
+          </w:tcPr>
+          <w:p>
+            <w:pPr>
+              <w:spacing w:after="0"/>
+            </w:pPr>
+            <w:r/>
+            <w:r>
+              <w:rPr>
+                <w:rFonts w:ascii="Arial Unicode MS" w:hAnsi="Arial Unicode MS" w:eastAsia="Arial Unicode MS" w:cs="Arial Unicode MS"/>
+                <w:b w:val="0"/>
+                <w:color w:val="25313B"/>
+                <w:sz w:val="18"/>
+              </w:rPr>
+              <w:t>业务提供</w:t>
+            </w:r>
+          </w:p>
+        </w:tc>
+        <w:tc>
+          <w:tcPr>
+            <w:tcW w:type="dxa" w:w="2750"/>
+            <w:tcMar>
+              <w:top w:w="80" w:type="dxa"/>
+              <w:start w:w="120" w:type="dxa"/>
+              <w:bottom w:w="80" w:type="dxa"/>
+              <w:end w:w="120" w:type="dxa"/>
+            </w:tcMar>
+            <w:vAlign w:val="center"/>
+          </w:tcPr>
+          <w:p>
+            <w:pPr>
+              <w:spacing w:after="0"/>
+            </w:pPr>
+            <w:r/>
+            <w:r>
+              <w:rPr>
+                <w:rFonts w:ascii="Arial Unicode MS" w:hAnsi="Arial Unicode MS" w:eastAsia="Arial Unicode MS" w:cs="Arial Unicode MS"/>
+                <w:b w:val="0"/>
+                <w:color w:val="25313B"/>
+                <w:sz w:val="18"/>
+              </w:rPr>
+              <w:t>业务资料库 / 确认人</w:t>
+            </w:r>
+          </w:p>
+        </w:tc>
+        <w:tc>
+          <w:tcPr>
+            <w:tcW w:type="dxa" w:w="3010"/>
+            <w:tcMar>
+              <w:top w:w="80" w:type="dxa"/>
+              <w:start w:w="120" w:type="dxa"/>
+              <w:bottom w:w="80" w:type="dxa"/>
+              <w:end w:w="120" w:type="dxa"/>
+            </w:tcMar>
+            <w:vAlign w:val="center"/>
+          </w:tcPr>
+          <w:p>
+            <w:pPr>
+              <w:spacing w:after="0"/>
+            </w:pPr>
+            <w:r/>
+            <w:r>
+              <w:rPr>
+                <w:rFonts w:ascii="Arial Unicode MS" w:hAnsi="Arial Unicode MS" w:eastAsia="Arial Unicode MS" w:cs="Arial Unicode MS"/>
+                <w:b w:val="0"/>
+                <w:color w:val="25313B"/>
+                <w:sz w:val="18"/>
+              </w:rPr>
+              <w:t>用于说明来源与版本</w:t>
+            </w:r>
+          </w:p>
+        </w:tc>
+      </w:tr>
+      <w:tr>
+        <w:trPr>
+          <w:cantSplit/>
+        </w:trPr>
+        <w:tc>
+          <w:tcPr>
+            <w:tcW w:type="dxa" w:w="1850"/>
+            <w:tcMar>
+              <w:top w:w="80" w:type="dxa"/>
+              <w:start w:w="120" w:type="dxa"/>
+              <w:bottom w:w="80" w:type="dxa"/>
+              <w:end w:w="120" w:type="dxa"/>
+            </w:tcMar>
+            <w:vAlign w:val="center"/>
+          </w:tcPr>
+          <w:p>
+            <w:pPr>
+              <w:spacing w:after="0"/>
+            </w:pPr>
+            <w:r/>
+            <w:r>
+              <w:rPr>
+                <w:rFonts w:ascii="Arial Unicode MS" w:hAnsi="Arial Unicode MS" w:eastAsia="Arial Unicode MS" w:cs="Arial Unicode MS"/>
+                <w:b w:val="0"/>
+                <w:color w:val="25313B"/>
+                <w:sz w:val="18"/>
+              </w:rPr>
+              <w:t>非商品插图</w:t>
+            </w:r>
+          </w:p>
+        </w:tc>
+        <w:tc>
+          <w:tcPr>
+            <w:tcW w:type="dxa" w:w="1750"/>
+            <w:tcMar>
+              <w:top w:w="80" w:type="dxa"/>
+              <w:start w:w="120" w:type="dxa"/>
+              <w:bottom w:w="80" w:type="dxa"/>
+              <w:end w:w="120" w:type="dxa"/>
+            </w:tcMar>
+            <w:vAlign w:val="center"/>
+          </w:tcPr>
+          <w:p>
+            <w:pPr>
+              <w:spacing w:after="0"/>
+            </w:pPr>
+            <w:r/>
+            <w:r>
+              <w:rPr>
+                <w:rFonts w:ascii="Arial Unicode MS" w:hAnsi="Arial Unicode MS" w:eastAsia="Arial Unicode MS" w:cs="Arial Unicode MS"/>
+                <w:b w:val="0"/>
+                <w:color w:val="25313B"/>
+                <w:sz w:val="18"/>
+              </w:rPr>
+              <w:t>WorkBuddy</w:t>
+            </w:r>
+          </w:p>
+        </w:tc>
+        <w:tc>
+          <w:tcPr>
+            <w:tcW w:type="dxa" w:w="2750"/>
+            <w:tcMar>
+              <w:top w:w="80" w:type="dxa"/>
+              <w:start w:w="120" w:type="dxa"/>
+              <w:bottom w:w="80" w:type="dxa"/>
+              <w:end w:w="120" w:type="dxa"/>
+            </w:tcMar>
+            <w:vAlign w:val="center"/>
+          </w:tcPr>
+          <w:p>
+            <w:pPr>
+              <w:spacing w:after="0"/>
+            </w:pPr>
+            <w:r/>
+            <w:r>
+              <w:rPr>
+                <w:rFonts w:ascii="Arial Unicode MS" w:hAnsi="Arial Unicode MS" w:eastAsia="Arial Unicode MS" w:cs="Arial Unicode MS"/>
+                <w:b w:val="0"/>
+                <w:color w:val="25313B"/>
+                <w:sz w:val="18"/>
+              </w:rPr>
+              <w:t>按已确认页签生成或绑定</w:t>
+            </w:r>
+          </w:p>
+        </w:tc>
+        <w:tc>
+          <w:tcPr>
+            <w:tcW w:type="dxa" w:w="3010"/>
+            <w:tcMar>
+              <w:top w:w="80" w:type="dxa"/>
+              <w:start w:w="120" w:type="dxa"/>
+              <w:bottom w:w="80" w:type="dxa"/>
+              <w:end w:w="120" w:type="dxa"/>
+            </w:tcMar>
+            <w:vAlign w:val="center"/>
+          </w:tcPr>
+          <w:p>
+            <w:pPr>
+              <w:spacing w:after="0"/>
+            </w:pPr>
+            <w:r/>
+            <w:r>
+              <w:rPr>
+                <w:rFonts w:ascii="Arial Unicode MS" w:hAnsi="Arial Unicode MS" w:eastAsia="Arial Unicode MS" w:cs="Arial Unicode MS"/>
+                <w:b w:val="0"/>
+                <w:color w:val="25313B"/>
+                <w:sz w:val="18"/>
+              </w:rPr>
+              <w:t>本示例无需外部非商品图片</w:t>
+            </w:r>
+          </w:p>
+        </w:tc>
+      </w:tr>
+    </w:tbl>
+    <w:p>
+      <w:pPr>
+        <w:pStyle w:val="Heading2"/>
+      </w:pPr>
+      <w:r>
+        <w:t>复制给 WorkBuddy 的启动口令</w:t>
+      </w:r>
+    </w:p>
+    <w:tbl>
+      <w:tblPr>
+        <w:tblW w:type="dxa" w:w="9360"/>
+        <w:tblLayout w:type="fixed"/>
+        <w:tblLook w:firstColumn="1" w:firstRow="1" w:lastColumn="0" w:lastRow="0" w:noHBand="0" w:noVBand="1" w:val="04A0"/>
+        <w:tblInd w:w="120" w:type="dxa"/>
+      </w:tblPr>
+      <w:tblGrid>
+        <w:gridCol w:w="9360"/>
+      </w:tblGrid>
+      <w:tr>
+        <w:trPr>
+          <w:cantSplit/>
+        </w:trPr>
+        <w:tc>
+          <w:tcPr>
+            <w:tcW w:type="dxa" w:w="9360"/>
+            <w:tcMar>
+              <w:top w:w="80" w:type="dxa"/>
+              <w:start w:w="120" w:type="dxa"/>
+              <w:bottom w:w="80" w:type="dxa"/>
+              <w:end w:w="120" w:type="dxa"/>
+            </w:tcMar>
+            <w:vAlign w:val="center"/>
+            <w:shd w:fill="EAF3F8"/>
+          </w:tcPr>
+          <w:p>
+            <w:pPr>
+              <w:spacing w:after="0"/>
+            </w:pPr>
+            <w:r>
+              <w:rPr>
+                <w:rFonts w:ascii="Arial Unicode MS" w:hAnsi="Arial Unicode MS" w:eastAsia="Arial Unicode MS" w:cs="Arial Unicode MS"/>
+                <w:b/>
+                <w:color w:val="1F4661"/>
+                <w:sz w:val="21"/>
+              </w:rPr>
+              <w:t xml:space="preserve">启动口令  </w:t>
+            </w:r>
+            <w:r>
+              <w:rPr>
+                <w:rFonts w:ascii="Arial Unicode MS" w:hAnsi="Arial Unicode MS" w:eastAsia="Arial Unicode MS" w:cs="Arial Unicode MS"/>
+                <w:b w:val="0"/>
+                <w:color w:val="25313B"/>
+                <w:sz w:val="21"/>
+              </w:rPr>
+              <w:t>我要做一份商品培训 PPT。交付目标、业务内容和素材见这份 Word。请根据内容选择合适的中文页签与页序，先给我内容初稿、待补字段、每个页签的能力来源解释、素材分工和一套统一视觉方案。在我确认内容、视觉和正式商品图授权前，不要生成正式 PPTX。我不填写内部 JSON 或页型 ID。</w:t>
+            </w:r>
+          </w:p>
+        </w:tc>
+      </w:tr>
+    </w:tbl>
+    <w:p>
+      <w:pPr>
+        <w:spacing w:after="0"/>
+      </w:pPr>
+    </w:p>
+    <w:p>
+      <w:pPr>
+        <w:spacing w:after="60"/>
+      </w:pPr>
+      <w:r>
+        <w:t>□ 目标、对象和使用场景已说明</w:t>
+      </w:r>
+    </w:p>
+    <w:p>
+      <w:pPr>
+        <w:spacing w:after="60"/>
+      </w:pPr>
+      <w:r>
+        <w:t>□ 所有未确认内容已标记待补</w:t>
+      </w:r>
+    </w:p>
+    <w:p>
+      <w:pPr>
+        <w:spacing w:after="60"/>
+      </w:pPr>
+      <w:r>
+        <w:t>□ 正式包装 / Logo / 人物 / 证据素材均有来源与授权</w:t>
+      </w:r>
+    </w:p>
+    <w:p>
+      <w:pPr>
+        <w:spacing w:after="60"/>
+      </w:pPr>
+      <w:r>
+        <w:t>□ 已要求先看中文页签大纲、来源解释和单一视觉方案</w:t>
       </w:r>
     </w:p>
     <w:p>
       <w:r>
-        <w:t>人群一：【审核表述】</w:t>
-      </w:r>
-    </w:p>
-    <w:p>
-      <w:r>
-        <w:t>人群二：【审核表述】</w:t>
+        <w:br w:type="page"/>
       </w:r>
     </w:p>
     <w:p>
       <w:pPr>
-        <w:pStyle w:val="Heading1"/>
+        <w:spacing w:after="60"/>
       </w:pPr>
       <w:r>
-        <w:t>联合用药话术</w:t>
-      </w:r>
-    </w:p>
-    <w:p>
-      <w:r>
-        <w:t>方案 1｜场景：【场景甲】｜组合：示例商品A + 搭档甲｜话术：【审核话术甲】</w:t>
-      </w:r>
-    </w:p>
-    <w:p>
-      <w:r>
-        <w:t>方案 2｜场景：【场景乙】｜组合：示例商品A + 搭档乙｜话术：【审核话术乙】</w:t>
-      </w:r>
-    </w:p>
-    <w:p>
-      <w:r>
-        <w:t>【可粘贴搭档包装图；无图删除本行】</w:t>
+        <w:rPr>
+          <w:rFonts w:ascii="Arial Unicode MS" w:hAnsi="Arial Unicode MS" w:eastAsia="Arial Unicode MS" w:cs="Arial Unicode MS"/>
+          <w:b/>
+          <w:color w:val="2F5D7C"/>
+          <w:sz w:val="20"/>
+        </w:rPr>
+        <w:t>CASE A · 7 页组合</w:t>
       </w:r>
     </w:p>
     <w:p>
       <w:pPr>
-        <w:pStyle w:val="Heading1"/>
+        <w:spacing w:after="80"/>
       </w:pPr>
       <w:r>
-        <w:t>注意事项</w:t>
+        <w:rPr>
+          <w:rFonts w:ascii="Arial Unicode MS" w:hAnsi="Arial Unicode MS" w:eastAsia="Arial Unicode MS" w:cs="Arial Unicode MS"/>
+          <w:b/>
+          <w:color w:val="25313B"/>
+          <w:sz w:val="42"/>
+        </w:rPr>
+        <w:t>资料核验闭环</w:t>
       </w:r>
     </w:p>
     <w:p>
+      <w:pPr>
+        <w:spacing w:after="160"/>
+      </w:pPr>
       <w:r>
-        <w:t>【说明书或审核注意事项；没有整节可删】</w:t>
+        <w:rPr>
+          <w:rFonts w:ascii="Arial Unicode MS" w:hAnsi="Arial Unicode MS" w:eastAsia="Arial Unicode MS" w:cs="Arial Unicode MS"/>
+          <w:b w:val="0"/>
+          <w:color w:val="677682"/>
+          <w:sz w:val="21"/>
+        </w:rPr>
+        <w:t>把三类已签样能力与一个新增页签组合成 7 页内部培训课件。</w:t>
       </w:r>
     </w:p>
+    <w:tbl>
+      <w:tblPr>
+        <w:tblW w:type="dxa" w:w="9360"/>
+        <w:tblLayout w:type="fixed"/>
+        <w:tblLook w:firstColumn="1" w:firstRow="1" w:lastColumn="0" w:lastRow="0" w:noHBand="0" w:noVBand="1" w:val="04A0"/>
+        <w:tblInd w:w="120" w:type="dxa"/>
+        <w:tblBorders>
+          <w:top w:val="single" w:sz="5" w:color="D9E2E8"/>
+          <w:left w:val="single" w:sz="5" w:color="D9E2E8"/>
+          <w:bottom w:val="single" w:sz="5" w:color="D9E2E8"/>
+          <w:right w:val="single" w:sz="5" w:color="D9E2E8"/>
+          <w:insideH w:val="single" w:sz="5" w:color="D9E2E8"/>
+          <w:insideV w:val="single" w:sz="5" w:color="D9E2E8"/>
+        </w:tblBorders>
+      </w:tblPr>
+      <w:tblGrid>
+        <w:gridCol w:w="620"/>
+        <w:gridCol w:w="2050"/>
+        <w:gridCol w:w="2790"/>
+        <w:gridCol w:w="3900"/>
+      </w:tblGrid>
+      <w:tr>
+        <w:trPr>
+          <w:cantSplit/>
+        </w:trPr>
+        <w:tc>
+          <w:tcPr>
+            <w:tcW w:type="dxa" w:w="620"/>
+            <w:shd w:fill="EAF3F8"/>
+            <w:tcMar>
+              <w:top w:w="80" w:type="dxa"/>
+              <w:start w:w="120" w:type="dxa"/>
+              <w:bottom w:w="80" w:type="dxa"/>
+              <w:end w:w="120" w:type="dxa"/>
+            </w:tcMar>
+            <w:vAlign w:val="center"/>
+          </w:tcPr>
+          <w:p>
+            <w:pPr>
+              <w:spacing w:after="0"/>
+            </w:pPr>
+            <w:r/>
+            <w:r>
+              <w:rPr>
+                <w:rFonts w:ascii="Arial Unicode MS" w:hAnsi="Arial Unicode MS" w:eastAsia="Arial Unicode MS" w:cs="Arial Unicode MS"/>
+                <w:b/>
+                <w:color w:val="1F4661"/>
+                <w:sz w:val="18"/>
+              </w:rPr>
+              <w:t>页</w:t>
+            </w:r>
+          </w:p>
+        </w:tc>
+        <w:tc>
+          <w:tcPr>
+            <w:tcW w:type="dxa" w:w="2050"/>
+            <w:shd w:fill="EAF3F8"/>
+            <w:tcMar>
+              <w:top w:w="80" w:type="dxa"/>
+              <w:start w:w="120" w:type="dxa"/>
+              <w:bottom w:w="80" w:type="dxa"/>
+              <w:end w:w="120" w:type="dxa"/>
+            </w:tcMar>
+            <w:vAlign w:val="center"/>
+          </w:tcPr>
+          <w:p>
+            <w:pPr>
+              <w:spacing w:after="0"/>
+            </w:pPr>
+            <w:r/>
+            <w:r>
+              <w:rPr>
+                <w:rFonts w:ascii="Arial Unicode MS" w:hAnsi="Arial Unicode MS" w:eastAsia="Arial Unicode MS" w:cs="Arial Unicode MS"/>
+                <w:b/>
+                <w:color w:val="1F4661"/>
+                <w:sz w:val="18"/>
+              </w:rPr>
+              <w:t>中文页签</w:t>
+            </w:r>
+          </w:p>
+        </w:tc>
+        <w:tc>
+          <w:tcPr>
+            <w:tcW w:type="dxa" w:w="2790"/>
+            <w:shd w:fill="EAF3F8"/>
+            <w:tcMar>
+              <w:top w:w="80" w:type="dxa"/>
+              <w:start w:w="120" w:type="dxa"/>
+              <w:bottom w:w="80" w:type="dxa"/>
+              <w:end w:w="120" w:type="dxa"/>
+            </w:tcMar>
+            <w:vAlign w:val="center"/>
+          </w:tcPr>
+          <w:p>
+            <w:pPr>
+              <w:spacing w:after="0"/>
+            </w:pPr>
+            <w:r/>
+            <w:r>
+              <w:rPr>
+                <w:rFonts w:ascii="Arial Unicode MS" w:hAnsi="Arial Unicode MS" w:eastAsia="Arial Unicode MS" w:cs="Arial Unicode MS"/>
+                <w:b/>
+                <w:color w:val="1F4661"/>
+                <w:sz w:val="18"/>
+              </w:rPr>
+              <w:t>能力来源</w:t>
+            </w:r>
+          </w:p>
+        </w:tc>
+        <w:tc>
+          <w:tcPr>
+            <w:tcW w:type="dxa" w:w="3900"/>
+            <w:shd w:fill="EAF3F8"/>
+            <w:tcMar>
+              <w:top w:w="80" w:type="dxa"/>
+              <w:start w:w="120" w:type="dxa"/>
+              <w:bottom w:w="80" w:type="dxa"/>
+              <w:end w:w="120" w:type="dxa"/>
+            </w:tcMar>
+            <w:vAlign w:val="center"/>
+          </w:tcPr>
+          <w:p>
+            <w:pPr>
+              <w:spacing w:after="0"/>
+            </w:pPr>
+            <w:r/>
+            <w:r>
+              <w:rPr>
+                <w:rFonts w:ascii="Arial Unicode MS" w:hAnsi="Arial Unicode MS" w:eastAsia="Arial Unicode MS" w:cs="Arial Unicode MS"/>
+                <w:b/>
+                <w:color w:val="1F4661"/>
+                <w:sz w:val="18"/>
+              </w:rPr>
+              <w:t>本页业务内容</w:t>
+            </w:r>
+          </w:p>
+        </w:tc>
+      </w:tr>
+      <w:tr>
+        <w:trPr>
+          <w:cantSplit/>
+        </w:trPr>
+        <w:tc>
+          <w:tcPr>
+            <w:tcW w:type="dxa" w:w="620"/>
+            <w:tcMar>
+              <w:top w:w="80" w:type="dxa"/>
+              <w:start w:w="120" w:type="dxa"/>
+              <w:bottom w:w="80" w:type="dxa"/>
+              <w:end w:w="120" w:type="dxa"/>
+            </w:tcMar>
+            <w:vAlign w:val="center"/>
+          </w:tcPr>
+          <w:p>
+            <w:pPr>
+              <w:spacing w:after="0"/>
+            </w:pPr>
+            <w:r/>
+            <w:r>
+              <w:rPr>
+                <w:rFonts w:ascii="Arial Unicode MS" w:hAnsi="Arial Unicode MS" w:eastAsia="Arial Unicode MS" w:cs="Arial Unicode MS"/>
+                <w:b w:val="0"/>
+                <w:color w:val="25313B"/>
+                <w:sz w:val="17"/>
+              </w:rPr>
+              <w:t>1</w:t>
+            </w:r>
+          </w:p>
+        </w:tc>
+        <w:tc>
+          <w:tcPr>
+            <w:tcW w:type="dxa" w:w="2050"/>
+            <w:tcMar>
+              <w:top w:w="80" w:type="dxa"/>
+              <w:start w:w="120" w:type="dxa"/>
+              <w:bottom w:w="80" w:type="dxa"/>
+              <w:end w:w="120" w:type="dxa"/>
+            </w:tcMar>
+            <w:vAlign w:val="center"/>
+          </w:tcPr>
+          <w:p>
+            <w:pPr>
+              <w:spacing w:after="0"/>
+            </w:pPr>
+            <w:r/>
+            <w:r>
+              <w:rPr>
+                <w:rFonts w:ascii="Arial Unicode MS" w:hAnsi="Arial Unicode MS" w:eastAsia="Arial Unicode MS" w:cs="Arial Unicode MS"/>
+                <w:b w:val="0"/>
+                <w:color w:val="25313B"/>
+                <w:sz w:val="17"/>
+              </w:rPr>
+              <w:t>封面</w:t>
+            </w:r>
+          </w:p>
+        </w:tc>
+        <w:tc>
+          <w:tcPr>
+            <w:tcW w:type="dxa" w:w="2790"/>
+            <w:tcMar>
+              <w:top w:w="80" w:type="dxa"/>
+              <w:start w:w="120" w:type="dxa"/>
+              <w:bottom w:w="80" w:type="dxa"/>
+              <w:end w:w="120" w:type="dxa"/>
+            </w:tcMar>
+            <w:vAlign w:val="center"/>
+          </w:tcPr>
+          <w:p>
+            <w:pPr>
+              <w:spacing w:after="0"/>
+            </w:pPr>
+            <w:r/>
+            <w:r>
+              <w:rPr>
+                <w:rFonts w:ascii="Arial Unicode MS" w:hAnsi="Arial Unicode MS" w:eastAsia="Arial Unicode MS" w:cs="Arial Unicode MS"/>
+                <w:b w:val="0"/>
+                <w:color w:val="25313B"/>
+                <w:sz w:val="17"/>
+              </w:rPr>
+              <w:t>通用封面</w:t>
+            </w:r>
+          </w:p>
+        </w:tc>
+        <w:tc>
+          <w:tcPr>
+            <w:tcW w:type="dxa" w:w="3900"/>
+            <w:tcMar>
+              <w:top w:w="80" w:type="dxa"/>
+              <w:start w:w="120" w:type="dxa"/>
+              <w:bottom w:w="80" w:type="dxa"/>
+              <w:end w:w="120" w:type="dxa"/>
+            </w:tcMar>
+            <w:vAlign w:val="center"/>
+          </w:tcPr>
+          <w:p>
+            <w:pPr>
+              <w:spacing w:after="0"/>
+            </w:pPr>
+            <w:r/>
+            <w:r>
+              <w:rPr>
+                <w:rFonts w:ascii="Arial Unicode MS" w:hAnsi="Arial Unicode MS" w:eastAsia="Arial Unicode MS" w:cs="Arial Unicode MS"/>
+                <w:b w:val="0"/>
+                <w:color w:val="25313B"/>
+                <w:sz w:val="17"/>
+              </w:rPr>
+              <w:t>说明培训主题、对象与三项组合重点</w:t>
+            </w:r>
+          </w:p>
+        </w:tc>
+      </w:tr>
+      <w:tr>
+        <w:trPr>
+          <w:cantSplit/>
+        </w:trPr>
+        <w:tc>
+          <w:tcPr>
+            <w:tcW w:type="dxa" w:w="620"/>
+            <w:tcMar>
+              <w:top w:w="80" w:type="dxa"/>
+              <w:start w:w="120" w:type="dxa"/>
+              <w:bottom w:w="80" w:type="dxa"/>
+              <w:end w:w="120" w:type="dxa"/>
+            </w:tcMar>
+            <w:vAlign w:val="center"/>
+          </w:tcPr>
+          <w:p>
+            <w:pPr>
+              <w:spacing w:after="0"/>
+            </w:pPr>
+            <w:r/>
+            <w:r>
+              <w:rPr>
+                <w:rFonts w:ascii="Arial Unicode MS" w:hAnsi="Arial Unicode MS" w:eastAsia="Arial Unicode MS" w:cs="Arial Unicode MS"/>
+                <w:b w:val="0"/>
+                <w:color w:val="25313B"/>
+                <w:sz w:val="17"/>
+              </w:rPr>
+              <w:t>2</w:t>
+            </w:r>
+          </w:p>
+        </w:tc>
+        <w:tc>
+          <w:tcPr>
+            <w:tcW w:type="dxa" w:w="2050"/>
+            <w:tcMar>
+              <w:top w:w="80" w:type="dxa"/>
+              <w:start w:w="120" w:type="dxa"/>
+              <w:bottom w:w="80" w:type="dxa"/>
+              <w:end w:w="120" w:type="dxa"/>
+            </w:tcMar>
+            <w:vAlign w:val="center"/>
+          </w:tcPr>
+          <w:p>
+            <w:pPr>
+              <w:spacing w:after="0"/>
+            </w:pPr>
+            <w:r/>
+            <w:r>
+              <w:rPr>
+                <w:rFonts w:ascii="Arial Unicode MS" w:hAnsi="Arial Unicode MS" w:eastAsia="Arial Unicode MS" w:cs="Arial Unicode MS"/>
+                <w:b w:val="0"/>
+                <w:color w:val="25313B"/>
+                <w:sz w:val="17"/>
+              </w:rPr>
+              <w:t>为什么要先核验</w:t>
+            </w:r>
+          </w:p>
+        </w:tc>
+        <w:tc>
+          <w:tcPr>
+            <w:tcW w:type="dxa" w:w="2790"/>
+            <w:tcMar>
+              <w:top w:w="80" w:type="dxa"/>
+              <w:start w:w="120" w:type="dxa"/>
+              <w:bottom w:w="80" w:type="dxa"/>
+              <w:end w:w="120" w:type="dxa"/>
+            </w:tcMar>
+            <w:vAlign w:val="center"/>
+          </w:tcPr>
+          <w:p>
+            <w:pPr>
+              <w:spacing w:after="0"/>
+            </w:pPr>
+            <w:r/>
+            <w:r>
+              <w:rPr>
+                <w:rFonts w:ascii="Arial Unicode MS" w:hAnsi="Arial Unicode MS" w:eastAsia="Arial Unicode MS" w:cs="Arial Unicode MS"/>
+                <w:b w:val="0"/>
+                <w:color w:val="25313B"/>
+                <w:sz w:val="17"/>
+              </w:rPr>
+              <w:t>通用导语</w:t>
+            </w:r>
+          </w:p>
+        </w:tc>
+        <w:tc>
+          <w:tcPr>
+            <w:tcW w:type="dxa" w:w="3900"/>
+            <w:tcMar>
+              <w:top w:w="80" w:type="dxa"/>
+              <w:start w:w="120" w:type="dxa"/>
+              <w:bottom w:w="80" w:type="dxa"/>
+              <w:end w:w="120" w:type="dxa"/>
+            </w:tcMar>
+            <w:vAlign w:val="center"/>
+          </w:tcPr>
+          <w:p>
+            <w:pPr>
+              <w:spacing w:after="0"/>
+            </w:pPr>
+            <w:r/>
+            <w:r>
+              <w:rPr>
+                <w:rFonts w:ascii="Arial Unicode MS" w:hAnsi="Arial Unicode MS" w:eastAsia="Arial Unicode MS" w:cs="Arial Unicode MS"/>
+                <w:b w:val="0"/>
+                <w:color w:val="25313B"/>
+                <w:sz w:val="17"/>
+              </w:rPr>
+              <w:t>说明版本、来源与确认状态为何必须一致</w:t>
+            </w:r>
+          </w:p>
+        </w:tc>
+      </w:tr>
+      <w:tr>
+        <w:trPr>
+          <w:cantSplit/>
+        </w:trPr>
+        <w:tc>
+          <w:tcPr>
+            <w:tcW w:type="dxa" w:w="620"/>
+            <w:tcMar>
+              <w:top w:w="80" w:type="dxa"/>
+              <w:start w:w="120" w:type="dxa"/>
+              <w:bottom w:w="80" w:type="dxa"/>
+              <w:end w:w="120" w:type="dxa"/>
+            </w:tcMar>
+            <w:vAlign w:val="center"/>
+          </w:tcPr>
+          <w:p>
+            <w:pPr>
+              <w:spacing w:after="0"/>
+            </w:pPr>
+            <w:r/>
+            <w:r>
+              <w:rPr>
+                <w:rFonts w:ascii="Arial Unicode MS" w:hAnsi="Arial Unicode MS" w:eastAsia="Arial Unicode MS" w:cs="Arial Unicode MS"/>
+                <w:b w:val="0"/>
+                <w:color w:val="25313B"/>
+                <w:sz w:val="17"/>
+              </w:rPr>
+              <w:t>3</w:t>
+            </w:r>
+          </w:p>
+        </w:tc>
+        <w:tc>
+          <w:tcPr>
+            <w:tcW w:type="dxa" w:w="2050"/>
+            <w:tcMar>
+              <w:top w:w="80" w:type="dxa"/>
+              <w:start w:w="120" w:type="dxa"/>
+              <w:bottom w:w="80" w:type="dxa"/>
+              <w:end w:w="120" w:type="dxa"/>
+            </w:tcMar>
+            <w:vAlign w:val="center"/>
+          </w:tcPr>
+          <w:p>
+            <w:pPr>
+              <w:spacing w:after="0"/>
+            </w:pPr>
+            <w:r/>
+            <w:r>
+              <w:rPr>
+                <w:rFonts w:ascii="Arial Unicode MS" w:hAnsi="Arial Unicode MS" w:eastAsia="Arial Unicode MS" w:cs="Arial Unicode MS"/>
+                <w:b w:val="0"/>
+                <w:color w:val="25313B"/>
+                <w:sz w:val="17"/>
+              </w:rPr>
+              <w:t>核验对象总览</w:t>
+            </w:r>
+          </w:p>
+        </w:tc>
+        <w:tc>
+          <w:tcPr>
+            <w:tcW w:type="dxa" w:w="2790"/>
+            <w:tcMar>
+              <w:top w:w="80" w:type="dxa"/>
+              <w:start w:w="120" w:type="dxa"/>
+              <w:bottom w:w="80" w:type="dxa"/>
+              <w:end w:w="120" w:type="dxa"/>
+            </w:tcMar>
+            <w:vAlign w:val="center"/>
+          </w:tcPr>
+          <w:p>
+            <w:pPr>
+              <w:spacing w:after="0"/>
+            </w:pPr>
+            <w:r/>
+            <w:r>
+              <w:rPr>
+                <w:rFonts w:ascii="Arial Unicode MS" w:hAnsi="Arial Unicode MS" w:eastAsia="Arial Unicode MS" w:cs="Arial Unicode MS"/>
+                <w:b w:val="0"/>
+                <w:color w:val="25313B"/>
+                <w:sz w:val="17"/>
+              </w:rPr>
+              <w:t>绿色商品课型 · 商品总览能力</w:t>
+            </w:r>
+          </w:p>
+        </w:tc>
+        <w:tc>
+          <w:tcPr>
+            <w:tcW w:type="dxa" w:w="3900"/>
+            <w:tcMar>
+              <w:top w:w="80" w:type="dxa"/>
+              <w:start w:w="120" w:type="dxa"/>
+              <w:bottom w:w="80" w:type="dxa"/>
+              <w:end w:w="120" w:type="dxa"/>
+            </w:tcMar>
+            <w:vAlign w:val="center"/>
+          </w:tcPr>
+          <w:p>
+            <w:pPr>
+              <w:spacing w:after="0"/>
+            </w:pPr>
+            <w:r/>
+            <w:r>
+              <w:rPr>
+                <w:rFonts w:ascii="Arial Unicode MS" w:hAnsi="Arial Unicode MS" w:eastAsia="Arial Unicode MS" w:cs="Arial Unicode MS"/>
+                <w:b w:val="0"/>
+                <w:color w:val="25313B"/>
+                <w:sz w:val="17"/>
+              </w:rPr>
+              <w:t>列出对象编号、版本与使用范围</w:t>
+            </w:r>
+          </w:p>
+        </w:tc>
+      </w:tr>
+      <w:tr>
+        <w:trPr>
+          <w:cantSplit/>
+        </w:trPr>
+        <w:tc>
+          <w:tcPr>
+            <w:tcW w:type="dxa" w:w="620"/>
+            <w:tcMar>
+              <w:top w:w="80" w:type="dxa"/>
+              <w:start w:w="120" w:type="dxa"/>
+              <w:bottom w:w="80" w:type="dxa"/>
+              <w:end w:w="120" w:type="dxa"/>
+            </w:tcMar>
+            <w:vAlign w:val="center"/>
+          </w:tcPr>
+          <w:p>
+            <w:pPr>
+              <w:spacing w:after="0"/>
+            </w:pPr>
+            <w:r/>
+            <w:r>
+              <w:rPr>
+                <w:rFonts w:ascii="Arial Unicode MS" w:hAnsi="Arial Unicode MS" w:eastAsia="Arial Unicode MS" w:cs="Arial Unicode MS"/>
+                <w:b w:val="0"/>
+                <w:color w:val="25313B"/>
+                <w:sz w:val="17"/>
+              </w:rPr>
+              <w:t>4</w:t>
+            </w:r>
+          </w:p>
+        </w:tc>
+        <w:tc>
+          <w:tcPr>
+            <w:tcW w:type="dxa" w:w="2050"/>
+            <w:tcMar>
+              <w:top w:w="80" w:type="dxa"/>
+              <w:start w:w="120" w:type="dxa"/>
+              <w:bottom w:w="80" w:type="dxa"/>
+              <w:end w:w="120" w:type="dxa"/>
+            </w:tcMar>
+            <w:vAlign w:val="center"/>
+          </w:tcPr>
+          <w:p>
+            <w:pPr>
+              <w:spacing w:after="0"/>
+            </w:pPr>
+            <w:r/>
+            <w:r>
+              <w:rPr>
+                <w:rFonts w:ascii="Arial Unicode MS" w:hAnsi="Arial Unicode MS" w:eastAsia="Arial Unicode MS" w:cs="Arial Unicode MS"/>
+                <w:b w:val="0"/>
+                <w:color w:val="25313B"/>
+                <w:sz w:val="17"/>
+              </w:rPr>
+              <w:t>资料核验四步</w:t>
+            </w:r>
+          </w:p>
+        </w:tc>
+        <w:tc>
+          <w:tcPr>
+            <w:tcW w:type="dxa" w:w="2790"/>
+            <w:tcMar>
+              <w:top w:w="80" w:type="dxa"/>
+              <w:start w:w="120" w:type="dxa"/>
+              <w:bottom w:w="80" w:type="dxa"/>
+              <w:end w:w="120" w:type="dxa"/>
+            </w:tcMar>
+            <w:vAlign w:val="center"/>
+          </w:tcPr>
+          <w:p>
+            <w:pPr>
+              <w:spacing w:after="0"/>
+            </w:pPr>
+            <w:r/>
+            <w:r>
+              <w:rPr>
+                <w:rFonts w:ascii="Arial Unicode MS" w:hAnsi="Arial Unicode MS" w:eastAsia="Arial Unicode MS" w:cs="Arial Unicode MS"/>
+                <w:b w:val="0"/>
+                <w:color w:val="25313B"/>
+                <w:sz w:val="17"/>
+              </w:rPr>
+              <w:t>穿心莲课型 · 咨询框架能力</w:t>
+            </w:r>
+          </w:p>
+        </w:tc>
+        <w:tc>
+          <w:tcPr>
+            <w:tcW w:type="dxa" w:w="3900"/>
+            <w:tcMar>
+              <w:top w:w="80" w:type="dxa"/>
+              <w:start w:w="120" w:type="dxa"/>
+              <w:bottom w:w="80" w:type="dxa"/>
+              <w:end w:w="120" w:type="dxa"/>
+            </w:tcMar>
+            <w:vAlign w:val="center"/>
+          </w:tcPr>
+          <w:p>
+            <w:pPr>
+              <w:spacing w:after="0"/>
+            </w:pPr>
+            <w:r/>
+            <w:r>
+              <w:rPr>
+                <w:rFonts w:ascii="Arial Unicode MS" w:hAnsi="Arial Unicode MS" w:eastAsia="Arial Unicode MS" w:cs="Arial Unicode MS"/>
+                <w:b w:val="0"/>
+                <w:color w:val="25313B"/>
+                <w:sz w:val="17"/>
+              </w:rPr>
+              <w:t>按名称、版本、负责人、异常记录四步核验</w:t>
+            </w:r>
+          </w:p>
+        </w:tc>
+      </w:tr>
+      <w:tr>
+        <w:trPr>
+          <w:cantSplit/>
+        </w:trPr>
+        <w:tc>
+          <w:tcPr>
+            <w:tcW w:type="dxa" w:w="620"/>
+            <w:tcMar>
+              <w:top w:w="80" w:type="dxa"/>
+              <w:start w:w="120" w:type="dxa"/>
+              <w:bottom w:w="80" w:type="dxa"/>
+              <w:end w:w="120" w:type="dxa"/>
+            </w:tcMar>
+            <w:vAlign w:val="center"/>
+          </w:tcPr>
+          <w:p>
+            <w:pPr>
+              <w:spacing w:after="0"/>
+            </w:pPr>
+            <w:r/>
+            <w:r>
+              <w:rPr>
+                <w:rFonts w:ascii="Arial Unicode MS" w:hAnsi="Arial Unicode MS" w:eastAsia="Arial Unicode MS" w:cs="Arial Unicode MS"/>
+                <w:b w:val="0"/>
+                <w:color w:val="25313B"/>
+                <w:sz w:val="17"/>
+              </w:rPr>
+              <w:t>5</w:t>
+            </w:r>
+          </w:p>
+        </w:tc>
+        <w:tc>
+          <w:tcPr>
+            <w:tcW w:type="dxa" w:w="2050"/>
+            <w:tcMar>
+              <w:top w:w="80" w:type="dxa"/>
+              <w:start w:w="120" w:type="dxa"/>
+              <w:bottom w:w="80" w:type="dxa"/>
+              <w:end w:w="120" w:type="dxa"/>
+            </w:tcMar>
+            <w:vAlign w:val="center"/>
+          </w:tcPr>
+          <w:p>
+            <w:pPr>
+              <w:spacing w:after="0"/>
+            </w:pPr>
+            <w:r/>
+            <w:r>
+              <w:rPr>
+                <w:rFonts w:ascii="Arial Unicode MS" w:hAnsi="Arial Unicode MS" w:eastAsia="Arial Unicode MS" w:cs="Arial Unicode MS"/>
+                <w:b w:val="0"/>
+                <w:color w:val="25313B"/>
+                <w:sz w:val="17"/>
+              </w:rPr>
+              <w:t>交付证据阶梯</w:t>
+            </w:r>
+          </w:p>
+        </w:tc>
+        <w:tc>
+          <w:tcPr>
+            <w:tcW w:type="dxa" w:w="2790"/>
+            <w:tcMar>
+              <w:top w:w="80" w:type="dxa"/>
+              <w:start w:w="120" w:type="dxa"/>
+              <w:bottom w:w="80" w:type="dxa"/>
+              <w:end w:w="120" w:type="dxa"/>
+            </w:tcMar>
+            <w:vAlign w:val="center"/>
+          </w:tcPr>
+          <w:p>
+            <w:pPr>
+              <w:spacing w:after="0"/>
+            </w:pPr>
+            <w:r/>
+            <w:r>
+              <w:rPr>
+                <w:rFonts w:ascii="Arial Unicode MS" w:hAnsi="Arial Unicode MS" w:eastAsia="Arial Unicode MS" w:cs="Arial Unicode MS"/>
+                <w:b w:val="0"/>
+                <w:color w:val="25313B"/>
+                <w:sz w:val="17"/>
+              </w:rPr>
+              <w:t>速福达课型 · 证据阶梯能力</w:t>
+            </w:r>
+          </w:p>
+        </w:tc>
+        <w:tc>
+          <w:tcPr>
+            <w:tcW w:type="dxa" w:w="3900"/>
+            <w:tcMar>
+              <w:top w:w="80" w:type="dxa"/>
+              <w:start w:w="120" w:type="dxa"/>
+              <w:bottom w:w="80" w:type="dxa"/>
+              <w:end w:w="120" w:type="dxa"/>
+            </w:tcMar>
+            <w:vAlign w:val="center"/>
+          </w:tcPr>
+          <w:p>
+            <w:pPr>
+              <w:spacing w:after="0"/>
+            </w:pPr>
+            <w:r/>
+            <w:r>
+              <w:rPr>
+                <w:rFonts w:ascii="Arial Unicode MS" w:hAnsi="Arial Unicode MS" w:eastAsia="Arial Unicode MS" w:cs="Arial Unicode MS"/>
+                <w:b w:val="0"/>
+                <w:color w:val="25313B"/>
+                <w:sz w:val="17"/>
+              </w:rPr>
+              <w:t>依次核对包装文件、内容版本、视觉版本</w:t>
+            </w:r>
+          </w:p>
+        </w:tc>
+      </w:tr>
+      <w:tr>
+        <w:trPr>
+          <w:cantSplit/>
+        </w:trPr>
+        <w:tc>
+          <w:tcPr>
+            <w:tcW w:type="dxa" w:w="620"/>
+            <w:tcMar>
+              <w:top w:w="80" w:type="dxa"/>
+              <w:start w:w="120" w:type="dxa"/>
+              <w:bottom w:w="80" w:type="dxa"/>
+              <w:end w:w="120" w:type="dxa"/>
+            </w:tcMar>
+            <w:vAlign w:val="center"/>
+          </w:tcPr>
+          <w:p>
+            <w:pPr>
+              <w:spacing w:after="0"/>
+            </w:pPr>
+            <w:r/>
+            <w:r>
+              <w:rPr>
+                <w:rFonts w:ascii="Arial Unicode MS" w:hAnsi="Arial Unicode MS" w:eastAsia="Arial Unicode MS" w:cs="Arial Unicode MS"/>
+                <w:b w:val="0"/>
+                <w:color w:val="25313B"/>
+                <w:sz w:val="17"/>
+              </w:rPr>
+              <w:t>6</w:t>
+            </w:r>
+          </w:p>
+        </w:tc>
+        <w:tc>
+          <w:tcPr>
+            <w:tcW w:type="dxa" w:w="2050"/>
+            <w:tcMar>
+              <w:top w:w="80" w:type="dxa"/>
+              <w:start w:w="120" w:type="dxa"/>
+              <w:bottom w:w="80" w:type="dxa"/>
+              <w:end w:w="120" w:type="dxa"/>
+            </w:tcMar>
+            <w:vAlign w:val="center"/>
+          </w:tcPr>
+          <w:p>
+            <w:pPr>
+              <w:spacing w:after="0"/>
+            </w:pPr>
+            <w:r/>
+            <w:r>
+              <w:rPr>
+                <w:rFonts w:ascii="Arial Unicode MS" w:hAnsi="Arial Unicode MS" w:eastAsia="Arial Unicode MS" w:cs="Arial Unicode MS"/>
+                <w:b w:val="0"/>
+                <w:color w:val="25313B"/>
+                <w:sz w:val="17"/>
+              </w:rPr>
+              <w:t>异议与升级</w:t>
+            </w:r>
+          </w:p>
+        </w:tc>
+        <w:tc>
+          <w:tcPr>
+            <w:tcW w:type="dxa" w:w="2790"/>
+            <w:tcMar>
+              <w:top w:w="80" w:type="dxa"/>
+              <w:start w:w="120" w:type="dxa"/>
+              <w:bottom w:w="80" w:type="dxa"/>
+              <w:end w:w="120" w:type="dxa"/>
+            </w:tcMar>
+            <w:vAlign w:val="center"/>
+          </w:tcPr>
+          <w:p>
+            <w:pPr>
+              <w:spacing w:after="0"/>
+            </w:pPr>
+            <w:r/>
+            <w:r>
+              <w:rPr>
+                <w:rFonts w:ascii="Arial Unicode MS" w:hAnsi="Arial Unicode MS" w:eastAsia="Arial Unicode MS" w:cs="Arial Unicode MS"/>
+                <w:b w:val="0"/>
+                <w:color w:val="25313B"/>
+                <w:sz w:val="17"/>
+              </w:rPr>
+              <w:t>新增已登记页签</w:t>
+            </w:r>
+          </w:p>
+        </w:tc>
+        <w:tc>
+          <w:tcPr>
+            <w:tcW w:type="dxa" w:w="3900"/>
+            <w:tcMar>
+              <w:top w:w="80" w:type="dxa"/>
+              <w:start w:w="120" w:type="dxa"/>
+              <w:bottom w:w="80" w:type="dxa"/>
+              <w:end w:w="120" w:type="dxa"/>
+            </w:tcMar>
+            <w:vAlign w:val="center"/>
+          </w:tcPr>
+          <w:p>
+            <w:pPr>
+              <w:spacing w:after="0"/>
+            </w:pPr>
+            <w:r/>
+            <w:r>
+              <w:rPr>
+                <w:rFonts w:ascii="Arial Unicode MS" w:hAnsi="Arial Unicode MS" w:eastAsia="Arial Unicode MS" w:cs="Arial Unicode MS"/>
+                <w:b w:val="0"/>
+                <w:color w:val="25313B"/>
+                <w:sz w:val="17"/>
+              </w:rPr>
+              <w:t>回答临时替换、来源缺失时如何暂停与升级</w:t>
+            </w:r>
+          </w:p>
+        </w:tc>
+      </w:tr>
+      <w:tr>
+        <w:trPr>
+          <w:cantSplit/>
+        </w:trPr>
+        <w:tc>
+          <w:tcPr>
+            <w:tcW w:type="dxa" w:w="620"/>
+            <w:tcMar>
+              <w:top w:w="80" w:type="dxa"/>
+              <w:start w:w="120" w:type="dxa"/>
+              <w:bottom w:w="80" w:type="dxa"/>
+              <w:end w:w="120" w:type="dxa"/>
+            </w:tcMar>
+            <w:vAlign w:val="center"/>
+          </w:tcPr>
+          <w:p>
+            <w:pPr>
+              <w:spacing w:after="0"/>
+            </w:pPr>
+            <w:r/>
+            <w:r>
+              <w:rPr>
+                <w:rFonts w:ascii="Arial Unicode MS" w:hAnsi="Arial Unicode MS" w:eastAsia="Arial Unicode MS" w:cs="Arial Unicode MS"/>
+                <w:b w:val="0"/>
+                <w:color w:val="25313B"/>
+                <w:sz w:val="17"/>
+              </w:rPr>
+              <w:t>7</w:t>
+            </w:r>
+          </w:p>
+        </w:tc>
+        <w:tc>
+          <w:tcPr>
+            <w:tcW w:type="dxa" w:w="2050"/>
+            <w:tcMar>
+              <w:top w:w="80" w:type="dxa"/>
+              <w:start w:w="120" w:type="dxa"/>
+              <w:bottom w:w="80" w:type="dxa"/>
+              <w:end w:w="120" w:type="dxa"/>
+            </w:tcMar>
+            <w:vAlign w:val="center"/>
+          </w:tcPr>
+          <w:p>
+            <w:pPr>
+              <w:spacing w:after="0"/>
+            </w:pPr>
+            <w:r/>
+            <w:r>
+              <w:rPr>
+                <w:rFonts w:ascii="Arial Unicode MS" w:hAnsi="Arial Unicode MS" w:eastAsia="Arial Unicode MS" w:cs="Arial Unicode MS"/>
+                <w:b w:val="0"/>
+                <w:color w:val="25313B"/>
+                <w:sz w:val="17"/>
+              </w:rPr>
+              <w:t>核验闭环回顾</w:t>
+            </w:r>
+          </w:p>
+        </w:tc>
+        <w:tc>
+          <w:tcPr>
+            <w:tcW w:type="dxa" w:w="2790"/>
+            <w:tcMar>
+              <w:top w:w="80" w:type="dxa"/>
+              <w:start w:w="120" w:type="dxa"/>
+              <w:bottom w:w="80" w:type="dxa"/>
+              <w:end w:w="120" w:type="dxa"/>
+            </w:tcMar>
+            <w:vAlign w:val="center"/>
+          </w:tcPr>
+          <w:p>
+            <w:pPr>
+              <w:spacing w:after="0"/>
+            </w:pPr>
+            <w:r/>
+            <w:r>
+              <w:rPr>
+                <w:rFonts w:ascii="Arial Unicode MS" w:hAnsi="Arial Unicode MS" w:eastAsia="Arial Unicode MS" w:cs="Arial Unicode MS"/>
+                <w:b w:val="0"/>
+                <w:color w:val="25313B"/>
+                <w:sz w:val="17"/>
+              </w:rPr>
+              <w:t>通用总结</w:t>
+            </w:r>
+          </w:p>
+        </w:tc>
+        <w:tc>
+          <w:tcPr>
+            <w:tcW w:type="dxa" w:w="3900"/>
+            <w:tcMar>
+              <w:top w:w="80" w:type="dxa"/>
+              <w:start w:w="120" w:type="dxa"/>
+              <w:bottom w:w="80" w:type="dxa"/>
+              <w:end w:w="120" w:type="dxa"/>
+            </w:tcMar>
+            <w:vAlign w:val="center"/>
+          </w:tcPr>
+          <w:p>
+            <w:pPr>
+              <w:spacing w:after="0"/>
+            </w:pPr>
+            <w:r/>
+            <w:r>
+              <w:rPr>
+                <w:rFonts w:ascii="Arial Unicode MS" w:hAnsi="Arial Unicode MS" w:eastAsia="Arial Unicode MS" w:cs="Arial Unicode MS"/>
+                <w:b w:val="0"/>
+                <w:color w:val="25313B"/>
+                <w:sz w:val="17"/>
+              </w:rPr>
+              <w:t>收束识别、确认、留痕与升级</w:t>
+            </w:r>
+          </w:p>
+        </w:tc>
+      </w:tr>
+    </w:tbl>
+    <w:p/>
+    <w:tbl>
+      <w:tblPr>
+        <w:tblW w:type="dxa" w:w="9360"/>
+        <w:tblLayout w:type="fixed"/>
+        <w:tblLook w:firstColumn="1" w:firstRow="1" w:lastColumn="0" w:lastRow="0" w:noHBand="0" w:noVBand="1" w:val="04A0"/>
+        <w:tblInd w:w="120" w:type="dxa"/>
+      </w:tblPr>
+      <w:tblGrid>
+        <w:gridCol w:w="9360"/>
+      </w:tblGrid>
+      <w:tr>
+        <w:trPr>
+          <w:cantSplit/>
+        </w:trPr>
+        <w:tc>
+          <w:tcPr>
+            <w:tcW w:type="dxa" w:w="9360"/>
+            <w:tcMar>
+              <w:top w:w="80" w:type="dxa"/>
+              <w:start w:w="120" w:type="dxa"/>
+              <w:bottom w:w="80" w:type="dxa"/>
+              <w:end w:w="120" w:type="dxa"/>
+            </w:tcMar>
+            <w:vAlign w:val="center"/>
+            <w:shd w:fill="EAF3F8"/>
+          </w:tcPr>
+          <w:p>
+            <w:pPr>
+              <w:spacing w:after="0"/>
+            </w:pPr>
+            <w:r>
+              <w:rPr>
+                <w:rFonts w:ascii="Arial Unicode MS" w:hAnsi="Arial Unicode MS" w:eastAsia="Arial Unicode MS" w:cs="Arial Unicode MS"/>
+                <w:b/>
+                <w:color w:val="1F4661"/>
+                <w:sz w:val="21"/>
+              </w:rPr>
+              <w:t xml:space="preserve">统一视觉  </w:t>
+            </w:r>
+            <w:r>
+              <w:rPr>
+                <w:rFonts w:ascii="Arial Unicode MS" w:hAnsi="Arial Unicode MS" w:eastAsia="Arial Unicode MS" w:cs="Arial Unicode MS"/>
+                <w:b w:val="0"/>
+                <w:color w:val="25313B"/>
+                <w:sz w:val="21"/>
+              </w:rPr>
+              <w:t>整份只锁一套浅蓝商品培训视觉。来源只解释页签能力血缘，不带入来源课件的文案、包装、原图、母版或配色。</w:t>
+            </w:r>
+          </w:p>
+        </w:tc>
+      </w:tr>
+    </w:tbl>
+    <w:p>
+      <w:pPr>
+        <w:spacing w:after="0"/>
+      </w:pPr>
+    </w:p>
+    <w:p>
+      <w:r>
+        <w:br w:type="page"/>
+      </w:r>
+    </w:p>
+    <w:p>
+      <w:pPr>
+        <w:spacing w:after="60"/>
+      </w:pPr>
+      <w:r>
+        <w:rPr>
+          <w:rFonts w:ascii="Arial Unicode MS" w:hAnsi="Arial Unicode MS" w:eastAsia="Arial Unicode MS" w:cs="Arial Unicode MS"/>
+          <w:b/>
+          <w:color w:val="2F5D7C"/>
+          <w:sz w:val="20"/>
+        </w:rPr>
+        <w:t>CASE B · 6 页组合</w:t>
+      </w:r>
+    </w:p>
+    <w:p>
+      <w:pPr>
+        <w:spacing w:after="80"/>
+      </w:pPr>
+      <w:r>
+        <w:rPr>
+          <w:rFonts w:ascii="Arial Unicode MS" w:hAnsi="Arial Unicode MS" w:eastAsia="Arial Unicode MS" w:cs="Arial Unicode MS"/>
+          <w:b/>
+          <w:color w:val="25313B"/>
+          <w:sz w:val="42"/>
+        </w:rPr>
+        <w:t>陈列物料核验</w:t>
+      </w:r>
+    </w:p>
+    <w:p>
+      <w:pPr>
+        <w:spacing w:after="160"/>
+      </w:pPr>
+      <w:r>
+        <w:rPr>
+          <w:rFonts w:ascii="Arial Unicode MS" w:hAnsi="Arial Unicode MS" w:eastAsia="Arial Unicode MS" w:cs="Arial Unicode MS"/>
+          <w:b w:val="0"/>
+          <w:color w:val="677682"/>
+          <w:sz w:val="21"/>
+        </w:rPr>
+        <w:t>先看证据、再看物料，以非默认页序组成 6 页短课。</w:t>
+      </w:r>
+    </w:p>
+    <w:tbl>
+      <w:tblPr>
+        <w:tblW w:type="dxa" w:w="9360"/>
+        <w:tblLayout w:type="fixed"/>
+        <w:tblLook w:firstColumn="1" w:firstRow="1" w:lastColumn="0" w:lastRow="0" w:noHBand="0" w:noVBand="1" w:val="04A0"/>
+        <w:tblInd w:w="120" w:type="dxa"/>
+        <w:tblBorders>
+          <w:top w:val="single" w:sz="5" w:color="D9E2E8"/>
+          <w:left w:val="single" w:sz="5" w:color="D9E2E8"/>
+          <w:bottom w:val="single" w:sz="5" w:color="D9E2E8"/>
+          <w:right w:val="single" w:sz="5" w:color="D9E2E8"/>
+          <w:insideH w:val="single" w:sz="5" w:color="D9E2E8"/>
+          <w:insideV w:val="single" w:sz="5" w:color="D9E2E8"/>
+        </w:tblBorders>
+      </w:tblPr>
+      <w:tblGrid>
+        <w:gridCol w:w="620"/>
+        <w:gridCol w:w="2050"/>
+        <w:gridCol w:w="2790"/>
+        <w:gridCol w:w="3900"/>
+      </w:tblGrid>
+      <w:tr>
+        <w:trPr>
+          <w:cantSplit/>
+        </w:trPr>
+        <w:tc>
+          <w:tcPr>
+            <w:tcW w:type="dxa" w:w="620"/>
+            <w:shd w:fill="EAF3F8"/>
+            <w:tcMar>
+              <w:top w:w="80" w:type="dxa"/>
+              <w:start w:w="120" w:type="dxa"/>
+              <w:bottom w:w="80" w:type="dxa"/>
+              <w:end w:w="120" w:type="dxa"/>
+            </w:tcMar>
+            <w:vAlign w:val="center"/>
+          </w:tcPr>
+          <w:p>
+            <w:pPr>
+              <w:spacing w:after="0"/>
+            </w:pPr>
+            <w:r/>
+            <w:r>
+              <w:rPr>
+                <w:rFonts w:ascii="Arial Unicode MS" w:hAnsi="Arial Unicode MS" w:eastAsia="Arial Unicode MS" w:cs="Arial Unicode MS"/>
+                <w:b/>
+                <w:color w:val="1F4661"/>
+                <w:sz w:val="18"/>
+              </w:rPr>
+              <w:t>页</w:t>
+            </w:r>
+          </w:p>
+        </w:tc>
+        <w:tc>
+          <w:tcPr>
+            <w:tcW w:type="dxa" w:w="2050"/>
+            <w:shd w:fill="EAF3F8"/>
+            <w:tcMar>
+              <w:top w:w="80" w:type="dxa"/>
+              <w:start w:w="120" w:type="dxa"/>
+              <w:bottom w:w="80" w:type="dxa"/>
+              <w:end w:w="120" w:type="dxa"/>
+            </w:tcMar>
+            <w:vAlign w:val="center"/>
+          </w:tcPr>
+          <w:p>
+            <w:pPr>
+              <w:spacing w:after="0"/>
+            </w:pPr>
+            <w:r/>
+            <w:r>
+              <w:rPr>
+                <w:rFonts w:ascii="Arial Unicode MS" w:hAnsi="Arial Unicode MS" w:eastAsia="Arial Unicode MS" w:cs="Arial Unicode MS"/>
+                <w:b/>
+                <w:color w:val="1F4661"/>
+                <w:sz w:val="18"/>
+              </w:rPr>
+              <w:t>中文页签</w:t>
+            </w:r>
+          </w:p>
+        </w:tc>
+        <w:tc>
+          <w:tcPr>
+            <w:tcW w:type="dxa" w:w="2790"/>
+            <w:shd w:fill="EAF3F8"/>
+            <w:tcMar>
+              <w:top w:w="80" w:type="dxa"/>
+              <w:start w:w="120" w:type="dxa"/>
+              <w:bottom w:w="80" w:type="dxa"/>
+              <w:end w:w="120" w:type="dxa"/>
+            </w:tcMar>
+            <w:vAlign w:val="center"/>
+          </w:tcPr>
+          <w:p>
+            <w:pPr>
+              <w:spacing w:after="0"/>
+            </w:pPr>
+            <w:r/>
+            <w:r>
+              <w:rPr>
+                <w:rFonts w:ascii="Arial Unicode MS" w:hAnsi="Arial Unicode MS" w:eastAsia="Arial Unicode MS" w:cs="Arial Unicode MS"/>
+                <w:b/>
+                <w:color w:val="1F4661"/>
+                <w:sz w:val="18"/>
+              </w:rPr>
+              <w:t>能力来源</w:t>
+            </w:r>
+          </w:p>
+        </w:tc>
+        <w:tc>
+          <w:tcPr>
+            <w:tcW w:type="dxa" w:w="3900"/>
+            <w:shd w:fill="EAF3F8"/>
+            <w:tcMar>
+              <w:top w:w="80" w:type="dxa"/>
+              <w:start w:w="120" w:type="dxa"/>
+              <w:bottom w:w="80" w:type="dxa"/>
+              <w:end w:w="120" w:type="dxa"/>
+            </w:tcMar>
+            <w:vAlign w:val="center"/>
+          </w:tcPr>
+          <w:p>
+            <w:pPr>
+              <w:spacing w:after="0"/>
+            </w:pPr>
+            <w:r/>
+            <w:r>
+              <w:rPr>
+                <w:rFonts w:ascii="Arial Unicode MS" w:hAnsi="Arial Unicode MS" w:eastAsia="Arial Unicode MS" w:cs="Arial Unicode MS"/>
+                <w:b/>
+                <w:color w:val="1F4661"/>
+                <w:sz w:val="18"/>
+              </w:rPr>
+              <w:t>本页业务内容</w:t>
+            </w:r>
+          </w:p>
+        </w:tc>
+      </w:tr>
+      <w:tr>
+        <w:trPr>
+          <w:cantSplit/>
+        </w:trPr>
+        <w:tc>
+          <w:tcPr>
+            <w:tcW w:type="dxa" w:w="620"/>
+            <w:tcMar>
+              <w:top w:w="80" w:type="dxa"/>
+              <w:start w:w="120" w:type="dxa"/>
+              <w:bottom w:w="80" w:type="dxa"/>
+              <w:end w:w="120" w:type="dxa"/>
+            </w:tcMar>
+            <w:vAlign w:val="center"/>
+          </w:tcPr>
+          <w:p>
+            <w:pPr>
+              <w:spacing w:after="0"/>
+            </w:pPr>
+            <w:r/>
+            <w:r>
+              <w:rPr>
+                <w:rFonts w:ascii="Arial Unicode MS" w:hAnsi="Arial Unicode MS" w:eastAsia="Arial Unicode MS" w:cs="Arial Unicode MS"/>
+                <w:b w:val="0"/>
+                <w:color w:val="25313B"/>
+                <w:sz w:val="17"/>
+              </w:rPr>
+              <w:t>1</w:t>
+            </w:r>
+          </w:p>
+        </w:tc>
+        <w:tc>
+          <w:tcPr>
+            <w:tcW w:type="dxa" w:w="2050"/>
+            <w:tcMar>
+              <w:top w:w="80" w:type="dxa"/>
+              <w:start w:w="120" w:type="dxa"/>
+              <w:bottom w:w="80" w:type="dxa"/>
+              <w:end w:w="120" w:type="dxa"/>
+            </w:tcMar>
+            <w:vAlign w:val="center"/>
+          </w:tcPr>
+          <w:p>
+            <w:pPr>
+              <w:spacing w:after="0"/>
+            </w:pPr>
+            <w:r/>
+            <w:r>
+              <w:rPr>
+                <w:rFonts w:ascii="Arial Unicode MS" w:hAnsi="Arial Unicode MS" w:eastAsia="Arial Unicode MS" w:cs="Arial Unicode MS"/>
+                <w:b w:val="0"/>
+                <w:color w:val="25313B"/>
+                <w:sz w:val="17"/>
+              </w:rPr>
+              <w:t>封面</w:t>
+            </w:r>
+          </w:p>
+        </w:tc>
+        <w:tc>
+          <w:tcPr>
+            <w:tcW w:type="dxa" w:w="2790"/>
+            <w:tcMar>
+              <w:top w:w="80" w:type="dxa"/>
+              <w:start w:w="120" w:type="dxa"/>
+              <w:bottom w:w="80" w:type="dxa"/>
+              <w:end w:w="120" w:type="dxa"/>
+            </w:tcMar>
+            <w:vAlign w:val="center"/>
+          </w:tcPr>
+          <w:p>
+            <w:pPr>
+              <w:spacing w:after="0"/>
+            </w:pPr>
+            <w:r/>
+            <w:r>
+              <w:rPr>
+                <w:rFonts w:ascii="Arial Unicode MS" w:hAnsi="Arial Unicode MS" w:eastAsia="Arial Unicode MS" w:cs="Arial Unicode MS"/>
+                <w:b w:val="0"/>
+                <w:color w:val="25313B"/>
+                <w:sz w:val="17"/>
+              </w:rPr>
+              <w:t>通用封面</w:t>
+            </w:r>
+          </w:p>
+        </w:tc>
+        <w:tc>
+          <w:tcPr>
+            <w:tcW w:type="dxa" w:w="3900"/>
+            <w:tcMar>
+              <w:top w:w="80" w:type="dxa"/>
+              <w:start w:w="120" w:type="dxa"/>
+              <w:bottom w:w="80" w:type="dxa"/>
+              <w:end w:w="120" w:type="dxa"/>
+            </w:tcMar>
+            <w:vAlign w:val="center"/>
+          </w:tcPr>
+          <w:p>
+            <w:pPr>
+              <w:spacing w:after="0"/>
+            </w:pPr>
+            <w:r/>
+            <w:r>
+              <w:rPr>
+                <w:rFonts w:ascii="Arial Unicode MS" w:hAnsi="Arial Unicode MS" w:eastAsia="Arial Unicode MS" w:cs="Arial Unicode MS"/>
+                <w:b w:val="0"/>
+                <w:color w:val="25313B"/>
+                <w:sz w:val="17"/>
+              </w:rPr>
+              <w:t>说明陈列物料核验任务</w:t>
+            </w:r>
+          </w:p>
+        </w:tc>
+      </w:tr>
+      <w:tr>
+        <w:trPr>
+          <w:cantSplit/>
+        </w:trPr>
+        <w:tc>
+          <w:tcPr>
+            <w:tcW w:type="dxa" w:w="620"/>
+            <w:tcMar>
+              <w:top w:w="80" w:type="dxa"/>
+              <w:start w:w="120" w:type="dxa"/>
+              <w:bottom w:w="80" w:type="dxa"/>
+              <w:end w:w="120" w:type="dxa"/>
+            </w:tcMar>
+            <w:vAlign w:val="center"/>
+          </w:tcPr>
+          <w:p>
+            <w:pPr>
+              <w:spacing w:after="0"/>
+            </w:pPr>
+            <w:r/>
+            <w:r>
+              <w:rPr>
+                <w:rFonts w:ascii="Arial Unicode MS" w:hAnsi="Arial Unicode MS" w:eastAsia="Arial Unicode MS" w:cs="Arial Unicode MS"/>
+                <w:b w:val="0"/>
+                <w:color w:val="25313B"/>
+                <w:sz w:val="17"/>
+              </w:rPr>
+              <w:t>2</w:t>
+            </w:r>
+          </w:p>
+        </w:tc>
+        <w:tc>
+          <w:tcPr>
+            <w:tcW w:type="dxa" w:w="2050"/>
+            <w:tcMar>
+              <w:top w:w="80" w:type="dxa"/>
+              <w:start w:w="120" w:type="dxa"/>
+              <w:bottom w:w="80" w:type="dxa"/>
+              <w:end w:w="120" w:type="dxa"/>
+            </w:tcMar>
+            <w:vAlign w:val="center"/>
+          </w:tcPr>
+          <w:p>
+            <w:pPr>
+              <w:spacing w:after="0"/>
+            </w:pPr>
+            <w:r/>
+            <w:r>
+              <w:rPr>
+                <w:rFonts w:ascii="Arial Unicode MS" w:hAnsi="Arial Unicode MS" w:eastAsia="Arial Unicode MS" w:cs="Arial Unicode MS"/>
+                <w:b w:val="0"/>
+                <w:color w:val="25313B"/>
+                <w:sz w:val="17"/>
+              </w:rPr>
+              <w:t>陈列物料状态检查</w:t>
+            </w:r>
+          </w:p>
+        </w:tc>
+        <w:tc>
+          <w:tcPr>
+            <w:tcW w:type="dxa" w:w="2790"/>
+            <w:tcMar>
+              <w:top w:w="80" w:type="dxa"/>
+              <w:start w:w="120" w:type="dxa"/>
+              <w:bottom w:w="80" w:type="dxa"/>
+              <w:end w:w="120" w:type="dxa"/>
+            </w:tcMar>
+            <w:vAlign w:val="center"/>
+          </w:tcPr>
+          <w:p>
+            <w:pPr>
+              <w:spacing w:after="0"/>
+            </w:pPr>
+            <w:r/>
+            <w:r>
+              <w:rPr>
+                <w:rFonts w:ascii="Arial Unicode MS" w:hAnsi="Arial Unicode MS" w:eastAsia="Arial Unicode MS" w:cs="Arial Unicode MS"/>
+                <w:b w:val="0"/>
+                <w:color w:val="25313B"/>
+                <w:sz w:val="17"/>
+              </w:rPr>
+              <w:t>通用数据导语</w:t>
+            </w:r>
+          </w:p>
+        </w:tc>
+        <w:tc>
+          <w:tcPr>
+            <w:tcW w:type="dxa" w:w="3900"/>
+            <w:tcMar>
+              <w:top w:w="80" w:type="dxa"/>
+              <w:start w:w="120" w:type="dxa"/>
+              <w:bottom w:w="80" w:type="dxa"/>
+              <w:end w:w="120" w:type="dxa"/>
+            </w:tcMar>
+            <w:vAlign w:val="center"/>
+          </w:tcPr>
+          <w:p>
+            <w:pPr>
+              <w:spacing w:after="0"/>
+            </w:pPr>
+            <w:r/>
+            <w:r>
+              <w:rPr>
+                <w:rFonts w:ascii="Arial Unicode MS" w:hAnsi="Arial Unicode MS" w:eastAsia="Arial Unicode MS" w:cs="Arial Unicode MS"/>
+                <w:b w:val="0"/>
+                <w:color w:val="25313B"/>
+                <w:sz w:val="17"/>
+              </w:rPr>
+              <w:t>点出版本、来源、状态三项检查</w:t>
+            </w:r>
+          </w:p>
+        </w:tc>
+      </w:tr>
+      <w:tr>
+        <w:trPr>
+          <w:cantSplit/>
+        </w:trPr>
+        <w:tc>
+          <w:tcPr>
+            <w:tcW w:type="dxa" w:w="620"/>
+            <w:tcMar>
+              <w:top w:w="80" w:type="dxa"/>
+              <w:start w:w="120" w:type="dxa"/>
+              <w:bottom w:w="80" w:type="dxa"/>
+              <w:end w:w="120" w:type="dxa"/>
+            </w:tcMar>
+            <w:vAlign w:val="center"/>
+          </w:tcPr>
+          <w:p>
+            <w:pPr>
+              <w:spacing w:after="0"/>
+            </w:pPr>
+            <w:r/>
+            <w:r>
+              <w:rPr>
+                <w:rFonts w:ascii="Arial Unicode MS" w:hAnsi="Arial Unicode MS" w:eastAsia="Arial Unicode MS" w:cs="Arial Unicode MS"/>
+                <w:b w:val="0"/>
+                <w:color w:val="25313B"/>
+                <w:sz w:val="17"/>
+              </w:rPr>
+              <w:t>3</w:t>
+            </w:r>
+          </w:p>
+        </w:tc>
+        <w:tc>
+          <w:tcPr>
+            <w:tcW w:type="dxa" w:w="2050"/>
+            <w:tcMar>
+              <w:top w:w="80" w:type="dxa"/>
+              <w:start w:w="120" w:type="dxa"/>
+              <w:bottom w:w="80" w:type="dxa"/>
+              <w:end w:w="120" w:type="dxa"/>
+            </w:tcMar>
+            <w:vAlign w:val="center"/>
+          </w:tcPr>
+          <w:p>
+            <w:pPr>
+              <w:spacing w:after="0"/>
+            </w:pPr>
+            <w:r/>
+            <w:r>
+              <w:rPr>
+                <w:rFonts w:ascii="Arial Unicode MS" w:hAnsi="Arial Unicode MS" w:eastAsia="Arial Unicode MS" w:cs="Arial Unicode MS"/>
+                <w:b w:val="0"/>
+                <w:color w:val="25313B"/>
+                <w:sz w:val="17"/>
+              </w:rPr>
+              <w:t>先看资料凭证</w:t>
+            </w:r>
+          </w:p>
+        </w:tc>
+        <w:tc>
+          <w:tcPr>
+            <w:tcW w:type="dxa" w:w="2790"/>
+            <w:tcMar>
+              <w:top w:w="80" w:type="dxa"/>
+              <w:start w:w="120" w:type="dxa"/>
+              <w:bottom w:w="80" w:type="dxa"/>
+              <w:end w:w="120" w:type="dxa"/>
+            </w:tcMar>
+            <w:vAlign w:val="center"/>
+          </w:tcPr>
+          <w:p>
+            <w:pPr>
+              <w:spacing w:after="0"/>
+            </w:pPr>
+            <w:r/>
+            <w:r>
+              <w:rPr>
+                <w:rFonts w:ascii="Arial Unicode MS" w:hAnsi="Arial Unicode MS" w:eastAsia="Arial Unicode MS" w:cs="Arial Unicode MS"/>
+                <w:b w:val="0"/>
+                <w:color w:val="25313B"/>
+                <w:sz w:val="17"/>
+              </w:rPr>
+              <w:t>速福达课型 · 证据阶梯能力</w:t>
+            </w:r>
+          </w:p>
+        </w:tc>
+        <w:tc>
+          <w:tcPr>
+            <w:tcW w:type="dxa" w:w="3900"/>
+            <w:tcMar>
+              <w:top w:w="80" w:type="dxa"/>
+              <w:start w:w="120" w:type="dxa"/>
+              <w:bottom w:w="80" w:type="dxa"/>
+              <w:end w:w="120" w:type="dxa"/>
+            </w:tcMar>
+            <w:vAlign w:val="center"/>
+          </w:tcPr>
+          <w:p>
+            <w:pPr>
+              <w:spacing w:after="0"/>
+            </w:pPr>
+            <w:r/>
+            <w:r>
+              <w:rPr>
+                <w:rFonts w:ascii="Arial Unicode MS" w:hAnsi="Arial Unicode MS" w:eastAsia="Arial Unicode MS" w:cs="Arial Unicode MS"/>
+                <w:b w:val="0"/>
+                <w:color w:val="25313B"/>
+                <w:sz w:val="17"/>
+              </w:rPr>
+              <w:t>核对原始文件、当前版本与取件状态</w:t>
+            </w:r>
+          </w:p>
+        </w:tc>
+      </w:tr>
+      <w:tr>
+        <w:trPr>
+          <w:cantSplit/>
+        </w:trPr>
+        <w:tc>
+          <w:tcPr>
+            <w:tcW w:type="dxa" w:w="620"/>
+            <w:tcMar>
+              <w:top w:w="80" w:type="dxa"/>
+              <w:start w:w="120" w:type="dxa"/>
+              <w:bottom w:w="80" w:type="dxa"/>
+              <w:end w:w="120" w:type="dxa"/>
+            </w:tcMar>
+            <w:vAlign w:val="center"/>
+          </w:tcPr>
+          <w:p>
+            <w:pPr>
+              <w:spacing w:after="0"/>
+            </w:pPr>
+            <w:r/>
+            <w:r>
+              <w:rPr>
+                <w:rFonts w:ascii="Arial Unicode MS" w:hAnsi="Arial Unicode MS" w:eastAsia="Arial Unicode MS" w:cs="Arial Unicode MS"/>
+                <w:b w:val="0"/>
+                <w:color w:val="25313B"/>
+                <w:sz w:val="17"/>
+              </w:rPr>
+              <w:t>4</w:t>
+            </w:r>
+          </w:p>
+        </w:tc>
+        <w:tc>
+          <w:tcPr>
+            <w:tcW w:type="dxa" w:w="2050"/>
+            <w:tcMar>
+              <w:top w:w="80" w:type="dxa"/>
+              <w:start w:w="120" w:type="dxa"/>
+              <w:bottom w:w="80" w:type="dxa"/>
+              <w:end w:w="120" w:type="dxa"/>
+            </w:tcMar>
+            <w:vAlign w:val="center"/>
+          </w:tcPr>
+          <w:p>
+            <w:pPr>
+              <w:spacing w:after="0"/>
+            </w:pPr>
+            <w:r/>
+            <w:r>
+              <w:rPr>
+                <w:rFonts w:ascii="Arial Unicode MS" w:hAnsi="Arial Unicode MS" w:eastAsia="Arial Unicode MS" w:cs="Arial Unicode MS"/>
+                <w:b w:val="0"/>
+                <w:color w:val="25313B"/>
+                <w:sz w:val="17"/>
+              </w:rPr>
+              <w:t>再看物料总览</w:t>
+            </w:r>
+          </w:p>
+        </w:tc>
+        <w:tc>
+          <w:tcPr>
+            <w:tcW w:type="dxa" w:w="2790"/>
+            <w:tcMar>
+              <w:top w:w="80" w:type="dxa"/>
+              <w:start w:w="120" w:type="dxa"/>
+              <w:bottom w:w="80" w:type="dxa"/>
+              <w:end w:w="120" w:type="dxa"/>
+            </w:tcMar>
+            <w:vAlign w:val="center"/>
+          </w:tcPr>
+          <w:p>
+            <w:pPr>
+              <w:spacing w:after="0"/>
+            </w:pPr>
+            <w:r/>
+            <w:r>
+              <w:rPr>
+                <w:rFonts w:ascii="Arial Unicode MS" w:hAnsi="Arial Unicode MS" w:eastAsia="Arial Unicode MS" w:cs="Arial Unicode MS"/>
+                <w:b w:val="0"/>
+                <w:color w:val="25313B"/>
+                <w:sz w:val="17"/>
+              </w:rPr>
+              <w:t>绿色商品课型 · 商品总览能力</w:t>
+            </w:r>
+          </w:p>
+        </w:tc>
+        <w:tc>
+          <w:tcPr>
+            <w:tcW w:type="dxa" w:w="3900"/>
+            <w:tcMar>
+              <w:top w:w="80" w:type="dxa"/>
+              <w:start w:w="120" w:type="dxa"/>
+              <w:bottom w:w="80" w:type="dxa"/>
+              <w:end w:w="120" w:type="dxa"/>
+            </w:tcMar>
+            <w:vAlign w:val="center"/>
+          </w:tcPr>
+          <w:p>
+            <w:pPr>
+              <w:spacing w:after="0"/>
+            </w:pPr>
+            <w:r/>
+            <w:r>
+              <w:rPr>
+                <w:rFonts w:ascii="Arial Unicode MS" w:hAnsi="Arial Unicode MS" w:eastAsia="Arial Unicode MS" w:cs="Arial Unicode MS"/>
+                <w:b w:val="0"/>
+                <w:color w:val="25313B"/>
+                <w:sz w:val="17"/>
+              </w:rPr>
+              <w:t>核对物料编号、版本与陈列范围</w:t>
+            </w:r>
+          </w:p>
+        </w:tc>
+      </w:tr>
+      <w:tr>
+        <w:trPr>
+          <w:cantSplit/>
+        </w:trPr>
+        <w:tc>
+          <w:tcPr>
+            <w:tcW w:type="dxa" w:w="620"/>
+            <w:tcMar>
+              <w:top w:w="80" w:type="dxa"/>
+              <w:start w:w="120" w:type="dxa"/>
+              <w:bottom w:w="80" w:type="dxa"/>
+              <w:end w:w="120" w:type="dxa"/>
+            </w:tcMar>
+            <w:vAlign w:val="center"/>
+          </w:tcPr>
+          <w:p>
+            <w:pPr>
+              <w:spacing w:after="0"/>
+            </w:pPr>
+            <w:r/>
+            <w:r>
+              <w:rPr>
+                <w:rFonts w:ascii="Arial Unicode MS" w:hAnsi="Arial Unicode MS" w:eastAsia="Arial Unicode MS" w:cs="Arial Unicode MS"/>
+                <w:b w:val="0"/>
+                <w:color w:val="25313B"/>
+                <w:sz w:val="17"/>
+              </w:rPr>
+              <w:t>5</w:t>
+            </w:r>
+          </w:p>
+        </w:tc>
+        <w:tc>
+          <w:tcPr>
+            <w:tcW w:type="dxa" w:w="2050"/>
+            <w:tcMar>
+              <w:top w:w="80" w:type="dxa"/>
+              <w:start w:w="120" w:type="dxa"/>
+              <w:bottom w:w="80" w:type="dxa"/>
+              <w:end w:w="120" w:type="dxa"/>
+            </w:tcMar>
+            <w:vAlign w:val="center"/>
+          </w:tcPr>
+          <w:p>
+            <w:pPr>
+              <w:spacing w:after="0"/>
+            </w:pPr>
+            <w:r/>
+            <w:r>
+              <w:rPr>
+                <w:rFonts w:ascii="Arial Unicode MS" w:hAnsi="Arial Unicode MS" w:eastAsia="Arial Unicode MS" w:cs="Arial Unicode MS"/>
+                <w:b w:val="0"/>
+                <w:color w:val="25313B"/>
+                <w:sz w:val="17"/>
+              </w:rPr>
+              <w:t>临时变更如何处理</w:t>
+            </w:r>
+          </w:p>
+        </w:tc>
+        <w:tc>
+          <w:tcPr>
+            <w:tcW w:type="dxa" w:w="2790"/>
+            <w:tcMar>
+              <w:top w:w="80" w:type="dxa"/>
+              <w:start w:w="120" w:type="dxa"/>
+              <w:bottom w:w="80" w:type="dxa"/>
+              <w:end w:w="120" w:type="dxa"/>
+            </w:tcMar>
+            <w:vAlign w:val="center"/>
+          </w:tcPr>
+          <w:p>
+            <w:pPr>
+              <w:spacing w:after="0"/>
+            </w:pPr>
+            <w:r/>
+            <w:r>
+              <w:rPr>
+                <w:rFonts w:ascii="Arial Unicode MS" w:hAnsi="Arial Unicode MS" w:eastAsia="Arial Unicode MS" w:cs="Arial Unicode MS"/>
+                <w:b w:val="0"/>
+                <w:color w:val="25313B"/>
+                <w:sz w:val="17"/>
+              </w:rPr>
+              <w:t>新增已登记页签</w:t>
+            </w:r>
+          </w:p>
+        </w:tc>
+        <w:tc>
+          <w:tcPr>
+            <w:tcW w:type="dxa" w:w="3900"/>
+            <w:tcMar>
+              <w:top w:w="80" w:type="dxa"/>
+              <w:start w:w="120" w:type="dxa"/>
+              <w:bottom w:w="80" w:type="dxa"/>
+              <w:end w:w="120" w:type="dxa"/>
+            </w:tcMar>
+            <w:vAlign w:val="center"/>
+          </w:tcPr>
+          <w:p>
+            <w:pPr>
+              <w:spacing w:after="0"/>
+            </w:pPr>
+            <w:r/>
+            <w:r>
+              <w:rPr>
+                <w:rFonts w:ascii="Arial Unicode MS" w:hAnsi="Arial Unicode MS" w:eastAsia="Arial Unicode MS" w:cs="Arial Unicode MS"/>
+                <w:b w:val="0"/>
+                <w:color w:val="25313B"/>
+                <w:sz w:val="17"/>
+              </w:rPr>
+              <w:t>说明换图、沿用旧版时的确认边界</w:t>
+            </w:r>
+          </w:p>
+        </w:tc>
+      </w:tr>
+      <w:tr>
+        <w:trPr>
+          <w:cantSplit/>
+        </w:trPr>
+        <w:tc>
+          <w:tcPr>
+            <w:tcW w:type="dxa" w:w="620"/>
+            <w:tcMar>
+              <w:top w:w="80" w:type="dxa"/>
+              <w:start w:w="120" w:type="dxa"/>
+              <w:bottom w:w="80" w:type="dxa"/>
+              <w:end w:w="120" w:type="dxa"/>
+            </w:tcMar>
+            <w:vAlign w:val="center"/>
+          </w:tcPr>
+          <w:p>
+            <w:pPr>
+              <w:spacing w:after="0"/>
+            </w:pPr>
+            <w:r/>
+            <w:r>
+              <w:rPr>
+                <w:rFonts w:ascii="Arial Unicode MS" w:hAnsi="Arial Unicode MS" w:eastAsia="Arial Unicode MS" w:cs="Arial Unicode MS"/>
+                <w:b w:val="0"/>
+                <w:color w:val="25313B"/>
+                <w:sz w:val="17"/>
+              </w:rPr>
+              <w:t>6</w:t>
+            </w:r>
+          </w:p>
+        </w:tc>
+        <w:tc>
+          <w:tcPr>
+            <w:tcW w:type="dxa" w:w="2050"/>
+            <w:tcMar>
+              <w:top w:w="80" w:type="dxa"/>
+              <w:start w:w="120" w:type="dxa"/>
+              <w:bottom w:w="80" w:type="dxa"/>
+              <w:end w:w="120" w:type="dxa"/>
+            </w:tcMar>
+            <w:vAlign w:val="center"/>
+          </w:tcPr>
+          <w:p>
+            <w:pPr>
+              <w:spacing w:after="0"/>
+            </w:pPr>
+            <w:r/>
+            <w:r>
+              <w:rPr>
+                <w:rFonts w:ascii="Arial Unicode MS" w:hAnsi="Arial Unicode MS" w:eastAsia="Arial Unicode MS" w:cs="Arial Unicode MS"/>
+                <w:b w:val="0"/>
+                <w:color w:val="25313B"/>
+                <w:sz w:val="17"/>
+              </w:rPr>
+              <w:t>陈列交付检查表</w:t>
+            </w:r>
+          </w:p>
+        </w:tc>
+        <w:tc>
+          <w:tcPr>
+            <w:tcW w:type="dxa" w:w="2790"/>
+            <w:tcMar>
+              <w:top w:w="80" w:type="dxa"/>
+              <w:start w:w="120" w:type="dxa"/>
+              <w:bottom w:w="80" w:type="dxa"/>
+              <w:end w:w="120" w:type="dxa"/>
+            </w:tcMar>
+            <w:vAlign w:val="center"/>
+          </w:tcPr>
+          <w:p>
+            <w:pPr>
+              <w:spacing w:after="0"/>
+            </w:pPr>
+            <w:r/>
+            <w:r>
+              <w:rPr>
+                <w:rFonts w:ascii="Arial Unicode MS" w:hAnsi="Arial Unicode MS" w:eastAsia="Arial Unicode MS" w:cs="Arial Unicode MS"/>
+                <w:b w:val="0"/>
+                <w:color w:val="25313B"/>
+                <w:sz w:val="17"/>
+              </w:rPr>
+              <w:t>通用总结</w:t>
+            </w:r>
+          </w:p>
+        </w:tc>
+        <w:tc>
+          <w:tcPr>
+            <w:tcW w:type="dxa" w:w="3900"/>
+            <w:tcMar>
+              <w:top w:w="80" w:type="dxa"/>
+              <w:start w:w="120" w:type="dxa"/>
+              <w:bottom w:w="80" w:type="dxa"/>
+              <w:end w:w="120" w:type="dxa"/>
+            </w:tcMar>
+            <w:vAlign w:val="center"/>
+          </w:tcPr>
+          <w:p>
+            <w:pPr>
+              <w:spacing w:after="0"/>
+            </w:pPr>
+            <w:r/>
+            <w:r>
+              <w:rPr>
+                <w:rFonts w:ascii="Arial Unicode MS" w:hAnsi="Arial Unicode MS" w:eastAsia="Arial Unicode MS" w:cs="Arial Unicode MS"/>
+                <w:b w:val="0"/>
+                <w:color w:val="25313B"/>
+                <w:sz w:val="17"/>
+              </w:rPr>
+              <w:t>汇总凭证、物料与变更状态</w:t>
+            </w:r>
+          </w:p>
+        </w:tc>
+      </w:tr>
+    </w:tbl>
+    <w:p/>
+    <w:tbl>
+      <w:tblPr>
+        <w:tblW w:type="dxa" w:w="9360"/>
+        <w:tblLayout w:type="fixed"/>
+        <w:tblLook w:firstColumn="1" w:firstRow="1" w:lastColumn="0" w:lastRow="0" w:noHBand="0" w:noVBand="1" w:val="04A0"/>
+        <w:tblInd w:w="120" w:type="dxa"/>
+      </w:tblPr>
+      <w:tblGrid>
+        <w:gridCol w:w="9360"/>
+      </w:tblGrid>
+      <w:tr>
+        <w:trPr>
+          <w:cantSplit/>
+        </w:trPr>
+        <w:tc>
+          <w:tcPr>
+            <w:tcW w:type="dxa" w:w="9360"/>
+            <w:tcMar>
+              <w:top w:w="80" w:type="dxa"/>
+              <w:start w:w="120" w:type="dxa"/>
+              <w:bottom w:w="80" w:type="dxa"/>
+              <w:end w:w="120" w:type="dxa"/>
+            </w:tcMar>
+            <w:vAlign w:val="center"/>
+            <w:shd w:fill="EAF3F8"/>
+          </w:tcPr>
+          <w:p>
+            <w:pPr>
+              <w:spacing w:after="0"/>
+            </w:pPr>
+            <w:r>
+              <w:rPr>
+                <w:rFonts w:ascii="Arial Unicode MS" w:hAnsi="Arial Unicode MS" w:eastAsia="Arial Unicode MS" w:cs="Arial Unicode MS"/>
+                <w:b/>
+                <w:color w:val="1F4661"/>
+                <w:sz w:val="21"/>
+              </w:rPr>
+              <w:t xml:space="preserve">统一视觉  </w:t>
+            </w:r>
+            <w:r>
+              <w:rPr>
+                <w:rFonts w:ascii="Arial Unicode MS" w:hAnsi="Arial Unicode MS" w:eastAsia="Arial Unicode MS" w:cs="Arial Unicode MS"/>
+                <w:b w:val="0"/>
+                <w:color w:val="25313B"/>
+                <w:sz w:val="21"/>
+              </w:rPr>
+              <w:t>整份只锁一套浅蓝商品培训视觉。来源只解释页签能力血缘，不带入来源课件的文案、包装、原图、母版或配色。</w:t>
+            </w:r>
+          </w:p>
+        </w:tc>
+      </w:tr>
+    </w:tbl>
+    <w:p>
+      <w:pPr>
+        <w:spacing w:after="0"/>
+      </w:pPr>
+    </w:p>
+    <w:p>
+      <w:r>
+        <w:br w:type="page"/>
+      </w:r>
+    </w:p>
+    <w:p>
+      <w:pPr>
+        <w:spacing w:after="60"/>
+      </w:pPr>
+      <w:r>
+        <w:rPr>
+          <w:rFonts w:ascii="Arial Unicode MS" w:hAnsi="Arial Unicode MS" w:eastAsia="Arial Unicode MS" w:cs="Arial Unicode MS"/>
+          <w:b/>
+          <w:color w:val="2F5D7C"/>
+          <w:sz w:val="20"/>
+        </w:rPr>
+        <w:t>CASE C · 5 页组合</w:t>
+      </w:r>
+    </w:p>
+    <w:p>
+      <w:pPr>
+        <w:spacing w:after="80"/>
+      </w:pPr>
+      <w:r>
+        <w:rPr>
+          <w:rFonts w:ascii="Arial Unicode MS" w:hAnsi="Arial Unicode MS" w:eastAsia="Arial Unicode MS" w:cs="Arial Unicode MS"/>
+          <w:b/>
+          <w:color w:val="25313B"/>
+          <w:sz w:val="42"/>
+        </w:rPr>
+        <w:t>交接与封存</w:t>
+      </w:r>
+    </w:p>
+    <w:p>
+      <w:pPr>
+        <w:spacing w:after="160"/>
+      </w:pPr>
+      <w:r>
+        <w:rPr>
+          <w:rFonts w:ascii="Arial Unicode MS" w:hAnsi="Arial Unicode MS" w:eastAsia="Arial Unicode MS" w:cs="Arial Unicode MS"/>
+          <w:b w:val="0"/>
+          <w:color w:val="677682"/>
+          <w:sz w:val="21"/>
+        </w:rPr>
+        <w:t>用两类已签样能力组成 5 页交接短课，不增加新页签。</w:t>
+      </w:r>
+    </w:p>
+    <w:tbl>
+      <w:tblPr>
+        <w:tblW w:type="dxa" w:w="9360"/>
+        <w:tblLayout w:type="fixed"/>
+        <w:tblLook w:firstColumn="1" w:firstRow="1" w:lastColumn="0" w:lastRow="0" w:noHBand="0" w:noVBand="1" w:val="04A0"/>
+        <w:tblInd w:w="120" w:type="dxa"/>
+        <w:tblBorders>
+          <w:top w:val="single" w:sz="5" w:color="D9E2E8"/>
+          <w:left w:val="single" w:sz="5" w:color="D9E2E8"/>
+          <w:bottom w:val="single" w:sz="5" w:color="D9E2E8"/>
+          <w:right w:val="single" w:sz="5" w:color="D9E2E8"/>
+          <w:insideH w:val="single" w:sz="5" w:color="D9E2E8"/>
+          <w:insideV w:val="single" w:sz="5" w:color="D9E2E8"/>
+        </w:tblBorders>
+      </w:tblPr>
+      <w:tblGrid>
+        <w:gridCol w:w="620"/>
+        <w:gridCol w:w="2050"/>
+        <w:gridCol w:w="2790"/>
+        <w:gridCol w:w="3900"/>
+      </w:tblGrid>
+      <w:tr>
+        <w:trPr>
+          <w:cantSplit/>
+        </w:trPr>
+        <w:tc>
+          <w:tcPr>
+            <w:tcW w:type="dxa" w:w="620"/>
+            <w:shd w:fill="EAF3F8"/>
+            <w:tcMar>
+              <w:top w:w="80" w:type="dxa"/>
+              <w:start w:w="120" w:type="dxa"/>
+              <w:bottom w:w="80" w:type="dxa"/>
+              <w:end w:w="120" w:type="dxa"/>
+            </w:tcMar>
+            <w:vAlign w:val="center"/>
+          </w:tcPr>
+          <w:p>
+            <w:pPr>
+              <w:spacing w:after="0"/>
+            </w:pPr>
+            <w:r/>
+            <w:r>
+              <w:rPr>
+                <w:rFonts w:ascii="Arial Unicode MS" w:hAnsi="Arial Unicode MS" w:eastAsia="Arial Unicode MS" w:cs="Arial Unicode MS"/>
+                <w:b/>
+                <w:color w:val="1F4661"/>
+                <w:sz w:val="18"/>
+              </w:rPr>
+              <w:t>页</w:t>
+            </w:r>
+          </w:p>
+        </w:tc>
+        <w:tc>
+          <w:tcPr>
+            <w:tcW w:type="dxa" w:w="2050"/>
+            <w:shd w:fill="EAF3F8"/>
+            <w:tcMar>
+              <w:top w:w="80" w:type="dxa"/>
+              <w:start w:w="120" w:type="dxa"/>
+              <w:bottom w:w="80" w:type="dxa"/>
+              <w:end w:w="120" w:type="dxa"/>
+            </w:tcMar>
+            <w:vAlign w:val="center"/>
+          </w:tcPr>
+          <w:p>
+            <w:pPr>
+              <w:spacing w:after="0"/>
+            </w:pPr>
+            <w:r/>
+            <w:r>
+              <w:rPr>
+                <w:rFonts w:ascii="Arial Unicode MS" w:hAnsi="Arial Unicode MS" w:eastAsia="Arial Unicode MS" w:cs="Arial Unicode MS"/>
+                <w:b/>
+                <w:color w:val="1F4661"/>
+                <w:sz w:val="18"/>
+              </w:rPr>
+              <w:t>中文页签</w:t>
+            </w:r>
+          </w:p>
+        </w:tc>
+        <w:tc>
+          <w:tcPr>
+            <w:tcW w:type="dxa" w:w="2790"/>
+            <w:shd w:fill="EAF3F8"/>
+            <w:tcMar>
+              <w:top w:w="80" w:type="dxa"/>
+              <w:start w:w="120" w:type="dxa"/>
+              <w:bottom w:w="80" w:type="dxa"/>
+              <w:end w:w="120" w:type="dxa"/>
+            </w:tcMar>
+            <w:vAlign w:val="center"/>
+          </w:tcPr>
+          <w:p>
+            <w:pPr>
+              <w:spacing w:after="0"/>
+            </w:pPr>
+            <w:r/>
+            <w:r>
+              <w:rPr>
+                <w:rFonts w:ascii="Arial Unicode MS" w:hAnsi="Arial Unicode MS" w:eastAsia="Arial Unicode MS" w:cs="Arial Unicode MS"/>
+                <w:b/>
+                <w:color w:val="1F4661"/>
+                <w:sz w:val="18"/>
+              </w:rPr>
+              <w:t>能力来源</w:t>
+            </w:r>
+          </w:p>
+        </w:tc>
+        <w:tc>
+          <w:tcPr>
+            <w:tcW w:type="dxa" w:w="3900"/>
+            <w:shd w:fill="EAF3F8"/>
+            <w:tcMar>
+              <w:top w:w="80" w:type="dxa"/>
+              <w:start w:w="120" w:type="dxa"/>
+              <w:bottom w:w="80" w:type="dxa"/>
+              <w:end w:w="120" w:type="dxa"/>
+            </w:tcMar>
+            <w:vAlign w:val="center"/>
+          </w:tcPr>
+          <w:p>
+            <w:pPr>
+              <w:spacing w:after="0"/>
+            </w:pPr>
+            <w:r/>
+            <w:r>
+              <w:rPr>
+                <w:rFonts w:ascii="Arial Unicode MS" w:hAnsi="Arial Unicode MS" w:eastAsia="Arial Unicode MS" w:cs="Arial Unicode MS"/>
+                <w:b/>
+                <w:color w:val="1F4661"/>
+                <w:sz w:val="18"/>
+              </w:rPr>
+              <w:t>本页业务内容</w:t>
+            </w:r>
+          </w:p>
+        </w:tc>
+      </w:tr>
+      <w:tr>
+        <w:trPr>
+          <w:cantSplit/>
+        </w:trPr>
+        <w:tc>
+          <w:tcPr>
+            <w:tcW w:type="dxa" w:w="620"/>
+            <w:tcMar>
+              <w:top w:w="80" w:type="dxa"/>
+              <w:start w:w="120" w:type="dxa"/>
+              <w:bottom w:w="80" w:type="dxa"/>
+              <w:end w:w="120" w:type="dxa"/>
+            </w:tcMar>
+            <w:vAlign w:val="center"/>
+          </w:tcPr>
+          <w:p>
+            <w:pPr>
+              <w:spacing w:after="0"/>
+            </w:pPr>
+            <w:r/>
+            <w:r>
+              <w:rPr>
+                <w:rFonts w:ascii="Arial Unicode MS" w:hAnsi="Arial Unicode MS" w:eastAsia="Arial Unicode MS" w:cs="Arial Unicode MS"/>
+                <w:b w:val="0"/>
+                <w:color w:val="25313B"/>
+                <w:sz w:val="17"/>
+              </w:rPr>
+              <w:t>1</w:t>
+            </w:r>
+          </w:p>
+        </w:tc>
+        <w:tc>
+          <w:tcPr>
+            <w:tcW w:type="dxa" w:w="2050"/>
+            <w:tcMar>
+              <w:top w:w="80" w:type="dxa"/>
+              <w:start w:w="120" w:type="dxa"/>
+              <w:bottom w:w="80" w:type="dxa"/>
+              <w:end w:w="120" w:type="dxa"/>
+            </w:tcMar>
+            <w:vAlign w:val="center"/>
+          </w:tcPr>
+          <w:p>
+            <w:pPr>
+              <w:spacing w:after="0"/>
+            </w:pPr>
+            <w:r/>
+            <w:r>
+              <w:rPr>
+                <w:rFonts w:ascii="Arial Unicode MS" w:hAnsi="Arial Unicode MS" w:eastAsia="Arial Unicode MS" w:cs="Arial Unicode MS"/>
+                <w:b w:val="0"/>
+                <w:color w:val="25313B"/>
+                <w:sz w:val="17"/>
+              </w:rPr>
+              <w:t>封面</w:t>
+            </w:r>
+          </w:p>
+        </w:tc>
+        <w:tc>
+          <w:tcPr>
+            <w:tcW w:type="dxa" w:w="2790"/>
+            <w:tcMar>
+              <w:top w:w="80" w:type="dxa"/>
+              <w:start w:w="120" w:type="dxa"/>
+              <w:bottom w:w="80" w:type="dxa"/>
+              <w:end w:w="120" w:type="dxa"/>
+            </w:tcMar>
+            <w:vAlign w:val="center"/>
+          </w:tcPr>
+          <w:p>
+            <w:pPr>
+              <w:spacing w:after="0"/>
+            </w:pPr>
+            <w:r/>
+            <w:r>
+              <w:rPr>
+                <w:rFonts w:ascii="Arial Unicode MS" w:hAnsi="Arial Unicode MS" w:eastAsia="Arial Unicode MS" w:cs="Arial Unicode MS"/>
+                <w:b w:val="0"/>
+                <w:color w:val="25313B"/>
+                <w:sz w:val="17"/>
+              </w:rPr>
+              <w:t>通用封面</w:t>
+            </w:r>
+          </w:p>
+        </w:tc>
+        <w:tc>
+          <w:tcPr>
+            <w:tcW w:type="dxa" w:w="3900"/>
+            <w:tcMar>
+              <w:top w:w="80" w:type="dxa"/>
+              <w:start w:w="120" w:type="dxa"/>
+              <w:bottom w:w="80" w:type="dxa"/>
+              <w:end w:w="120" w:type="dxa"/>
+            </w:tcMar>
+            <w:vAlign w:val="center"/>
+          </w:tcPr>
+          <w:p>
+            <w:pPr>
+              <w:spacing w:after="0"/>
+            </w:pPr>
+            <w:r/>
+            <w:r>
+              <w:rPr>
+                <w:rFonts w:ascii="Arial Unicode MS" w:hAnsi="Arial Unicode MS" w:eastAsia="Arial Unicode MS" w:cs="Arial Unicode MS"/>
+                <w:b w:val="0"/>
+                <w:color w:val="25313B"/>
+                <w:sz w:val="17"/>
+              </w:rPr>
+              <w:t>说明交接与封存任务</w:t>
+            </w:r>
+          </w:p>
+        </w:tc>
+      </w:tr>
+      <w:tr>
+        <w:trPr>
+          <w:cantSplit/>
+        </w:trPr>
+        <w:tc>
+          <w:tcPr>
+            <w:tcW w:type="dxa" w:w="620"/>
+            <w:tcMar>
+              <w:top w:w="80" w:type="dxa"/>
+              <w:start w:w="120" w:type="dxa"/>
+              <w:bottom w:w="80" w:type="dxa"/>
+              <w:end w:w="120" w:type="dxa"/>
+            </w:tcMar>
+            <w:vAlign w:val="center"/>
+          </w:tcPr>
+          <w:p>
+            <w:pPr>
+              <w:spacing w:after="0"/>
+            </w:pPr>
+            <w:r/>
+            <w:r>
+              <w:rPr>
+                <w:rFonts w:ascii="Arial Unicode MS" w:hAnsi="Arial Unicode MS" w:eastAsia="Arial Unicode MS" w:cs="Arial Unicode MS"/>
+                <w:b w:val="0"/>
+                <w:color w:val="25313B"/>
+                <w:sz w:val="17"/>
+              </w:rPr>
+              <w:t>2</w:t>
+            </w:r>
+          </w:p>
+        </w:tc>
+        <w:tc>
+          <w:tcPr>
+            <w:tcW w:type="dxa" w:w="2050"/>
+            <w:tcMar>
+              <w:top w:w="80" w:type="dxa"/>
+              <w:start w:w="120" w:type="dxa"/>
+              <w:bottom w:w="80" w:type="dxa"/>
+              <w:end w:w="120" w:type="dxa"/>
+            </w:tcMar>
+            <w:vAlign w:val="center"/>
+          </w:tcPr>
+          <w:p>
+            <w:pPr>
+              <w:spacing w:after="0"/>
+            </w:pPr>
+            <w:r/>
+            <w:r>
+              <w:rPr>
+                <w:rFonts w:ascii="Arial Unicode MS" w:hAnsi="Arial Unicode MS" w:eastAsia="Arial Unicode MS" w:cs="Arial Unicode MS"/>
+                <w:b w:val="0"/>
+                <w:color w:val="25313B"/>
+                <w:sz w:val="17"/>
+              </w:rPr>
+              <w:t>为什么交接必须留痕</w:t>
+            </w:r>
+          </w:p>
+        </w:tc>
+        <w:tc>
+          <w:tcPr>
+            <w:tcW w:type="dxa" w:w="2790"/>
+            <w:tcMar>
+              <w:top w:w="80" w:type="dxa"/>
+              <w:start w:w="120" w:type="dxa"/>
+              <w:bottom w:w="80" w:type="dxa"/>
+              <w:end w:w="120" w:type="dxa"/>
+            </w:tcMar>
+            <w:vAlign w:val="center"/>
+          </w:tcPr>
+          <w:p>
+            <w:pPr>
+              <w:spacing w:after="0"/>
+            </w:pPr>
+            <w:r/>
+            <w:r>
+              <w:rPr>
+                <w:rFonts w:ascii="Arial Unicode MS" w:hAnsi="Arial Unicode MS" w:eastAsia="Arial Unicode MS" w:cs="Arial Unicode MS"/>
+                <w:b w:val="0"/>
+                <w:color w:val="25313B"/>
+                <w:sz w:val="17"/>
+              </w:rPr>
+              <w:t>通用导语</w:t>
+            </w:r>
+          </w:p>
+        </w:tc>
+        <w:tc>
+          <w:tcPr>
+            <w:tcW w:type="dxa" w:w="3900"/>
+            <w:tcMar>
+              <w:top w:w="80" w:type="dxa"/>
+              <w:start w:w="120" w:type="dxa"/>
+              <w:bottom w:w="80" w:type="dxa"/>
+              <w:end w:w="120" w:type="dxa"/>
+            </w:tcMar>
+            <w:vAlign w:val="center"/>
+          </w:tcPr>
+          <w:p>
+            <w:pPr>
+              <w:spacing w:after="0"/>
+            </w:pPr>
+            <w:r/>
+            <w:r>
+              <w:rPr>
+                <w:rFonts w:ascii="Arial Unicode MS" w:hAnsi="Arial Unicode MS" w:eastAsia="Arial Unicode MS" w:cs="Arial Unicode MS"/>
+                <w:b w:val="0"/>
+                <w:color w:val="25313B"/>
+                <w:sz w:val="17"/>
+              </w:rPr>
+              <w:t>说明同名文件不等于同一版本</w:t>
+            </w:r>
+          </w:p>
+        </w:tc>
+      </w:tr>
+      <w:tr>
+        <w:trPr>
+          <w:cantSplit/>
+        </w:trPr>
+        <w:tc>
+          <w:tcPr>
+            <w:tcW w:type="dxa" w:w="620"/>
+            <w:tcMar>
+              <w:top w:w="80" w:type="dxa"/>
+              <w:start w:w="120" w:type="dxa"/>
+              <w:bottom w:w="80" w:type="dxa"/>
+              <w:end w:w="120" w:type="dxa"/>
+            </w:tcMar>
+            <w:vAlign w:val="center"/>
+          </w:tcPr>
+          <w:p>
+            <w:pPr>
+              <w:spacing w:after="0"/>
+            </w:pPr>
+            <w:r/>
+            <w:r>
+              <w:rPr>
+                <w:rFonts w:ascii="Arial Unicode MS" w:hAnsi="Arial Unicode MS" w:eastAsia="Arial Unicode MS" w:cs="Arial Unicode MS"/>
+                <w:b w:val="0"/>
+                <w:color w:val="25313B"/>
+                <w:sz w:val="17"/>
+              </w:rPr>
+              <w:t>3</w:t>
+            </w:r>
+          </w:p>
+        </w:tc>
+        <w:tc>
+          <w:tcPr>
+            <w:tcW w:type="dxa" w:w="2050"/>
+            <w:tcMar>
+              <w:top w:w="80" w:type="dxa"/>
+              <w:start w:w="120" w:type="dxa"/>
+              <w:bottom w:w="80" w:type="dxa"/>
+              <w:end w:w="120" w:type="dxa"/>
+            </w:tcMar>
+            <w:vAlign w:val="center"/>
+          </w:tcPr>
+          <w:p>
+            <w:pPr>
+              <w:spacing w:after="0"/>
+            </w:pPr>
+            <w:r/>
+            <w:r>
+              <w:rPr>
+                <w:rFonts w:ascii="Arial Unicode MS" w:hAnsi="Arial Unicode MS" w:eastAsia="Arial Unicode MS" w:cs="Arial Unicode MS"/>
+                <w:b w:val="0"/>
+                <w:color w:val="25313B"/>
+                <w:sz w:val="17"/>
+              </w:rPr>
+              <w:t>交接四步检查</w:t>
+            </w:r>
+          </w:p>
+        </w:tc>
+        <w:tc>
+          <w:tcPr>
+            <w:tcW w:type="dxa" w:w="2790"/>
+            <w:tcMar>
+              <w:top w:w="80" w:type="dxa"/>
+              <w:start w:w="120" w:type="dxa"/>
+              <w:bottom w:w="80" w:type="dxa"/>
+              <w:end w:w="120" w:type="dxa"/>
+            </w:tcMar>
+            <w:vAlign w:val="center"/>
+          </w:tcPr>
+          <w:p>
+            <w:pPr>
+              <w:spacing w:after="0"/>
+            </w:pPr>
+            <w:r/>
+            <w:r>
+              <w:rPr>
+                <w:rFonts w:ascii="Arial Unicode MS" w:hAnsi="Arial Unicode MS" w:eastAsia="Arial Unicode MS" w:cs="Arial Unicode MS"/>
+                <w:b w:val="0"/>
+                <w:color w:val="25313B"/>
+                <w:sz w:val="17"/>
+              </w:rPr>
+              <w:t>穿心莲课型 · 咨询框架能力</w:t>
+            </w:r>
+          </w:p>
+        </w:tc>
+        <w:tc>
+          <w:tcPr>
+            <w:tcW w:type="dxa" w:w="3900"/>
+            <w:tcMar>
+              <w:top w:w="80" w:type="dxa"/>
+              <w:start w:w="120" w:type="dxa"/>
+              <w:bottom w:w="80" w:type="dxa"/>
+              <w:end w:w="120" w:type="dxa"/>
+            </w:tcMar>
+            <w:vAlign w:val="center"/>
+          </w:tcPr>
+          <w:p>
+            <w:pPr>
+              <w:spacing w:after="0"/>
+            </w:pPr>
+            <w:r/>
+            <w:r>
+              <w:rPr>
+                <w:rFonts w:ascii="Arial Unicode MS" w:hAnsi="Arial Unicode MS" w:eastAsia="Arial Unicode MS" w:cs="Arial Unicode MS"/>
+                <w:b w:val="0"/>
+                <w:color w:val="25313B"/>
+                <w:sz w:val="17"/>
+              </w:rPr>
+              <w:t>确认接收人、文件名、版本与回执</w:t>
+            </w:r>
+          </w:p>
+        </w:tc>
+      </w:tr>
+      <w:tr>
+        <w:trPr>
+          <w:cantSplit/>
+        </w:trPr>
+        <w:tc>
+          <w:tcPr>
+            <w:tcW w:type="dxa" w:w="620"/>
+            <w:tcMar>
+              <w:top w:w="80" w:type="dxa"/>
+              <w:start w:w="120" w:type="dxa"/>
+              <w:bottom w:w="80" w:type="dxa"/>
+              <w:end w:w="120" w:type="dxa"/>
+            </w:tcMar>
+            <w:vAlign w:val="center"/>
+          </w:tcPr>
+          <w:p>
+            <w:pPr>
+              <w:spacing w:after="0"/>
+            </w:pPr>
+            <w:r/>
+            <w:r>
+              <w:rPr>
+                <w:rFonts w:ascii="Arial Unicode MS" w:hAnsi="Arial Unicode MS" w:eastAsia="Arial Unicode MS" w:cs="Arial Unicode MS"/>
+                <w:b w:val="0"/>
+                <w:color w:val="25313B"/>
+                <w:sz w:val="17"/>
+              </w:rPr>
+              <w:t>4</w:t>
+            </w:r>
+          </w:p>
+        </w:tc>
+        <w:tc>
+          <w:tcPr>
+            <w:tcW w:type="dxa" w:w="2050"/>
+            <w:tcMar>
+              <w:top w:w="80" w:type="dxa"/>
+              <w:start w:w="120" w:type="dxa"/>
+              <w:bottom w:w="80" w:type="dxa"/>
+              <w:end w:w="120" w:type="dxa"/>
+            </w:tcMar>
+            <w:vAlign w:val="center"/>
+          </w:tcPr>
+          <w:p>
+            <w:pPr>
+              <w:spacing w:after="0"/>
+            </w:pPr>
+            <w:r/>
+            <w:r>
+              <w:rPr>
+                <w:rFonts w:ascii="Arial Unicode MS" w:hAnsi="Arial Unicode MS" w:eastAsia="Arial Unicode MS" w:cs="Arial Unicode MS"/>
+                <w:b w:val="0"/>
+                <w:color w:val="25313B"/>
+                <w:sz w:val="17"/>
+              </w:rPr>
+              <w:t>交接判定表</w:t>
+            </w:r>
+          </w:p>
+        </w:tc>
+        <w:tc>
+          <w:tcPr>
+            <w:tcW w:type="dxa" w:w="2790"/>
+            <w:tcMar>
+              <w:top w:w="80" w:type="dxa"/>
+              <w:start w:w="120" w:type="dxa"/>
+              <w:bottom w:w="80" w:type="dxa"/>
+              <w:end w:w="120" w:type="dxa"/>
+            </w:tcMar>
+            <w:vAlign w:val="center"/>
+          </w:tcPr>
+          <w:p>
+            <w:pPr>
+              <w:spacing w:after="0"/>
+            </w:pPr>
+            <w:r/>
+            <w:r>
+              <w:rPr>
+                <w:rFonts w:ascii="Arial Unicode MS" w:hAnsi="Arial Unicode MS" w:eastAsia="Arial Unicode MS" w:cs="Arial Unicode MS"/>
+                <w:b w:val="0"/>
+                <w:color w:val="25313B"/>
+                <w:sz w:val="17"/>
+              </w:rPr>
+              <w:t>通用总结</w:t>
+            </w:r>
+          </w:p>
+        </w:tc>
+        <w:tc>
+          <w:tcPr>
+            <w:tcW w:type="dxa" w:w="3900"/>
+            <w:tcMar>
+              <w:top w:w="80" w:type="dxa"/>
+              <w:start w:w="120" w:type="dxa"/>
+              <w:bottom w:w="80" w:type="dxa"/>
+              <w:end w:w="120" w:type="dxa"/>
+            </w:tcMar>
+            <w:vAlign w:val="center"/>
+          </w:tcPr>
+          <w:p>
+            <w:pPr>
+              <w:spacing w:after="0"/>
+            </w:pPr>
+            <w:r/>
+            <w:r>
+              <w:rPr>
+                <w:rFonts w:ascii="Arial Unicode MS" w:hAnsi="Arial Unicode MS" w:eastAsia="Arial Unicode MS" w:cs="Arial Unicode MS"/>
+                <w:b w:val="0"/>
+                <w:color w:val="25313B"/>
+                <w:sz w:val="17"/>
+              </w:rPr>
+              <w:t>区分可接收、需复核与需退回</w:t>
+            </w:r>
+          </w:p>
+        </w:tc>
+      </w:tr>
+      <w:tr>
+        <w:trPr>
+          <w:cantSplit/>
+        </w:trPr>
+        <w:tc>
+          <w:tcPr>
+            <w:tcW w:type="dxa" w:w="620"/>
+            <w:tcMar>
+              <w:top w:w="80" w:type="dxa"/>
+              <w:start w:w="120" w:type="dxa"/>
+              <w:bottom w:w="80" w:type="dxa"/>
+              <w:end w:w="120" w:type="dxa"/>
+            </w:tcMar>
+            <w:vAlign w:val="center"/>
+          </w:tcPr>
+          <w:p>
+            <w:pPr>
+              <w:spacing w:after="0"/>
+            </w:pPr>
+            <w:r/>
+            <w:r>
+              <w:rPr>
+                <w:rFonts w:ascii="Arial Unicode MS" w:hAnsi="Arial Unicode MS" w:eastAsia="Arial Unicode MS" w:cs="Arial Unicode MS"/>
+                <w:b w:val="0"/>
+                <w:color w:val="25313B"/>
+                <w:sz w:val="17"/>
+              </w:rPr>
+              <w:t>5</w:t>
+            </w:r>
+          </w:p>
+        </w:tc>
+        <w:tc>
+          <w:tcPr>
+            <w:tcW w:type="dxa" w:w="2050"/>
+            <w:tcMar>
+              <w:top w:w="80" w:type="dxa"/>
+              <w:start w:w="120" w:type="dxa"/>
+              <w:bottom w:w="80" w:type="dxa"/>
+              <w:end w:w="120" w:type="dxa"/>
+            </w:tcMar>
+            <w:vAlign w:val="center"/>
+          </w:tcPr>
+          <w:p>
+            <w:pPr>
+              <w:spacing w:after="0"/>
+            </w:pPr>
+            <w:r/>
+            <w:r>
+              <w:rPr>
+                <w:rFonts w:ascii="Arial Unicode MS" w:hAnsi="Arial Unicode MS" w:eastAsia="Arial Unicode MS" w:cs="Arial Unicode MS"/>
+                <w:b w:val="0"/>
+                <w:color w:val="25313B"/>
+                <w:sz w:val="17"/>
+              </w:rPr>
+              <w:t>最终封存凭证</w:t>
+            </w:r>
+          </w:p>
+        </w:tc>
+        <w:tc>
+          <w:tcPr>
+            <w:tcW w:type="dxa" w:w="2790"/>
+            <w:tcMar>
+              <w:top w:w="80" w:type="dxa"/>
+              <w:start w:w="120" w:type="dxa"/>
+              <w:bottom w:w="80" w:type="dxa"/>
+              <w:end w:w="120" w:type="dxa"/>
+            </w:tcMar>
+            <w:vAlign w:val="center"/>
+          </w:tcPr>
+          <w:p>
+            <w:pPr>
+              <w:spacing w:after="0"/>
+            </w:pPr>
+            <w:r/>
+            <w:r>
+              <w:rPr>
+                <w:rFonts w:ascii="Arial Unicode MS" w:hAnsi="Arial Unicode MS" w:eastAsia="Arial Unicode MS" w:cs="Arial Unicode MS"/>
+                <w:b w:val="0"/>
+                <w:color w:val="25313B"/>
+                <w:sz w:val="17"/>
+              </w:rPr>
+              <w:t>速福达课型 · 证据阶梯能力</w:t>
+            </w:r>
+          </w:p>
+        </w:tc>
+        <w:tc>
+          <w:tcPr>
+            <w:tcW w:type="dxa" w:w="3900"/>
+            <w:tcMar>
+              <w:top w:w="80" w:type="dxa"/>
+              <w:start w:w="120" w:type="dxa"/>
+              <w:bottom w:w="80" w:type="dxa"/>
+              <w:end w:w="120" w:type="dxa"/>
+            </w:tcMar>
+            <w:vAlign w:val="center"/>
+          </w:tcPr>
+          <w:p>
+            <w:pPr>
+              <w:spacing w:after="0"/>
+            </w:pPr>
+            <w:r/>
+            <w:r>
+              <w:rPr>
+                <w:rFonts w:ascii="Arial Unicode MS" w:hAnsi="Arial Unicode MS" w:eastAsia="Arial Unicode MS" w:cs="Arial Unicode MS"/>
+                <w:b w:val="0"/>
+                <w:color w:val="25313B"/>
+                <w:sz w:val="17"/>
+              </w:rPr>
+              <w:t>保存清单、文件哈希与验收结果</w:t>
+            </w:r>
+          </w:p>
+        </w:tc>
+      </w:tr>
+    </w:tbl>
+    <w:p/>
+    <w:tbl>
+      <w:tblPr>
+        <w:tblW w:type="dxa" w:w="9360"/>
+        <w:tblLayout w:type="fixed"/>
+        <w:tblLook w:firstColumn="1" w:firstRow="1" w:lastColumn="0" w:lastRow="0" w:noHBand="0" w:noVBand="1" w:val="04A0"/>
+        <w:tblInd w:w="120" w:type="dxa"/>
+      </w:tblPr>
+      <w:tblGrid>
+        <w:gridCol w:w="9360"/>
+      </w:tblGrid>
+      <w:tr>
+        <w:trPr>
+          <w:cantSplit/>
+        </w:trPr>
+        <w:tc>
+          <w:tcPr>
+            <w:tcW w:type="dxa" w:w="9360"/>
+            <w:tcMar>
+              <w:top w:w="80" w:type="dxa"/>
+              <w:start w:w="120" w:type="dxa"/>
+              <w:bottom w:w="80" w:type="dxa"/>
+              <w:end w:w="120" w:type="dxa"/>
+            </w:tcMar>
+            <w:vAlign w:val="center"/>
+            <w:shd w:fill="EAF3F8"/>
+          </w:tcPr>
+          <w:p>
+            <w:pPr>
+              <w:spacing w:after="0"/>
+            </w:pPr>
+            <w:r>
+              <w:rPr>
+                <w:rFonts w:ascii="Arial Unicode MS" w:hAnsi="Arial Unicode MS" w:eastAsia="Arial Unicode MS" w:cs="Arial Unicode MS"/>
+                <w:b/>
+                <w:color w:val="1F4661"/>
+                <w:sz w:val="21"/>
+              </w:rPr>
+              <w:t xml:space="preserve">统一视觉  </w:t>
+            </w:r>
+            <w:r>
+              <w:rPr>
+                <w:rFonts w:ascii="Arial Unicode MS" w:hAnsi="Arial Unicode MS" w:eastAsia="Arial Unicode MS" w:cs="Arial Unicode MS"/>
+                <w:b w:val="0"/>
+                <w:color w:val="25313B"/>
+                <w:sz w:val="21"/>
+              </w:rPr>
+              <w:t>整份只锁一套浅蓝商品培训视觉。来源只解释页签能力血缘，不带入来源课件的文案、包装、原图、母版或配色。</w:t>
+            </w:r>
+          </w:p>
+        </w:tc>
+      </w:tr>
+    </w:tbl>
     <w:sectPr>
+      <w:headerReference w:type="default" r:id="rId9"/>
+      <w:footerReference w:type="default" r:id="rId10"/>
       <w:pgSz w:w="12240" w:h="15840"/>
-      <w:pgMar w:top="1440" w:right="1800" w:bottom="1440" w:left="1800" w:header="720" w:footer="720" w:gutter="0"/>
+      <w:pgMar w:top="1440" w:right="1440" w:bottom="1440" w:left="1440" w:header="708" w:footer="708" w:gutter="0"/>
       <w:cols w:space="720"/>
       <w:docGrid w:linePitch="360"/>
     </w:sectPr>
   </w:body>
 </w:document>
+</file>
+
+<file path=word/footer1.xml><?xml version="1.0" encoding="utf-8"?>
+<w:ftr xmlns:m="http://schemas.openxmlformats.org/officeDocument/2006/math" xmlns:mc="http://schemas.openxmlformats.org/markup-compatibility/2006" xmlns:mo="http://schemas.microsoft.com/office/mac/office/2008/main" xmlns:mv="urn:schemas-microsoft-com:mac:vml" xmlns:o="urn:schemas-microsoft-com:office:office" xmlns:r="http://schemas.openxmlformats.org/officeDocument/2006/relationships" xmlns:v="urn:schemas-microsoft-com:vml" xmlns:w10="urn:schemas-microsoft-com:office:word" xmlns:w14="http://schemas.microsoft.com/office/word/2010/wordml" xmlns:w="http://schemas.openxmlformats.org/wordprocessingml/2006/main" xmlns:wne="http://schemas.microsoft.com/office/word/2006/wordml" xmlns:wp14="http://schemas.microsoft.com/office/word/2010/wordprocessingDrawing" xmlns:wp="http://schemas.openxmlformats.org/drawingml/2006/wordprocessingDrawing" xmlns:wpc="http://schemas.microsoft.com/office/word/2010/wordprocessingCanvas" xmlns:wpg="http://schemas.microsoft.com/office/word/2010/wordprocessingGroup" xmlns:wpi="http://schemas.microsoft.com/office/word/2010/wordprocessingInk" xmlns:wps="http://schemas.microsoft.com/office/word/2010/wordprocessingShape" mc:Ignorable="w14 wp14">
+  <w:p>
+    <w:pPr>
+      <w:pStyle w:val="Footer"/>
+      <w:jc w:val="center"/>
+    </w:pPr>
+    <w:r>
+      <w:rPr>
+        <w:rFonts w:ascii="Arial Unicode MS" w:hAnsi="Arial Unicode MS" w:eastAsia="Arial Unicode MS" w:cs="Arial Unicode MS"/>
+        <w:b w:val="0"/>
+        <w:color w:val="677682"/>
+        <w:sz w:val="17"/>
+      </w:rPr>
+      <w:t>业务提交用｜灵活构件商品培训 PPT</w:t>
+    </w:r>
+  </w:p>
+</w:ftr>
+</file>
+
+<file path=word/header1.xml><?xml version="1.0" encoding="utf-8"?>
+<w:hdr xmlns:m="http://schemas.openxmlformats.org/officeDocument/2006/math" xmlns:mc="http://schemas.openxmlformats.org/markup-compatibility/2006" xmlns:mo="http://schemas.microsoft.com/office/mac/office/2008/main" xmlns:mv="urn:schemas-microsoft-com:mac:vml" xmlns:o="urn:schemas-microsoft-com:office:office" xmlns:r="http://schemas.openxmlformats.org/officeDocument/2006/relationships" xmlns:v="urn:schemas-microsoft-com:vml" xmlns:w10="urn:schemas-microsoft-com:office:word" xmlns:w14="http://schemas.microsoft.com/office/word/2010/wordml" xmlns:w="http://schemas.openxmlformats.org/wordprocessingml/2006/main" xmlns:wne="http://schemas.microsoft.com/office/word/2006/wordml" xmlns:wp14="http://schemas.microsoft.com/office/word/2010/wordprocessingDrawing" xmlns:wp="http://schemas.openxmlformats.org/drawingml/2006/wordprocessingDrawing" xmlns:wpc="http://schemas.microsoft.com/office/word/2010/wordprocessingCanvas" xmlns:wpg="http://schemas.microsoft.com/office/word/2010/wordprocessingGroup" xmlns:wpi="http://schemas.microsoft.com/office/word/2010/wordprocessingInk" xmlns:wps="http://schemas.microsoft.com/office/word/2010/wordprocessingShape" mc:Ignorable="w14 wp14">
+  <w:p>
+    <w:pPr>
+      <w:pStyle w:val="Header"/>
+      <w:jc w:val="right"/>
+    </w:pPr>
+    <w:r>
+      <w:rPr>
+        <w:rFonts w:ascii="Arial Unicode MS" w:hAnsi="Arial Unicode MS" w:eastAsia="Arial Unicode MS" w:cs="Arial Unicode MS"/>
+        <w:b w:val="0"/>
+        <w:color w:val="677682"/>
+        <w:sz w:val="17"/>
+      </w:rPr>
+      <w:t>填写参考</w:t>
+    </w:r>
+  </w:p>
+</w:hdr>
 </file>
 
 <file path=word/numbering.xml><?xml version="1.0" encoding="utf-8"?>
@@ -518,6 +5247,14 @@
     <w:name w:val="Normal"/>
     <w:qFormat/>
     <w:rsid w:val="00FC693F"/>
+    <w:pPr>
+      <w:spacing w:after="120" w:line="300" w:lineRule="auto"/>
+    </w:pPr>
+    <w:rPr>
+      <w:rFonts w:ascii="Arial Unicode MS" w:hAnsi="Arial Unicode MS" w:eastAsia="Arial Unicode MS" w:cs="Arial Unicode MS"/>
+      <w:color w:val="25313B"/>
+      <w:sz w:val="22"/>
+    </w:rPr>
   </w:style>
   <w:style w:type="paragraph" w:styleId="Header">
     <w:name w:val="header"/>
@@ -574,15 +5311,15 @@
     <w:pPr>
       <w:keepNext/>
       <w:keepLines/>
-      <w:spacing w:before="480" w:after="0"/>
+      <w:spacing w:before="360" w:after="200"/>
       <w:outlineLvl w:val="0"/>
     </w:pPr>
     <w:rPr>
-      <w:rFonts w:asciiTheme="majorHAnsi" w:eastAsiaTheme="majorEastAsia" w:hAnsiTheme="majorHAnsi" w:cstheme="majorBidi"/>
+      <w:rFonts w:asciiTheme="majorHAnsi" w:eastAsiaTheme="majorEastAsia" w:hAnsiTheme="majorHAnsi" w:cstheme="majorBidi" w:ascii="Arial Unicode MS" w:hAnsi="Arial Unicode MS" w:eastAsia="Arial Unicode MS" w:cs="Arial Unicode MS"/>
       <w:b/>
       <w:bCs/>
-      <w:color w:val="365F91" w:themeColor="accent1" w:themeShade="BF"/>
-      <w:sz w:val="28"/>
+      <w:color w:val="2F5D7C"/>
+      <w:sz w:val="32"/>
       <w:szCs w:val="28"/>
     </w:rPr>
   </w:style>
@@ -598,14 +5335,14 @@
     <w:pPr>
       <w:keepNext/>
       <w:keepLines/>
-      <w:spacing w:before="200" w:after="0"/>
+      <w:spacing w:before="280" w:after="140"/>
       <w:outlineLvl w:val="1"/>
     </w:pPr>
     <w:rPr>
-      <w:rFonts w:asciiTheme="majorHAnsi" w:eastAsiaTheme="majorEastAsia" w:hAnsiTheme="majorHAnsi" w:cstheme="majorBidi"/>
+      <w:rFonts w:asciiTheme="majorHAnsi" w:eastAsiaTheme="majorEastAsia" w:hAnsiTheme="majorHAnsi" w:cstheme="majorBidi" w:ascii="Arial Unicode MS" w:hAnsi="Arial Unicode MS" w:eastAsia="Arial Unicode MS" w:cs="Arial Unicode MS"/>
       <w:b/>
       <w:bCs/>
-      <w:color w:val="4F81BD" w:themeColor="accent1"/>
+      <w:color w:val="1F4661"/>
       <w:sz w:val="26"/>
       <w:szCs w:val="26"/>
     </w:rPr>
@@ -622,14 +5359,15 @@
     <w:pPr>
       <w:keepNext/>
       <w:keepLines/>
-      <w:spacing w:before="200" w:after="0"/>
+      <w:spacing w:before="200" w:after="100"/>
       <w:outlineLvl w:val="2"/>
     </w:pPr>
     <w:rPr>
-      <w:rFonts w:asciiTheme="majorHAnsi" w:eastAsiaTheme="majorEastAsia" w:hAnsiTheme="majorHAnsi" w:cstheme="majorBidi"/>
+      <w:rFonts w:asciiTheme="majorHAnsi" w:eastAsiaTheme="majorEastAsia" w:hAnsiTheme="majorHAnsi" w:cstheme="majorBidi" w:ascii="Arial Unicode MS" w:hAnsi="Arial Unicode MS" w:eastAsia="Arial Unicode MS" w:cs="Arial Unicode MS"/>
       <w:b/>
       <w:bCs/>
-      <w:color w:val="4F81BD" w:themeColor="accent1"/>
+      <w:color w:val="1F4661"/>
+      <w:sz w:val="24"/>
     </w:rPr>
   </w:style>
   <w:style w:type="paragraph" w:styleId="Heading4">
